--- a/Assignment 36.docx
+++ b/Assignment 36.docx
@@ -21,15 +21,6 @@
     </w:p>
     <w:p>
       <w:pPr>
-        <w:rPr>
-          <w:sz w:val="28"/>
-          <w:szCs w:val="28"/>
-          <w:lang w:val="en-US"/>
-        </w:rPr>
-      </w:pPr>
-    </w:p>
-    <w:p>
-      <w:pPr>
         <w:pStyle w:val="ListParagraph"/>
         <w:numPr>
           <w:ilvl w:val="0"/>
@@ -76,6 +67,7 @@
         </w:rPr>
         <w:t xml:space="preserve">hat is </w:t>
       </w:r>
+      <w:proofErr w:type="gramStart"/>
       <w:r>
         <w:rPr>
           <w:rFonts w:ascii="Calibri" w:eastAsia="Times New Roman" w:hAnsi="Calibri" w:cs="Calibri"/>
@@ -102,8 +94,9 @@
           <w:lang w:eastAsia="en-IN"/>
           <w14:ligatures w14:val="none"/>
         </w:rPr>
-        <w:t xml:space="preserve">  and use of </w:t>
-      </w:r>
+        <w:t xml:space="preserve">  and</w:t>
+      </w:r>
+      <w:proofErr w:type="gramEnd"/>
       <w:r>
         <w:rPr>
           <w:rFonts w:ascii="Calibri" w:eastAsia="Times New Roman" w:hAnsi="Calibri" w:cs="Calibri"/>
@@ -116,7 +109,7 @@
           <w:lang w:eastAsia="en-IN"/>
           <w14:ligatures w14:val="none"/>
         </w:rPr>
-        <w:t>LUW</w:t>
+        <w:t xml:space="preserve"> use of </w:t>
       </w:r>
       <w:r>
         <w:rPr>
@@ -130,320 +123,9 @@
           <w:lang w:eastAsia="en-IN"/>
           <w14:ligatures w14:val="none"/>
         </w:rPr>
-        <w:t>?</w:t>
-      </w:r>
-    </w:p>
-    <w:p>
-      <w:pPr>
-        <w:pStyle w:val="ListParagraph"/>
-        <w:numPr>
-          <w:ilvl w:val="0"/>
-          <w:numId w:val="2"/>
-        </w:numPr>
-        <w:spacing w:after="0" w:line="240" w:lineRule="auto"/>
-        <w:rPr>
-          <w:rFonts w:ascii="Calibri" w:eastAsia="Times New Roman" w:hAnsi="Calibri" w:cs="Calibri"/>
-          <w:color w:val="000000"/>
-          <w:kern w:val="0"/>
-          <w:sz w:val="28"/>
-          <w:szCs w:val="28"/>
-          <w:lang w:eastAsia="en-IN"/>
-          <w14:ligatures w14:val="none"/>
-        </w:rPr>
-      </w:pPr>
-      <w:r>
-        <w:rPr>
-          <w:rFonts w:ascii="Calibri" w:eastAsia="Times New Roman" w:hAnsi="Calibri" w:cs="Calibri"/>
-          <w:color w:val="000000"/>
-          <w:kern w:val="0"/>
-          <w:sz w:val="28"/>
-          <w:szCs w:val="28"/>
-          <w:lang w:val="en-US" w:eastAsia="en-IN"/>
-          <w14:ligatures w14:val="none"/>
-        </w:rPr>
-        <w:t>LUW(Logical Unit of Work).</w:t>
-      </w:r>
-    </w:p>
-    <w:p>
-      <w:pPr>
-        <w:pStyle w:val="ListParagraph"/>
-        <w:numPr>
-          <w:ilvl w:val="0"/>
-          <w:numId w:val="2"/>
-        </w:numPr>
-        <w:spacing w:after="0" w:line="240" w:lineRule="auto"/>
-        <w:rPr>
-          <w:rFonts w:ascii="Calibri" w:eastAsia="Times New Roman" w:hAnsi="Calibri" w:cs="Calibri"/>
-          <w:color w:val="000000"/>
-          <w:kern w:val="0"/>
-          <w:sz w:val="28"/>
-          <w:szCs w:val="28"/>
-          <w:lang w:eastAsia="en-IN"/>
-          <w14:ligatures w14:val="none"/>
-        </w:rPr>
-      </w:pPr>
-      <w:r>
-        <w:rPr>
-          <w:rFonts w:ascii="Calibri" w:eastAsia="Times New Roman" w:hAnsi="Calibri" w:cs="Calibri"/>
-          <w:color w:val="000000"/>
-          <w:kern w:val="0"/>
-          <w:sz w:val="28"/>
-          <w:szCs w:val="28"/>
-          <w:lang w:eastAsia="en-IN"/>
-          <w14:ligatures w14:val="none"/>
-        </w:rPr>
-        <w:t>An LUW (Logical Unit of Work) is a sequence of related database operations that are treated as one logical transaction.</w:t>
-      </w:r>
-    </w:p>
-    <w:p>
-      <w:pPr>
-        <w:pStyle w:val="ListParagraph"/>
-        <w:numPr>
-          <w:ilvl w:val="0"/>
-          <w:numId w:val="2"/>
-        </w:numPr>
-        <w:spacing w:after="0" w:line="240" w:lineRule="auto"/>
-        <w:rPr>
-          <w:rFonts w:ascii="Calibri" w:eastAsia="Times New Roman" w:hAnsi="Calibri" w:cs="Calibri"/>
-          <w:color w:val="000000"/>
-          <w:kern w:val="0"/>
-          <w:sz w:val="28"/>
-          <w:szCs w:val="28"/>
-          <w:lang w:eastAsia="en-IN"/>
-          <w14:ligatures w14:val="none"/>
-        </w:rPr>
-      </w:pPr>
-      <w:r>
-        <w:rPr>
-          <w:rFonts w:ascii="Calibri" w:eastAsia="Times New Roman" w:hAnsi="Calibri" w:cs="Calibri"/>
-          <w:color w:val="000000"/>
-          <w:kern w:val="0"/>
-          <w:sz w:val="28"/>
-          <w:szCs w:val="28"/>
-          <w:lang w:eastAsia="en-IN"/>
-          <w14:ligatures w14:val="none"/>
-        </w:rPr>
-        <w:t>It ensures that either all database changes are saved successfully or none of them are saved.</w:t>
-      </w:r>
-    </w:p>
-    <w:p>
-      <w:pPr>
-        <w:pStyle w:val="ListParagraph"/>
-        <w:numPr>
-          <w:ilvl w:val="0"/>
-          <w:numId w:val="2"/>
-        </w:numPr>
-        <w:spacing w:after="0"/>
-        <w:rPr>
-          <w:rFonts w:ascii="Calibri" w:eastAsia="Times New Roman" w:hAnsi="Calibri" w:cs="Calibri"/>
-          <w:color w:val="000000"/>
-          <w:kern w:val="0"/>
-          <w:sz w:val="28"/>
-          <w:szCs w:val="28"/>
-          <w:lang w:eastAsia="en-IN"/>
-          <w14:ligatures w14:val="none"/>
-        </w:rPr>
-      </w:pPr>
-      <w:r>
-        <w:rPr>
-          <w:rFonts w:ascii="Calibri" w:eastAsia="Times New Roman" w:hAnsi="Calibri" w:cs="Calibri"/>
-          <w:color w:val="000000"/>
-          <w:kern w:val="0"/>
-          <w:sz w:val="28"/>
-          <w:szCs w:val="28"/>
-          <w:lang w:eastAsia="en-IN"/>
-          <w14:ligatures w14:val="none"/>
-        </w:rPr>
-        <w:t>LUW is used to maintain:</w:t>
-      </w:r>
-    </w:p>
-    <w:p>
-      <w:pPr>
-        <w:pStyle w:val="ListParagraph"/>
-        <w:numPr>
-          <w:ilvl w:val="0"/>
-          <w:numId w:val="4"/>
-        </w:numPr>
-        <w:spacing w:after="0"/>
-        <w:rPr>
-          <w:rFonts w:ascii="Calibri" w:eastAsia="Times New Roman" w:hAnsi="Calibri" w:cs="Calibri"/>
-          <w:color w:val="000000"/>
-          <w:kern w:val="0"/>
-          <w:sz w:val="28"/>
-          <w:szCs w:val="28"/>
-          <w:lang w:eastAsia="en-IN"/>
-          <w14:ligatures w14:val="none"/>
-        </w:rPr>
-      </w:pPr>
-      <w:r>
-        <w:rPr>
-          <w:rFonts w:ascii="Calibri" w:eastAsia="Times New Roman" w:hAnsi="Calibri" w:cs="Calibri"/>
-          <w:color w:val="000000"/>
-          <w:kern w:val="0"/>
-          <w:sz w:val="28"/>
-          <w:szCs w:val="28"/>
-          <w:lang w:eastAsia="en-IN"/>
-          <w14:ligatures w14:val="none"/>
-        </w:rPr>
-        <w:t xml:space="preserve">Data consistency </w:t>
-      </w:r>
-    </w:p>
-    <w:p>
-      <w:pPr>
-        <w:pStyle w:val="ListParagraph"/>
-        <w:numPr>
-          <w:ilvl w:val="0"/>
-          <w:numId w:val="4"/>
-        </w:numPr>
-        <w:spacing w:after="0"/>
-        <w:rPr>
-          <w:rFonts w:ascii="Calibri" w:eastAsia="Times New Roman" w:hAnsi="Calibri" w:cs="Calibri"/>
-          <w:color w:val="000000"/>
-          <w:kern w:val="0"/>
-          <w:sz w:val="28"/>
-          <w:szCs w:val="28"/>
-          <w:lang w:eastAsia="en-IN"/>
-          <w14:ligatures w14:val="none"/>
-        </w:rPr>
-      </w:pPr>
-      <w:r>
-        <w:rPr>
-          <w:rFonts w:ascii="Calibri" w:eastAsia="Times New Roman" w:hAnsi="Calibri" w:cs="Calibri"/>
-          <w:color w:val="000000"/>
-          <w:kern w:val="0"/>
-          <w:sz w:val="28"/>
-          <w:szCs w:val="28"/>
-          <w:lang w:eastAsia="en-IN"/>
-          <w14:ligatures w14:val="none"/>
-        </w:rPr>
-        <w:t xml:space="preserve">Data integrity </w:t>
-      </w:r>
-    </w:p>
-    <w:p>
-      <w:pPr>
-        <w:pStyle w:val="ListParagraph"/>
-        <w:numPr>
-          <w:ilvl w:val="0"/>
-          <w:numId w:val="4"/>
-        </w:numPr>
-        <w:spacing w:after="0"/>
-        <w:rPr>
-          <w:rFonts w:ascii="Calibri" w:eastAsia="Times New Roman" w:hAnsi="Calibri" w:cs="Calibri"/>
-          <w:color w:val="000000"/>
-          <w:kern w:val="0"/>
-          <w:sz w:val="28"/>
-          <w:szCs w:val="28"/>
-          <w:lang w:eastAsia="en-IN"/>
-          <w14:ligatures w14:val="none"/>
-        </w:rPr>
-      </w:pPr>
-      <w:r>
-        <w:rPr>
-          <w:rFonts w:ascii="Calibri" w:eastAsia="Times New Roman" w:hAnsi="Calibri" w:cs="Calibri"/>
-          <w:color w:val="000000"/>
-          <w:kern w:val="0"/>
-          <w:sz w:val="28"/>
-          <w:szCs w:val="28"/>
-          <w:lang w:eastAsia="en-IN"/>
-          <w14:ligatures w14:val="none"/>
-        </w:rPr>
-        <w:t xml:space="preserve">Transaction reliability </w:t>
-      </w:r>
-    </w:p>
-    <w:p>
-      <w:pPr>
-        <w:pStyle w:val="ListParagraph"/>
-        <w:numPr>
-          <w:ilvl w:val="0"/>
-          <w:numId w:val="4"/>
-        </w:numPr>
-        <w:spacing w:after="0"/>
-        <w:rPr>
-          <w:rFonts w:ascii="Calibri" w:eastAsia="Times New Roman" w:hAnsi="Calibri" w:cs="Calibri"/>
-          <w:color w:val="000000"/>
-          <w:kern w:val="0"/>
-          <w:sz w:val="28"/>
-          <w:szCs w:val="28"/>
-          <w:lang w:eastAsia="en-IN"/>
-          <w14:ligatures w14:val="none"/>
-        </w:rPr>
-      </w:pPr>
-      <w:r>
-        <w:rPr>
-          <w:rFonts w:ascii="Calibri" w:eastAsia="Times New Roman" w:hAnsi="Calibri" w:cs="Calibri"/>
-          <w:color w:val="000000"/>
-          <w:kern w:val="0"/>
-          <w:sz w:val="28"/>
-          <w:szCs w:val="28"/>
-          <w:lang w:eastAsia="en-IN"/>
-          <w14:ligatures w14:val="none"/>
-        </w:rPr>
-        <w:t>It prevents partial updates to the database.</w:t>
-      </w:r>
-    </w:p>
-    <w:p>
-      <w:pPr>
-        <w:pStyle w:val="ListParagraph"/>
-        <w:numPr>
-          <w:ilvl w:val="0"/>
-          <w:numId w:val="2"/>
-        </w:numPr>
-        <w:spacing w:after="0" w:line="240" w:lineRule="auto"/>
-        <w:rPr>
-          <w:rFonts w:ascii="Calibri" w:eastAsia="Times New Roman" w:hAnsi="Calibri" w:cs="Calibri"/>
-          <w:color w:val="000000"/>
-          <w:kern w:val="0"/>
-          <w:sz w:val="28"/>
-          <w:szCs w:val="28"/>
-          <w:lang w:eastAsia="en-IN"/>
-          <w14:ligatures w14:val="none"/>
-        </w:rPr>
-      </w:pPr>
-      <w:r>
-        <w:rPr>
-          <w:rFonts w:ascii="Calibri" w:eastAsia="Times New Roman" w:hAnsi="Calibri" w:cs="Calibri"/>
-          <w:color w:val="000000"/>
-          <w:kern w:val="0"/>
-          <w:sz w:val="28"/>
-          <w:szCs w:val="28"/>
-          <w:lang w:eastAsia="en-IN"/>
-          <w14:ligatures w14:val="none"/>
-        </w:rPr>
-        <w:t>Types of LUW</w:t>
-      </w:r>
-      <w:r>
-        <w:rPr>
-          <w:rFonts w:ascii="Calibri" w:eastAsia="Times New Roman" w:hAnsi="Calibri" w:cs="Calibri"/>
-          <w:color w:val="000000"/>
-          <w:kern w:val="0"/>
-          <w:sz w:val="28"/>
-          <w:szCs w:val="28"/>
-          <w:lang w:eastAsia="en-IN"/>
-          <w14:ligatures w14:val="none"/>
-        </w:rPr>
-        <w:t>(2):</w:t>
-      </w:r>
-      <w:r>
-        <w:rPr>
-          <w:rFonts w:ascii="Calibri" w:eastAsia="Times New Roman" w:hAnsi="Calibri" w:cs="Calibri"/>
-          <w:color w:val="000000"/>
-          <w:kern w:val="0"/>
-          <w:sz w:val="28"/>
-          <w:szCs w:val="28"/>
-          <w:lang w:eastAsia="en-IN"/>
-          <w14:ligatures w14:val="none"/>
-        </w:rPr>
-        <w:br/>
-      </w:r>
-    </w:p>
-    <w:p>
-      <w:pPr>
-        <w:pStyle w:val="ListParagraph"/>
-        <w:numPr>
-          <w:ilvl w:val="0"/>
-          <w:numId w:val="2"/>
-        </w:numPr>
-        <w:spacing w:after="0" w:line="240" w:lineRule="auto"/>
+        <w:t>LUW</w:t>
+      </w:r>
+      <w:r>
         <w:rPr>
           <w:rFonts w:ascii="Calibri" w:eastAsia="Times New Roman" w:hAnsi="Calibri" w:cs="Calibri"/>
           <w:b/>
@@ -455,8 +137,360 @@
           <w:lang w:eastAsia="en-IN"/>
           <w14:ligatures w14:val="none"/>
         </w:rPr>
-      </w:pPr>
-      <w:r>
+        <w:t>?</w:t>
+      </w:r>
+    </w:p>
+    <w:p>
+      <w:pPr>
+        <w:pStyle w:val="ListParagraph"/>
+        <w:numPr>
+          <w:ilvl w:val="0"/>
+          <w:numId w:val="2"/>
+        </w:numPr>
+        <w:spacing w:after="0" w:line="240" w:lineRule="auto"/>
+        <w:rPr>
+          <w:rFonts w:ascii="Calibri" w:eastAsia="Times New Roman" w:hAnsi="Calibri" w:cs="Calibri"/>
+          <w:color w:val="000000"/>
+          <w:kern w:val="0"/>
+          <w:sz w:val="28"/>
+          <w:szCs w:val="28"/>
+          <w:lang w:eastAsia="en-IN"/>
+          <w14:ligatures w14:val="none"/>
+        </w:rPr>
+      </w:pPr>
+      <w:proofErr w:type="gramStart"/>
+      <w:r>
+        <w:rPr>
+          <w:rFonts w:ascii="Calibri" w:eastAsia="Times New Roman" w:hAnsi="Calibri" w:cs="Calibri"/>
+          <w:color w:val="000000"/>
+          <w:kern w:val="0"/>
+          <w:sz w:val="28"/>
+          <w:szCs w:val="28"/>
+          <w:lang w:val="en-US" w:eastAsia="en-IN"/>
+          <w14:ligatures w14:val="none"/>
+        </w:rPr>
+        <w:t>LUW(</w:t>
+      </w:r>
+      <w:proofErr w:type="gramEnd"/>
+      <w:r>
+        <w:rPr>
+          <w:rFonts w:ascii="Calibri" w:eastAsia="Times New Roman" w:hAnsi="Calibri" w:cs="Calibri"/>
+          <w:color w:val="000000"/>
+          <w:kern w:val="0"/>
+          <w:sz w:val="28"/>
+          <w:szCs w:val="28"/>
+          <w:lang w:val="en-US" w:eastAsia="en-IN"/>
+          <w14:ligatures w14:val="none"/>
+        </w:rPr>
+        <w:t>Logical Unit of Work).</w:t>
+      </w:r>
+    </w:p>
+    <w:p>
+      <w:pPr>
+        <w:pStyle w:val="ListParagraph"/>
+        <w:numPr>
+          <w:ilvl w:val="0"/>
+          <w:numId w:val="2"/>
+        </w:numPr>
+        <w:spacing w:after="0" w:line="240" w:lineRule="auto"/>
+        <w:rPr>
+          <w:rFonts w:ascii="Calibri" w:eastAsia="Times New Roman" w:hAnsi="Calibri" w:cs="Calibri"/>
+          <w:color w:val="000000"/>
+          <w:kern w:val="0"/>
+          <w:sz w:val="28"/>
+          <w:szCs w:val="28"/>
+          <w:lang w:eastAsia="en-IN"/>
+          <w14:ligatures w14:val="none"/>
+        </w:rPr>
+      </w:pPr>
+      <w:r>
+        <w:rPr>
+          <w:rFonts w:ascii="Calibri" w:eastAsia="Times New Roman" w:hAnsi="Calibri" w:cs="Calibri"/>
+          <w:color w:val="000000"/>
+          <w:kern w:val="0"/>
+          <w:sz w:val="28"/>
+          <w:szCs w:val="28"/>
+          <w:lang w:eastAsia="en-IN"/>
+          <w14:ligatures w14:val="none"/>
+        </w:rPr>
+        <w:t>An LUW (Logical Unit of Work) is a sequence of related database operations that are treated as one logical transaction.</w:t>
+      </w:r>
+    </w:p>
+    <w:p>
+      <w:pPr>
+        <w:pStyle w:val="ListParagraph"/>
+        <w:numPr>
+          <w:ilvl w:val="0"/>
+          <w:numId w:val="2"/>
+        </w:numPr>
+        <w:spacing w:after="0" w:line="240" w:lineRule="auto"/>
+        <w:rPr>
+          <w:rFonts w:ascii="Calibri" w:eastAsia="Times New Roman" w:hAnsi="Calibri" w:cs="Calibri"/>
+          <w:color w:val="000000"/>
+          <w:kern w:val="0"/>
+          <w:sz w:val="28"/>
+          <w:szCs w:val="28"/>
+          <w:lang w:eastAsia="en-IN"/>
+          <w14:ligatures w14:val="none"/>
+        </w:rPr>
+      </w:pPr>
+      <w:r>
+        <w:rPr>
+          <w:rFonts w:ascii="Calibri" w:eastAsia="Times New Roman" w:hAnsi="Calibri" w:cs="Calibri"/>
+          <w:color w:val="000000"/>
+          <w:kern w:val="0"/>
+          <w:sz w:val="28"/>
+          <w:szCs w:val="28"/>
+          <w:lang w:eastAsia="en-IN"/>
+          <w14:ligatures w14:val="none"/>
+        </w:rPr>
+        <w:t>It ensures that either all database changes are saved successfully or none of them are saved.</w:t>
+      </w:r>
+    </w:p>
+    <w:p>
+      <w:pPr>
+        <w:pStyle w:val="ListParagraph"/>
+        <w:numPr>
+          <w:ilvl w:val="0"/>
+          <w:numId w:val="2"/>
+        </w:numPr>
+        <w:spacing w:after="0"/>
+        <w:rPr>
+          <w:rFonts w:ascii="Calibri" w:eastAsia="Times New Roman" w:hAnsi="Calibri" w:cs="Calibri"/>
+          <w:color w:val="000000"/>
+          <w:kern w:val="0"/>
+          <w:sz w:val="28"/>
+          <w:szCs w:val="28"/>
+          <w:lang w:eastAsia="en-IN"/>
+          <w14:ligatures w14:val="none"/>
+        </w:rPr>
+      </w:pPr>
+      <w:r>
+        <w:rPr>
+          <w:rFonts w:ascii="Calibri" w:eastAsia="Times New Roman" w:hAnsi="Calibri" w:cs="Calibri"/>
+          <w:color w:val="000000"/>
+          <w:kern w:val="0"/>
+          <w:sz w:val="28"/>
+          <w:szCs w:val="28"/>
+          <w:lang w:eastAsia="en-IN"/>
+          <w14:ligatures w14:val="none"/>
+        </w:rPr>
+        <w:t>LUW is used to maintain:</w:t>
+      </w:r>
+    </w:p>
+    <w:p>
+      <w:pPr>
+        <w:pStyle w:val="ListParagraph"/>
+        <w:numPr>
+          <w:ilvl w:val="0"/>
+          <w:numId w:val="4"/>
+        </w:numPr>
+        <w:spacing w:after="0"/>
+        <w:rPr>
+          <w:rFonts w:ascii="Calibri" w:eastAsia="Times New Roman" w:hAnsi="Calibri" w:cs="Calibri"/>
+          <w:color w:val="000000"/>
+          <w:kern w:val="0"/>
+          <w:sz w:val="28"/>
+          <w:szCs w:val="28"/>
+          <w:lang w:eastAsia="en-IN"/>
+          <w14:ligatures w14:val="none"/>
+        </w:rPr>
+      </w:pPr>
+      <w:r>
+        <w:rPr>
+          <w:rFonts w:ascii="Calibri" w:eastAsia="Times New Roman" w:hAnsi="Calibri" w:cs="Calibri"/>
+          <w:color w:val="000000"/>
+          <w:kern w:val="0"/>
+          <w:sz w:val="28"/>
+          <w:szCs w:val="28"/>
+          <w:lang w:eastAsia="en-IN"/>
+          <w14:ligatures w14:val="none"/>
+        </w:rPr>
+        <w:t xml:space="preserve">Data consistency </w:t>
+      </w:r>
+    </w:p>
+    <w:p>
+      <w:pPr>
+        <w:pStyle w:val="ListParagraph"/>
+        <w:numPr>
+          <w:ilvl w:val="0"/>
+          <w:numId w:val="4"/>
+        </w:numPr>
+        <w:spacing w:after="0"/>
+        <w:rPr>
+          <w:rFonts w:ascii="Calibri" w:eastAsia="Times New Roman" w:hAnsi="Calibri" w:cs="Calibri"/>
+          <w:color w:val="000000"/>
+          <w:kern w:val="0"/>
+          <w:sz w:val="28"/>
+          <w:szCs w:val="28"/>
+          <w:lang w:eastAsia="en-IN"/>
+          <w14:ligatures w14:val="none"/>
+        </w:rPr>
+      </w:pPr>
+      <w:r>
+        <w:rPr>
+          <w:rFonts w:ascii="Calibri" w:eastAsia="Times New Roman" w:hAnsi="Calibri" w:cs="Calibri"/>
+          <w:color w:val="000000"/>
+          <w:kern w:val="0"/>
+          <w:sz w:val="28"/>
+          <w:szCs w:val="28"/>
+          <w:lang w:eastAsia="en-IN"/>
+          <w14:ligatures w14:val="none"/>
+        </w:rPr>
+        <w:t xml:space="preserve">Data integrity </w:t>
+      </w:r>
+    </w:p>
+    <w:p>
+      <w:pPr>
+        <w:pStyle w:val="ListParagraph"/>
+        <w:numPr>
+          <w:ilvl w:val="0"/>
+          <w:numId w:val="4"/>
+        </w:numPr>
+        <w:spacing w:after="0"/>
+        <w:rPr>
+          <w:rFonts w:ascii="Calibri" w:eastAsia="Times New Roman" w:hAnsi="Calibri" w:cs="Calibri"/>
+          <w:color w:val="000000"/>
+          <w:kern w:val="0"/>
+          <w:sz w:val="28"/>
+          <w:szCs w:val="28"/>
+          <w:lang w:eastAsia="en-IN"/>
+          <w14:ligatures w14:val="none"/>
+        </w:rPr>
+      </w:pPr>
+      <w:r>
+        <w:rPr>
+          <w:rFonts w:ascii="Calibri" w:eastAsia="Times New Roman" w:hAnsi="Calibri" w:cs="Calibri"/>
+          <w:color w:val="000000"/>
+          <w:kern w:val="0"/>
+          <w:sz w:val="28"/>
+          <w:szCs w:val="28"/>
+          <w:lang w:eastAsia="en-IN"/>
+          <w14:ligatures w14:val="none"/>
+        </w:rPr>
+        <w:t xml:space="preserve">Transaction reliability </w:t>
+      </w:r>
+    </w:p>
+    <w:p>
+      <w:pPr>
+        <w:pStyle w:val="ListParagraph"/>
+        <w:numPr>
+          <w:ilvl w:val="0"/>
+          <w:numId w:val="4"/>
+        </w:numPr>
+        <w:spacing w:after="0"/>
+        <w:rPr>
+          <w:rFonts w:ascii="Calibri" w:eastAsia="Times New Roman" w:hAnsi="Calibri" w:cs="Calibri"/>
+          <w:color w:val="000000"/>
+          <w:kern w:val="0"/>
+          <w:sz w:val="28"/>
+          <w:szCs w:val="28"/>
+          <w:lang w:eastAsia="en-IN"/>
+          <w14:ligatures w14:val="none"/>
+        </w:rPr>
+      </w:pPr>
+      <w:r>
+        <w:rPr>
+          <w:rFonts w:ascii="Calibri" w:eastAsia="Times New Roman" w:hAnsi="Calibri" w:cs="Calibri"/>
+          <w:color w:val="000000"/>
+          <w:kern w:val="0"/>
+          <w:sz w:val="28"/>
+          <w:szCs w:val="28"/>
+          <w:lang w:eastAsia="en-IN"/>
+          <w14:ligatures w14:val="none"/>
+        </w:rPr>
+        <w:t>It prevents partial updates to the database.</w:t>
+      </w:r>
+    </w:p>
+    <w:p>
+      <w:pPr>
+        <w:pStyle w:val="ListParagraph"/>
+        <w:numPr>
+          <w:ilvl w:val="0"/>
+          <w:numId w:val="2"/>
+        </w:numPr>
+        <w:spacing w:after="0" w:line="240" w:lineRule="auto"/>
+        <w:rPr>
+          <w:rFonts w:ascii="Calibri" w:eastAsia="Times New Roman" w:hAnsi="Calibri" w:cs="Calibri"/>
+          <w:color w:val="000000"/>
+          <w:kern w:val="0"/>
+          <w:sz w:val="28"/>
+          <w:szCs w:val="28"/>
+          <w:lang w:eastAsia="en-IN"/>
+          <w14:ligatures w14:val="none"/>
+        </w:rPr>
+      </w:pPr>
+      <w:r>
+        <w:rPr>
+          <w:rFonts w:ascii="Calibri" w:eastAsia="Times New Roman" w:hAnsi="Calibri" w:cs="Calibri"/>
+          <w:color w:val="000000"/>
+          <w:kern w:val="0"/>
+          <w:sz w:val="28"/>
+          <w:szCs w:val="28"/>
+          <w:lang w:eastAsia="en-IN"/>
+          <w14:ligatures w14:val="none"/>
+        </w:rPr>
+        <w:t xml:space="preserve">Types of </w:t>
+      </w:r>
+      <w:proofErr w:type="gramStart"/>
+      <w:r>
+        <w:rPr>
+          <w:rFonts w:ascii="Calibri" w:eastAsia="Times New Roman" w:hAnsi="Calibri" w:cs="Calibri"/>
+          <w:color w:val="000000"/>
+          <w:kern w:val="0"/>
+          <w:sz w:val="28"/>
+          <w:szCs w:val="28"/>
+          <w:lang w:eastAsia="en-IN"/>
+          <w14:ligatures w14:val="none"/>
+        </w:rPr>
+        <w:t>LUW</w:t>
+      </w:r>
+      <w:r>
+        <w:rPr>
+          <w:rFonts w:ascii="Calibri" w:eastAsia="Times New Roman" w:hAnsi="Calibri" w:cs="Calibri"/>
+          <w:color w:val="000000"/>
+          <w:kern w:val="0"/>
+          <w:sz w:val="28"/>
+          <w:szCs w:val="28"/>
+          <w:lang w:eastAsia="en-IN"/>
+          <w14:ligatures w14:val="none"/>
+        </w:rPr>
+        <w:t>(</w:t>
+      </w:r>
+      <w:proofErr w:type="gramEnd"/>
+      <w:r>
+        <w:rPr>
+          <w:rFonts w:ascii="Calibri" w:eastAsia="Times New Roman" w:hAnsi="Calibri" w:cs="Calibri"/>
+          <w:color w:val="000000"/>
+          <w:kern w:val="0"/>
+          <w:sz w:val="28"/>
+          <w:szCs w:val="28"/>
+          <w:lang w:eastAsia="en-IN"/>
+          <w14:ligatures w14:val="none"/>
+        </w:rPr>
+        <w:t>2):</w:t>
+      </w:r>
+      <w:r>
+        <w:rPr>
+          <w:rFonts w:ascii="Calibri" w:eastAsia="Times New Roman" w:hAnsi="Calibri" w:cs="Calibri"/>
+          <w:color w:val="000000"/>
+          <w:kern w:val="0"/>
+          <w:sz w:val="28"/>
+          <w:szCs w:val="28"/>
+          <w:lang w:eastAsia="en-IN"/>
+          <w14:ligatures w14:val="none"/>
+        </w:rPr>
+        <w:br/>
+      </w:r>
+    </w:p>
+    <w:p>
+      <w:pPr>
+        <w:pStyle w:val="ListParagraph"/>
+        <w:numPr>
+          <w:ilvl w:val="0"/>
+          <w:numId w:val="2"/>
+        </w:numPr>
+        <w:spacing w:after="0" w:line="240" w:lineRule="auto"/>
         <w:rPr>
           <w:rFonts w:ascii="Calibri" w:eastAsia="Times New Roman" w:hAnsi="Calibri" w:cs="Calibri"/>
           <w:b/>
@@ -468,8 +502,7 @@
           <w:lang w:eastAsia="en-IN"/>
           <w14:ligatures w14:val="none"/>
         </w:rPr>
-        <w:t>1.</w:t>
-      </w:r>
+      </w:pPr>
       <w:r>
         <w:rPr>
           <w:rFonts w:ascii="Calibri" w:eastAsia="Times New Roman" w:hAnsi="Calibri" w:cs="Calibri"/>
@@ -482,188 +515,9 @@
           <w:lang w:eastAsia="en-IN"/>
           <w14:ligatures w14:val="none"/>
         </w:rPr>
-        <w:t>SAP LUW</w:t>
-      </w:r>
-    </w:p>
-    <w:p>
-      <w:pPr>
-        <w:pStyle w:val="ListParagraph"/>
-        <w:numPr>
-          <w:ilvl w:val="0"/>
-          <w:numId w:val="2"/>
-        </w:numPr>
-        <w:spacing w:after="0" w:line="240" w:lineRule="auto"/>
-        <w:rPr>
-          <w:rFonts w:ascii="Calibri" w:eastAsia="Times New Roman" w:hAnsi="Calibri" w:cs="Calibri"/>
-          <w:color w:val="000000"/>
-          <w:kern w:val="0"/>
-          <w:sz w:val="28"/>
-          <w:szCs w:val="28"/>
-          <w:lang w:eastAsia="en-IN"/>
-          <w14:ligatures w14:val="none"/>
-        </w:rPr>
-      </w:pPr>
-      <w:r>
-        <w:rPr>
-          <w:rFonts w:ascii="Calibri" w:eastAsia="Times New Roman" w:hAnsi="Calibri" w:cs="Calibri"/>
-          <w:color w:val="000000"/>
-          <w:kern w:val="0"/>
-          <w:sz w:val="28"/>
-          <w:szCs w:val="28"/>
-          <w:lang w:eastAsia="en-IN"/>
-          <w14:ligatures w14:val="none"/>
-        </w:rPr>
-        <w:t>Managed by the SAP application.</w:t>
-      </w:r>
-    </w:p>
-    <w:p>
-      <w:pPr>
-        <w:pStyle w:val="ListParagraph"/>
-        <w:numPr>
-          <w:ilvl w:val="0"/>
-          <w:numId w:val="2"/>
-        </w:numPr>
-        <w:spacing w:after="0" w:line="240" w:lineRule="auto"/>
-        <w:rPr>
-          <w:rFonts w:ascii="Calibri" w:eastAsia="Times New Roman" w:hAnsi="Calibri" w:cs="Calibri"/>
-          <w:color w:val="000000"/>
-          <w:kern w:val="0"/>
-          <w:sz w:val="28"/>
-          <w:szCs w:val="28"/>
-          <w:lang w:eastAsia="en-IN"/>
-          <w14:ligatures w14:val="none"/>
-        </w:rPr>
-      </w:pPr>
-      <w:r>
-        <w:rPr>
-          <w:rFonts w:ascii="Calibri" w:eastAsia="Times New Roman" w:hAnsi="Calibri" w:cs="Calibri"/>
-          <w:color w:val="000000"/>
-          <w:kern w:val="0"/>
-          <w:sz w:val="28"/>
-          <w:szCs w:val="28"/>
-          <w:lang w:eastAsia="en-IN"/>
-          <w14:ligatures w14:val="none"/>
-        </w:rPr>
-        <w:t>Can contain multiple database transactions.</w:t>
-      </w:r>
-    </w:p>
-    <w:p>
-      <w:pPr>
-        <w:pStyle w:val="ListParagraph"/>
-        <w:numPr>
-          <w:ilvl w:val="0"/>
-          <w:numId w:val="2"/>
-        </w:numPr>
-        <w:spacing w:after="0" w:line="240" w:lineRule="auto"/>
-        <w:rPr>
-          <w:rFonts w:ascii="Calibri" w:eastAsia="Times New Roman" w:hAnsi="Calibri" w:cs="Calibri"/>
-          <w:color w:val="000000"/>
-          <w:kern w:val="0"/>
-          <w:sz w:val="28"/>
-          <w:szCs w:val="28"/>
-          <w:lang w:eastAsia="en-IN"/>
-          <w14:ligatures w14:val="none"/>
-        </w:rPr>
-      </w:pPr>
-      <w:r>
-        <w:rPr>
-          <w:rFonts w:ascii="Calibri" w:eastAsia="Times New Roman" w:hAnsi="Calibri" w:cs="Calibri"/>
-          <w:color w:val="000000"/>
-          <w:kern w:val="0"/>
-          <w:sz w:val="28"/>
-          <w:szCs w:val="28"/>
-          <w:lang w:eastAsia="en-IN"/>
-          <w14:ligatures w14:val="none"/>
-        </w:rPr>
-        <w:t>Ends with:</w:t>
-      </w:r>
-    </w:p>
-    <w:p>
-      <w:pPr>
-        <w:pStyle w:val="ListParagraph"/>
-        <w:numPr>
-          <w:ilvl w:val="0"/>
-          <w:numId w:val="2"/>
-        </w:numPr>
-        <w:spacing w:after="0" w:line="240" w:lineRule="auto"/>
-        <w:rPr>
-          <w:rFonts w:ascii="Calibri" w:eastAsia="Times New Roman" w:hAnsi="Calibri" w:cs="Calibri"/>
-          <w:color w:val="000000"/>
-          <w:kern w:val="0"/>
-          <w:sz w:val="28"/>
-          <w:szCs w:val="28"/>
-          <w:lang w:eastAsia="en-IN"/>
-          <w14:ligatures w14:val="none"/>
-        </w:rPr>
-      </w:pPr>
-      <w:r>
-        <w:rPr>
-          <w:rFonts w:ascii="Calibri" w:eastAsia="Times New Roman" w:hAnsi="Calibri" w:cs="Calibri"/>
-          <w:color w:val="000000"/>
-          <w:kern w:val="0"/>
-          <w:sz w:val="28"/>
-          <w:szCs w:val="28"/>
-          <w:lang w:eastAsia="en-IN"/>
-          <w14:ligatures w14:val="none"/>
-        </w:rPr>
-        <w:t xml:space="preserve">COMMIT WORK </w:t>
-      </w:r>
-    </w:p>
-    <w:p>
-      <w:pPr>
-        <w:pStyle w:val="ListParagraph"/>
-        <w:numPr>
-          <w:ilvl w:val="0"/>
-          <w:numId w:val="2"/>
-        </w:numPr>
-        <w:spacing w:after="0" w:line="240" w:lineRule="auto"/>
-        <w:rPr>
-          <w:rFonts w:ascii="Calibri" w:eastAsia="Times New Roman" w:hAnsi="Calibri" w:cs="Calibri"/>
-          <w:color w:val="000000"/>
-          <w:kern w:val="0"/>
-          <w:sz w:val="28"/>
-          <w:szCs w:val="28"/>
-          <w:lang w:eastAsia="en-IN"/>
-          <w14:ligatures w14:val="none"/>
-        </w:rPr>
-      </w:pPr>
-      <w:r>
-        <w:rPr>
-          <w:rFonts w:ascii="Calibri" w:eastAsia="Times New Roman" w:hAnsi="Calibri" w:cs="Calibri"/>
-          <w:color w:val="000000"/>
-          <w:kern w:val="0"/>
-          <w:sz w:val="28"/>
-          <w:szCs w:val="28"/>
-          <w:lang w:eastAsia="en-IN"/>
-          <w14:ligatures w14:val="none"/>
-        </w:rPr>
-        <w:t>ROLLBACK WORK</w:t>
-      </w:r>
-    </w:p>
-    <w:p>
-      <w:pPr>
-        <w:pStyle w:val="ListParagraph"/>
-        <w:spacing w:after="0" w:line="240" w:lineRule="auto"/>
-        <w:ind w:left="360"/>
-        <w:rPr>
-          <w:rFonts w:ascii="Calibri" w:eastAsia="Times New Roman" w:hAnsi="Calibri" w:cs="Calibri"/>
-          <w:color w:val="000000"/>
-          <w:kern w:val="0"/>
-          <w:sz w:val="28"/>
-          <w:szCs w:val="28"/>
-          <w:lang w:eastAsia="en-IN"/>
-          <w14:ligatures w14:val="none"/>
-        </w:rPr>
-      </w:pPr>
-    </w:p>
-    <w:p>
-      <w:pPr>
-        <w:pStyle w:val="ListParagraph"/>
-        <w:numPr>
-          <w:ilvl w:val="0"/>
-          <w:numId w:val="2"/>
-        </w:numPr>
-        <w:spacing w:after="0" w:line="240" w:lineRule="auto"/>
+        <w:t>1.</w:t>
+      </w:r>
+      <w:r>
         <w:rPr>
           <w:rFonts w:ascii="Calibri" w:eastAsia="Times New Roman" w:hAnsi="Calibri" w:cs="Calibri"/>
           <w:b/>
@@ -675,8 +529,188 @@
           <w:lang w:eastAsia="en-IN"/>
           <w14:ligatures w14:val="none"/>
         </w:rPr>
-      </w:pPr>
-      <w:r>
+        <w:t>SAP LUW</w:t>
+      </w:r>
+    </w:p>
+    <w:p>
+      <w:pPr>
+        <w:pStyle w:val="ListParagraph"/>
+        <w:numPr>
+          <w:ilvl w:val="0"/>
+          <w:numId w:val="2"/>
+        </w:numPr>
+        <w:spacing w:after="0" w:line="240" w:lineRule="auto"/>
+        <w:rPr>
+          <w:rFonts w:ascii="Calibri" w:eastAsia="Times New Roman" w:hAnsi="Calibri" w:cs="Calibri"/>
+          <w:color w:val="000000"/>
+          <w:kern w:val="0"/>
+          <w:sz w:val="28"/>
+          <w:szCs w:val="28"/>
+          <w:lang w:eastAsia="en-IN"/>
+          <w14:ligatures w14:val="none"/>
+        </w:rPr>
+      </w:pPr>
+      <w:r>
+        <w:rPr>
+          <w:rFonts w:ascii="Calibri" w:eastAsia="Times New Roman" w:hAnsi="Calibri" w:cs="Calibri"/>
+          <w:color w:val="000000"/>
+          <w:kern w:val="0"/>
+          <w:sz w:val="28"/>
+          <w:szCs w:val="28"/>
+          <w:lang w:eastAsia="en-IN"/>
+          <w14:ligatures w14:val="none"/>
+        </w:rPr>
+        <w:t>Managed by the SAP application.</w:t>
+      </w:r>
+    </w:p>
+    <w:p>
+      <w:pPr>
+        <w:pStyle w:val="ListParagraph"/>
+        <w:numPr>
+          <w:ilvl w:val="0"/>
+          <w:numId w:val="2"/>
+        </w:numPr>
+        <w:spacing w:after="0" w:line="240" w:lineRule="auto"/>
+        <w:rPr>
+          <w:rFonts w:ascii="Calibri" w:eastAsia="Times New Roman" w:hAnsi="Calibri" w:cs="Calibri"/>
+          <w:color w:val="000000"/>
+          <w:kern w:val="0"/>
+          <w:sz w:val="28"/>
+          <w:szCs w:val="28"/>
+          <w:lang w:eastAsia="en-IN"/>
+          <w14:ligatures w14:val="none"/>
+        </w:rPr>
+      </w:pPr>
+      <w:r>
+        <w:rPr>
+          <w:rFonts w:ascii="Calibri" w:eastAsia="Times New Roman" w:hAnsi="Calibri" w:cs="Calibri"/>
+          <w:color w:val="000000"/>
+          <w:kern w:val="0"/>
+          <w:sz w:val="28"/>
+          <w:szCs w:val="28"/>
+          <w:lang w:eastAsia="en-IN"/>
+          <w14:ligatures w14:val="none"/>
+        </w:rPr>
+        <w:t>Can contain multiple database transactions.</w:t>
+      </w:r>
+    </w:p>
+    <w:p>
+      <w:pPr>
+        <w:pStyle w:val="ListParagraph"/>
+        <w:numPr>
+          <w:ilvl w:val="0"/>
+          <w:numId w:val="2"/>
+        </w:numPr>
+        <w:spacing w:after="0" w:line="240" w:lineRule="auto"/>
+        <w:rPr>
+          <w:rFonts w:ascii="Calibri" w:eastAsia="Times New Roman" w:hAnsi="Calibri" w:cs="Calibri"/>
+          <w:color w:val="000000"/>
+          <w:kern w:val="0"/>
+          <w:sz w:val="28"/>
+          <w:szCs w:val="28"/>
+          <w:lang w:eastAsia="en-IN"/>
+          <w14:ligatures w14:val="none"/>
+        </w:rPr>
+      </w:pPr>
+      <w:r>
+        <w:rPr>
+          <w:rFonts w:ascii="Calibri" w:eastAsia="Times New Roman" w:hAnsi="Calibri" w:cs="Calibri"/>
+          <w:color w:val="000000"/>
+          <w:kern w:val="0"/>
+          <w:sz w:val="28"/>
+          <w:szCs w:val="28"/>
+          <w:lang w:eastAsia="en-IN"/>
+          <w14:ligatures w14:val="none"/>
+        </w:rPr>
+        <w:t>Ends with:</w:t>
+      </w:r>
+    </w:p>
+    <w:p>
+      <w:pPr>
+        <w:pStyle w:val="ListParagraph"/>
+        <w:numPr>
+          <w:ilvl w:val="0"/>
+          <w:numId w:val="2"/>
+        </w:numPr>
+        <w:spacing w:after="0" w:line="240" w:lineRule="auto"/>
+        <w:rPr>
+          <w:rFonts w:ascii="Calibri" w:eastAsia="Times New Roman" w:hAnsi="Calibri" w:cs="Calibri"/>
+          <w:color w:val="000000"/>
+          <w:kern w:val="0"/>
+          <w:sz w:val="28"/>
+          <w:szCs w:val="28"/>
+          <w:lang w:eastAsia="en-IN"/>
+          <w14:ligatures w14:val="none"/>
+        </w:rPr>
+      </w:pPr>
+      <w:r>
+        <w:rPr>
+          <w:rFonts w:ascii="Calibri" w:eastAsia="Times New Roman" w:hAnsi="Calibri" w:cs="Calibri"/>
+          <w:color w:val="000000"/>
+          <w:kern w:val="0"/>
+          <w:sz w:val="28"/>
+          <w:szCs w:val="28"/>
+          <w:lang w:eastAsia="en-IN"/>
+          <w14:ligatures w14:val="none"/>
+        </w:rPr>
+        <w:t xml:space="preserve">COMMIT WORK </w:t>
+      </w:r>
+    </w:p>
+    <w:p>
+      <w:pPr>
+        <w:pStyle w:val="ListParagraph"/>
+        <w:numPr>
+          <w:ilvl w:val="0"/>
+          <w:numId w:val="2"/>
+        </w:numPr>
+        <w:spacing w:after="0" w:line="240" w:lineRule="auto"/>
+        <w:rPr>
+          <w:rFonts w:ascii="Calibri" w:eastAsia="Times New Roman" w:hAnsi="Calibri" w:cs="Calibri"/>
+          <w:color w:val="000000"/>
+          <w:kern w:val="0"/>
+          <w:sz w:val="28"/>
+          <w:szCs w:val="28"/>
+          <w:lang w:eastAsia="en-IN"/>
+          <w14:ligatures w14:val="none"/>
+        </w:rPr>
+      </w:pPr>
+      <w:r>
+        <w:rPr>
+          <w:rFonts w:ascii="Calibri" w:eastAsia="Times New Roman" w:hAnsi="Calibri" w:cs="Calibri"/>
+          <w:color w:val="000000"/>
+          <w:kern w:val="0"/>
+          <w:sz w:val="28"/>
+          <w:szCs w:val="28"/>
+          <w:lang w:eastAsia="en-IN"/>
+          <w14:ligatures w14:val="none"/>
+        </w:rPr>
+        <w:t>ROLLBACK WORK</w:t>
+      </w:r>
+    </w:p>
+    <w:p>
+      <w:pPr>
+        <w:pStyle w:val="ListParagraph"/>
+        <w:spacing w:after="0" w:line="240" w:lineRule="auto"/>
+        <w:ind w:left="360"/>
+        <w:rPr>
+          <w:rFonts w:ascii="Calibri" w:eastAsia="Times New Roman" w:hAnsi="Calibri" w:cs="Calibri"/>
+          <w:color w:val="000000"/>
+          <w:kern w:val="0"/>
+          <w:sz w:val="28"/>
+          <w:szCs w:val="28"/>
+          <w:lang w:eastAsia="en-IN"/>
+          <w14:ligatures w14:val="none"/>
+        </w:rPr>
+      </w:pPr>
+    </w:p>
+    <w:p>
+      <w:pPr>
+        <w:pStyle w:val="ListParagraph"/>
+        <w:numPr>
+          <w:ilvl w:val="0"/>
+          <w:numId w:val="2"/>
+        </w:numPr>
+        <w:spacing w:after="0" w:line="240" w:lineRule="auto"/>
         <w:rPr>
           <w:rFonts w:ascii="Calibri" w:eastAsia="Times New Roman" w:hAnsi="Calibri" w:cs="Calibri"/>
           <w:b/>
@@ -688,8 +722,7 @@
           <w:lang w:eastAsia="en-IN"/>
           <w14:ligatures w14:val="none"/>
         </w:rPr>
-        <w:t>2.Database LUW</w:t>
-      </w:r>
+      </w:pPr>
       <w:r>
         <w:rPr>
           <w:rFonts w:ascii="Calibri" w:eastAsia="Times New Roman" w:hAnsi="Calibri" w:cs="Calibri"/>
@@ -702,444 +735,9 @@
           <w:lang w:eastAsia="en-IN"/>
           <w14:ligatures w14:val="none"/>
         </w:rPr>
-        <w:t>:</w:t>
-      </w:r>
-    </w:p>
-    <w:p>
-      <w:pPr>
-        <w:pStyle w:val="ListParagraph"/>
-        <w:numPr>
-          <w:ilvl w:val="0"/>
-          <w:numId w:val="2"/>
-        </w:numPr>
-        <w:spacing w:after="0" w:line="240" w:lineRule="auto"/>
-        <w:rPr>
-          <w:rFonts w:ascii="Calibri" w:eastAsia="Times New Roman" w:hAnsi="Calibri" w:cs="Calibri"/>
-          <w:color w:val="000000"/>
-          <w:kern w:val="0"/>
-          <w:sz w:val="28"/>
-          <w:szCs w:val="28"/>
-          <w:lang w:eastAsia="en-IN"/>
-          <w14:ligatures w14:val="none"/>
-        </w:rPr>
-      </w:pPr>
-      <w:r>
-        <w:rPr>
-          <w:rFonts w:ascii="Calibri" w:eastAsia="Times New Roman" w:hAnsi="Calibri" w:cs="Calibri"/>
-          <w:color w:val="000000"/>
-          <w:kern w:val="0"/>
-          <w:sz w:val="28"/>
-          <w:szCs w:val="28"/>
-          <w:lang w:eastAsia="en-IN"/>
-          <w14:ligatures w14:val="none"/>
-        </w:rPr>
-        <w:t>Managed by the database.</w:t>
-      </w:r>
-    </w:p>
-    <w:p>
-      <w:pPr>
-        <w:pStyle w:val="ListParagraph"/>
-        <w:numPr>
-          <w:ilvl w:val="0"/>
-          <w:numId w:val="2"/>
-        </w:numPr>
-        <w:spacing w:after="0" w:line="240" w:lineRule="auto"/>
-        <w:rPr>
-          <w:rFonts w:ascii="Calibri" w:eastAsia="Times New Roman" w:hAnsi="Calibri" w:cs="Calibri"/>
-          <w:color w:val="000000"/>
-          <w:kern w:val="0"/>
-          <w:sz w:val="28"/>
-          <w:szCs w:val="28"/>
-          <w:lang w:eastAsia="en-IN"/>
-          <w14:ligatures w14:val="none"/>
-        </w:rPr>
-      </w:pPr>
-      <w:r>
-        <w:rPr>
-          <w:rFonts w:ascii="Calibri" w:eastAsia="Times New Roman" w:hAnsi="Calibri" w:cs="Calibri"/>
-          <w:color w:val="000000"/>
-          <w:kern w:val="0"/>
-          <w:sz w:val="28"/>
-          <w:szCs w:val="28"/>
-          <w:lang w:eastAsia="en-IN"/>
-          <w14:ligatures w14:val="none"/>
-        </w:rPr>
-        <w:t>Begins with the first database change.</w:t>
-      </w:r>
-    </w:p>
-    <w:p>
-      <w:pPr>
-        <w:pStyle w:val="ListParagraph"/>
-        <w:numPr>
-          <w:ilvl w:val="0"/>
-          <w:numId w:val="2"/>
-        </w:numPr>
-        <w:spacing w:after="0" w:line="240" w:lineRule="auto"/>
-        <w:rPr>
-          <w:rFonts w:ascii="Calibri" w:eastAsia="Times New Roman" w:hAnsi="Calibri" w:cs="Calibri"/>
-          <w:color w:val="000000"/>
-          <w:kern w:val="0"/>
-          <w:sz w:val="28"/>
-          <w:szCs w:val="28"/>
-          <w:lang w:eastAsia="en-IN"/>
-          <w14:ligatures w14:val="none"/>
-        </w:rPr>
-      </w:pPr>
-      <w:r>
-        <w:rPr>
-          <w:rFonts w:ascii="Calibri" w:eastAsia="Times New Roman" w:hAnsi="Calibri" w:cs="Calibri"/>
-          <w:color w:val="000000"/>
-          <w:kern w:val="0"/>
-          <w:sz w:val="28"/>
-          <w:szCs w:val="28"/>
-          <w:lang w:eastAsia="en-IN"/>
-          <w14:ligatures w14:val="none"/>
-        </w:rPr>
-        <w:t>Ends when the database executes a commit or rollback.</w:t>
-      </w:r>
-      <w:r>
-        <w:rPr>
-          <w:rFonts w:ascii="Calibri" w:eastAsia="Times New Roman" w:hAnsi="Calibri" w:cs="Calibri"/>
-          <w:color w:val="000000"/>
-          <w:kern w:val="0"/>
-          <w:sz w:val="28"/>
-          <w:szCs w:val="28"/>
-          <w:lang w:eastAsia="en-IN"/>
-          <w14:ligatures w14:val="none"/>
-        </w:rPr>
-        <w:br/>
-      </w:r>
-    </w:p>
-    <w:p>
-      <w:pPr>
-        <w:pStyle w:val="ListParagraph"/>
-        <w:numPr>
-          <w:ilvl w:val="0"/>
-          <w:numId w:val="2"/>
-        </w:numPr>
-        <w:spacing w:after="0" w:line="240" w:lineRule="auto"/>
-        <w:rPr>
-          <w:rFonts w:ascii="Calibri" w:eastAsia="Times New Roman" w:hAnsi="Calibri" w:cs="Calibri"/>
-          <w:color w:val="000000"/>
-          <w:kern w:val="0"/>
-          <w:sz w:val="28"/>
-          <w:szCs w:val="28"/>
-          <w:lang w:eastAsia="en-IN"/>
-          <w14:ligatures w14:val="none"/>
-        </w:rPr>
-      </w:pPr>
-      <w:r>
-        <w:rPr>
-          <w:rFonts w:ascii="Calibri" w:eastAsia="Times New Roman" w:hAnsi="Calibri" w:cs="Calibri"/>
-          <w:color w:val="000000"/>
-          <w:kern w:val="0"/>
-          <w:sz w:val="28"/>
-          <w:szCs w:val="28"/>
-          <w:lang w:eastAsia="en-IN"/>
-          <w14:ligatures w14:val="none"/>
-        </w:rPr>
-        <w:t>LUW Flow:</w:t>
-      </w:r>
-    </w:p>
-    <w:p>
-      <w:pPr>
-        <w:pStyle w:val="ListParagraph"/>
-        <w:numPr>
-          <w:ilvl w:val="0"/>
-          <w:numId w:val="5"/>
-        </w:numPr>
-        <w:spacing w:after="0" w:line="240" w:lineRule="auto"/>
-        <w:rPr>
-          <w:rFonts w:ascii="Calibri" w:eastAsia="Times New Roman" w:hAnsi="Calibri" w:cs="Calibri"/>
-          <w:color w:val="000000"/>
-          <w:kern w:val="0"/>
-          <w:sz w:val="28"/>
-          <w:szCs w:val="28"/>
-          <w:lang w:eastAsia="en-IN"/>
-          <w14:ligatures w14:val="none"/>
-        </w:rPr>
-      </w:pPr>
-      <w:r>
-        <w:rPr>
-          <w:rFonts w:ascii="Calibri" w:eastAsia="Times New Roman" w:hAnsi="Calibri" w:cs="Calibri"/>
-          <w:color w:val="000000"/>
-          <w:kern w:val="0"/>
-          <w:sz w:val="28"/>
-          <w:szCs w:val="28"/>
-          <w:lang w:eastAsia="en-IN"/>
-          <w14:ligatures w14:val="none"/>
-        </w:rPr>
-        <w:t>START</w:t>
-      </w:r>
-    </w:p>
-    <w:p>
-      <w:pPr>
-        <w:pStyle w:val="ListParagraph"/>
-        <w:numPr>
-          <w:ilvl w:val="0"/>
-          <w:numId w:val="5"/>
-        </w:numPr>
-        <w:spacing w:after="0" w:line="240" w:lineRule="auto"/>
-        <w:rPr>
-          <w:rFonts w:ascii="Calibri" w:eastAsia="Times New Roman" w:hAnsi="Calibri" w:cs="Calibri"/>
-          <w:color w:val="000000"/>
-          <w:kern w:val="0"/>
-          <w:sz w:val="28"/>
-          <w:szCs w:val="28"/>
-          <w:lang w:eastAsia="en-IN"/>
-          <w14:ligatures w14:val="none"/>
-        </w:rPr>
-      </w:pPr>
-      <w:r>
-        <w:rPr>
-          <w:rFonts w:ascii="Calibri" w:eastAsia="Times New Roman" w:hAnsi="Calibri" w:cs="Calibri"/>
-          <w:color w:val="000000"/>
-          <w:kern w:val="0"/>
-          <w:sz w:val="28"/>
-          <w:szCs w:val="28"/>
-          <w:lang w:eastAsia="en-IN"/>
-          <w14:ligatures w14:val="none"/>
-        </w:rPr>
-        <w:t>INSERT</w:t>
-      </w:r>
-    </w:p>
-    <w:p>
-      <w:pPr>
-        <w:pStyle w:val="ListParagraph"/>
-        <w:numPr>
-          <w:ilvl w:val="0"/>
-          <w:numId w:val="5"/>
-        </w:numPr>
-        <w:spacing w:after="0" w:line="240" w:lineRule="auto"/>
-        <w:rPr>
-          <w:rFonts w:ascii="Calibri" w:eastAsia="Times New Roman" w:hAnsi="Calibri" w:cs="Calibri"/>
-          <w:color w:val="000000"/>
-          <w:kern w:val="0"/>
-          <w:sz w:val="28"/>
-          <w:szCs w:val="28"/>
-          <w:lang w:eastAsia="en-IN"/>
-          <w14:ligatures w14:val="none"/>
-        </w:rPr>
-      </w:pPr>
-      <w:r>
-        <w:rPr>
-          <w:rFonts w:ascii="Calibri" w:eastAsia="Times New Roman" w:hAnsi="Calibri" w:cs="Calibri"/>
-          <w:color w:val="000000"/>
-          <w:kern w:val="0"/>
-          <w:sz w:val="28"/>
-          <w:szCs w:val="28"/>
-          <w:lang w:eastAsia="en-IN"/>
-          <w14:ligatures w14:val="none"/>
-        </w:rPr>
-        <w:t>UPDATE</w:t>
-      </w:r>
-    </w:p>
-    <w:p>
-      <w:pPr>
-        <w:pStyle w:val="ListParagraph"/>
-        <w:numPr>
-          <w:ilvl w:val="0"/>
-          <w:numId w:val="5"/>
-        </w:numPr>
-        <w:spacing w:after="0" w:line="240" w:lineRule="auto"/>
-        <w:rPr>
-          <w:rFonts w:ascii="Calibri" w:eastAsia="Times New Roman" w:hAnsi="Calibri" w:cs="Calibri"/>
-          <w:color w:val="000000"/>
-          <w:kern w:val="0"/>
-          <w:sz w:val="28"/>
-          <w:szCs w:val="28"/>
-          <w:lang w:eastAsia="en-IN"/>
-          <w14:ligatures w14:val="none"/>
-        </w:rPr>
-      </w:pPr>
-      <w:r>
-        <w:rPr>
-          <w:rFonts w:ascii="Calibri" w:eastAsia="Times New Roman" w:hAnsi="Calibri" w:cs="Calibri"/>
-          <w:color w:val="000000"/>
-          <w:kern w:val="0"/>
-          <w:sz w:val="28"/>
-          <w:szCs w:val="28"/>
-          <w:lang w:eastAsia="en-IN"/>
-          <w14:ligatures w14:val="none"/>
-        </w:rPr>
-        <w:t>DELETE</w:t>
-      </w:r>
-    </w:p>
-    <w:p>
-      <w:pPr>
-        <w:pStyle w:val="ListParagraph"/>
-        <w:numPr>
-          <w:ilvl w:val="0"/>
-          <w:numId w:val="5"/>
-        </w:numPr>
-        <w:spacing w:after="0" w:line="240" w:lineRule="auto"/>
-        <w:rPr>
-          <w:rFonts w:ascii="Calibri" w:eastAsia="Times New Roman" w:hAnsi="Calibri" w:cs="Calibri"/>
-          <w:color w:val="000000"/>
-          <w:kern w:val="0"/>
-          <w:sz w:val="28"/>
-          <w:szCs w:val="28"/>
-          <w:lang w:eastAsia="en-IN"/>
-          <w14:ligatures w14:val="none"/>
-        </w:rPr>
-      </w:pPr>
-      <w:r>
-        <w:rPr>
-          <w:rFonts w:ascii="Calibri" w:eastAsia="Times New Roman" w:hAnsi="Calibri" w:cs="Calibri"/>
-          <w:color w:val="000000"/>
-          <w:kern w:val="0"/>
-          <w:sz w:val="28"/>
-          <w:szCs w:val="28"/>
-          <w:lang w:eastAsia="en-IN"/>
-          <w14:ligatures w14:val="none"/>
-        </w:rPr>
-        <w:t xml:space="preserve">      ↓</w:t>
-      </w:r>
-    </w:p>
-    <w:p>
-      <w:pPr>
-        <w:pStyle w:val="ListParagraph"/>
-        <w:numPr>
-          <w:ilvl w:val="0"/>
-          <w:numId w:val="5"/>
-        </w:numPr>
-        <w:spacing w:after="0" w:line="240" w:lineRule="auto"/>
-        <w:rPr>
-          <w:rFonts w:ascii="Calibri" w:eastAsia="Times New Roman" w:hAnsi="Calibri" w:cs="Calibri"/>
-          <w:color w:val="000000"/>
-          <w:kern w:val="0"/>
-          <w:sz w:val="28"/>
-          <w:szCs w:val="28"/>
-          <w:lang w:eastAsia="en-IN"/>
-          <w14:ligatures w14:val="none"/>
-        </w:rPr>
-      </w:pPr>
-      <w:r>
-        <w:rPr>
-          <w:rFonts w:ascii="Calibri" w:eastAsia="Times New Roman" w:hAnsi="Calibri" w:cs="Calibri"/>
-          <w:color w:val="000000"/>
-          <w:kern w:val="0"/>
-          <w:sz w:val="28"/>
-          <w:szCs w:val="28"/>
-          <w:lang w:eastAsia="en-IN"/>
-          <w14:ligatures w14:val="none"/>
-        </w:rPr>
-        <w:t>COMMIT WORK</w:t>
-      </w:r>
-    </w:p>
-    <w:p>
-      <w:pPr>
-        <w:pStyle w:val="ListParagraph"/>
-        <w:numPr>
-          <w:ilvl w:val="0"/>
-          <w:numId w:val="5"/>
-        </w:numPr>
-        <w:spacing w:after="0" w:line="240" w:lineRule="auto"/>
-        <w:rPr>
-          <w:rFonts w:ascii="Calibri" w:eastAsia="Times New Roman" w:hAnsi="Calibri" w:cs="Calibri"/>
-          <w:color w:val="000000"/>
-          <w:kern w:val="0"/>
-          <w:sz w:val="28"/>
-          <w:szCs w:val="28"/>
-          <w:lang w:eastAsia="en-IN"/>
-          <w14:ligatures w14:val="none"/>
-        </w:rPr>
-      </w:pPr>
-      <w:r>
-        <w:rPr>
-          <w:rFonts w:ascii="Calibri" w:eastAsia="Times New Roman" w:hAnsi="Calibri" w:cs="Calibri"/>
-          <w:color w:val="000000"/>
-          <w:kern w:val="0"/>
-          <w:sz w:val="28"/>
-          <w:szCs w:val="28"/>
-          <w:lang w:eastAsia="en-IN"/>
-          <w14:ligatures w14:val="none"/>
-        </w:rPr>
-        <w:t xml:space="preserve">      OR</w:t>
-      </w:r>
-    </w:p>
-    <w:p>
-      <w:pPr>
-        <w:pStyle w:val="ListParagraph"/>
-        <w:numPr>
-          <w:ilvl w:val="0"/>
-          <w:numId w:val="5"/>
-        </w:numPr>
-        <w:spacing w:after="0" w:line="240" w:lineRule="auto"/>
-        <w:rPr>
-          <w:rFonts w:ascii="Calibri" w:eastAsia="Times New Roman" w:hAnsi="Calibri" w:cs="Calibri"/>
-          <w:color w:val="000000"/>
-          <w:kern w:val="0"/>
-          <w:sz w:val="28"/>
-          <w:szCs w:val="28"/>
-          <w:lang w:eastAsia="en-IN"/>
-          <w14:ligatures w14:val="none"/>
-        </w:rPr>
-      </w:pPr>
-      <w:r>
-        <w:rPr>
-          <w:rFonts w:ascii="Calibri" w:eastAsia="Times New Roman" w:hAnsi="Calibri" w:cs="Calibri"/>
-          <w:color w:val="000000"/>
-          <w:kern w:val="0"/>
-          <w:sz w:val="28"/>
-          <w:szCs w:val="28"/>
-          <w:lang w:eastAsia="en-IN"/>
-          <w14:ligatures w14:val="none"/>
-        </w:rPr>
-        <w:t>ROLLBACK WORK</w:t>
-      </w:r>
-    </w:p>
-    <w:p>
-      <w:pPr>
-        <w:pStyle w:val="ListParagraph"/>
-        <w:numPr>
-          <w:ilvl w:val="0"/>
-          <w:numId w:val="5"/>
-        </w:numPr>
-        <w:spacing w:after="0" w:line="240" w:lineRule="auto"/>
-        <w:rPr>
-          <w:rFonts w:ascii="Calibri" w:eastAsia="Times New Roman" w:hAnsi="Calibri" w:cs="Calibri"/>
-          <w:color w:val="000000"/>
-          <w:kern w:val="0"/>
-          <w:sz w:val="28"/>
-          <w:szCs w:val="28"/>
-          <w:lang w:eastAsia="en-IN"/>
-          <w14:ligatures w14:val="none"/>
-        </w:rPr>
-      </w:pPr>
-      <w:r>
-        <w:rPr>
-          <w:rFonts w:ascii="Calibri" w:eastAsia="Times New Roman" w:hAnsi="Calibri" w:cs="Calibri"/>
-          <w:color w:val="000000"/>
-          <w:kern w:val="0"/>
-          <w:sz w:val="28"/>
-          <w:szCs w:val="28"/>
-          <w:lang w:eastAsia="en-IN"/>
-          <w14:ligatures w14:val="none"/>
-        </w:rPr>
-        <w:t>END</w:t>
-      </w:r>
-      <w:r>
-        <w:rPr>
-          <w:rFonts w:ascii="Calibri" w:eastAsia="Times New Roman" w:hAnsi="Calibri" w:cs="Calibri"/>
-          <w:color w:val="000000"/>
-          <w:kern w:val="0"/>
-          <w:sz w:val="28"/>
-          <w:szCs w:val="28"/>
-          <w:lang w:eastAsia="en-IN"/>
-          <w14:ligatures w14:val="none"/>
-        </w:rPr>
-        <w:br/>
-      </w:r>
-    </w:p>
-    <w:p>
-      <w:pPr>
-        <w:pStyle w:val="ListParagraph"/>
-        <w:numPr>
-          <w:ilvl w:val="0"/>
-          <w:numId w:val="2"/>
-        </w:numPr>
-        <w:spacing w:after="0" w:line="240" w:lineRule="auto"/>
+        <w:t>2.Database LUW</w:t>
+      </w:r>
+      <w:r>
         <w:rPr>
           <w:rFonts w:ascii="Calibri" w:eastAsia="Times New Roman" w:hAnsi="Calibri" w:cs="Calibri"/>
           <w:b/>
@@ -1151,8 +749,444 @@
           <w:lang w:eastAsia="en-IN"/>
           <w14:ligatures w14:val="none"/>
         </w:rPr>
-      </w:pPr>
-      <w:r>
+        <w:t>:</w:t>
+      </w:r>
+    </w:p>
+    <w:p>
+      <w:pPr>
+        <w:pStyle w:val="ListParagraph"/>
+        <w:numPr>
+          <w:ilvl w:val="0"/>
+          <w:numId w:val="2"/>
+        </w:numPr>
+        <w:spacing w:after="0" w:line="240" w:lineRule="auto"/>
+        <w:rPr>
+          <w:rFonts w:ascii="Calibri" w:eastAsia="Times New Roman" w:hAnsi="Calibri" w:cs="Calibri"/>
+          <w:color w:val="000000"/>
+          <w:kern w:val="0"/>
+          <w:sz w:val="28"/>
+          <w:szCs w:val="28"/>
+          <w:lang w:eastAsia="en-IN"/>
+          <w14:ligatures w14:val="none"/>
+        </w:rPr>
+      </w:pPr>
+      <w:r>
+        <w:rPr>
+          <w:rFonts w:ascii="Calibri" w:eastAsia="Times New Roman" w:hAnsi="Calibri" w:cs="Calibri"/>
+          <w:color w:val="000000"/>
+          <w:kern w:val="0"/>
+          <w:sz w:val="28"/>
+          <w:szCs w:val="28"/>
+          <w:lang w:eastAsia="en-IN"/>
+          <w14:ligatures w14:val="none"/>
+        </w:rPr>
+        <w:t>Managed by the database.</w:t>
+      </w:r>
+    </w:p>
+    <w:p>
+      <w:pPr>
+        <w:pStyle w:val="ListParagraph"/>
+        <w:numPr>
+          <w:ilvl w:val="0"/>
+          <w:numId w:val="2"/>
+        </w:numPr>
+        <w:spacing w:after="0" w:line="240" w:lineRule="auto"/>
+        <w:rPr>
+          <w:rFonts w:ascii="Calibri" w:eastAsia="Times New Roman" w:hAnsi="Calibri" w:cs="Calibri"/>
+          <w:color w:val="000000"/>
+          <w:kern w:val="0"/>
+          <w:sz w:val="28"/>
+          <w:szCs w:val="28"/>
+          <w:lang w:eastAsia="en-IN"/>
+          <w14:ligatures w14:val="none"/>
+        </w:rPr>
+      </w:pPr>
+      <w:r>
+        <w:rPr>
+          <w:rFonts w:ascii="Calibri" w:eastAsia="Times New Roman" w:hAnsi="Calibri" w:cs="Calibri"/>
+          <w:color w:val="000000"/>
+          <w:kern w:val="0"/>
+          <w:sz w:val="28"/>
+          <w:szCs w:val="28"/>
+          <w:lang w:eastAsia="en-IN"/>
+          <w14:ligatures w14:val="none"/>
+        </w:rPr>
+        <w:t>Begins with the first database change.</w:t>
+      </w:r>
+    </w:p>
+    <w:p>
+      <w:pPr>
+        <w:pStyle w:val="ListParagraph"/>
+        <w:numPr>
+          <w:ilvl w:val="0"/>
+          <w:numId w:val="2"/>
+        </w:numPr>
+        <w:spacing w:after="0" w:line="240" w:lineRule="auto"/>
+        <w:rPr>
+          <w:rFonts w:ascii="Calibri" w:eastAsia="Times New Roman" w:hAnsi="Calibri" w:cs="Calibri"/>
+          <w:color w:val="000000"/>
+          <w:kern w:val="0"/>
+          <w:sz w:val="28"/>
+          <w:szCs w:val="28"/>
+          <w:lang w:eastAsia="en-IN"/>
+          <w14:ligatures w14:val="none"/>
+        </w:rPr>
+      </w:pPr>
+      <w:r>
+        <w:rPr>
+          <w:rFonts w:ascii="Calibri" w:eastAsia="Times New Roman" w:hAnsi="Calibri" w:cs="Calibri"/>
+          <w:color w:val="000000"/>
+          <w:kern w:val="0"/>
+          <w:sz w:val="28"/>
+          <w:szCs w:val="28"/>
+          <w:lang w:eastAsia="en-IN"/>
+          <w14:ligatures w14:val="none"/>
+        </w:rPr>
+        <w:t>Ends when the database executes a commit or rollback.</w:t>
+      </w:r>
+      <w:r>
+        <w:rPr>
+          <w:rFonts w:ascii="Calibri" w:eastAsia="Times New Roman" w:hAnsi="Calibri" w:cs="Calibri"/>
+          <w:color w:val="000000"/>
+          <w:kern w:val="0"/>
+          <w:sz w:val="28"/>
+          <w:szCs w:val="28"/>
+          <w:lang w:eastAsia="en-IN"/>
+          <w14:ligatures w14:val="none"/>
+        </w:rPr>
+        <w:br/>
+      </w:r>
+    </w:p>
+    <w:p>
+      <w:pPr>
+        <w:pStyle w:val="ListParagraph"/>
+        <w:numPr>
+          <w:ilvl w:val="0"/>
+          <w:numId w:val="2"/>
+        </w:numPr>
+        <w:spacing w:after="0" w:line="240" w:lineRule="auto"/>
+        <w:rPr>
+          <w:rFonts w:ascii="Calibri" w:eastAsia="Times New Roman" w:hAnsi="Calibri" w:cs="Calibri"/>
+          <w:color w:val="000000"/>
+          <w:kern w:val="0"/>
+          <w:sz w:val="28"/>
+          <w:szCs w:val="28"/>
+          <w:lang w:eastAsia="en-IN"/>
+          <w14:ligatures w14:val="none"/>
+        </w:rPr>
+      </w:pPr>
+      <w:r>
+        <w:rPr>
+          <w:rFonts w:ascii="Calibri" w:eastAsia="Times New Roman" w:hAnsi="Calibri" w:cs="Calibri"/>
+          <w:color w:val="000000"/>
+          <w:kern w:val="0"/>
+          <w:sz w:val="28"/>
+          <w:szCs w:val="28"/>
+          <w:lang w:eastAsia="en-IN"/>
+          <w14:ligatures w14:val="none"/>
+        </w:rPr>
+        <w:t>LUW Flow:</w:t>
+      </w:r>
+    </w:p>
+    <w:p>
+      <w:pPr>
+        <w:pStyle w:val="ListParagraph"/>
+        <w:numPr>
+          <w:ilvl w:val="0"/>
+          <w:numId w:val="5"/>
+        </w:numPr>
+        <w:spacing w:after="0" w:line="240" w:lineRule="auto"/>
+        <w:rPr>
+          <w:rFonts w:ascii="Calibri" w:eastAsia="Times New Roman" w:hAnsi="Calibri" w:cs="Calibri"/>
+          <w:color w:val="000000"/>
+          <w:kern w:val="0"/>
+          <w:sz w:val="28"/>
+          <w:szCs w:val="28"/>
+          <w:lang w:eastAsia="en-IN"/>
+          <w14:ligatures w14:val="none"/>
+        </w:rPr>
+      </w:pPr>
+      <w:r>
+        <w:rPr>
+          <w:rFonts w:ascii="Calibri" w:eastAsia="Times New Roman" w:hAnsi="Calibri" w:cs="Calibri"/>
+          <w:color w:val="000000"/>
+          <w:kern w:val="0"/>
+          <w:sz w:val="28"/>
+          <w:szCs w:val="28"/>
+          <w:lang w:eastAsia="en-IN"/>
+          <w14:ligatures w14:val="none"/>
+        </w:rPr>
+        <w:t>START</w:t>
+      </w:r>
+    </w:p>
+    <w:p>
+      <w:pPr>
+        <w:pStyle w:val="ListParagraph"/>
+        <w:numPr>
+          <w:ilvl w:val="0"/>
+          <w:numId w:val="5"/>
+        </w:numPr>
+        <w:spacing w:after="0" w:line="240" w:lineRule="auto"/>
+        <w:rPr>
+          <w:rFonts w:ascii="Calibri" w:eastAsia="Times New Roman" w:hAnsi="Calibri" w:cs="Calibri"/>
+          <w:color w:val="000000"/>
+          <w:kern w:val="0"/>
+          <w:sz w:val="28"/>
+          <w:szCs w:val="28"/>
+          <w:lang w:eastAsia="en-IN"/>
+          <w14:ligatures w14:val="none"/>
+        </w:rPr>
+      </w:pPr>
+      <w:r>
+        <w:rPr>
+          <w:rFonts w:ascii="Calibri" w:eastAsia="Times New Roman" w:hAnsi="Calibri" w:cs="Calibri"/>
+          <w:color w:val="000000"/>
+          <w:kern w:val="0"/>
+          <w:sz w:val="28"/>
+          <w:szCs w:val="28"/>
+          <w:lang w:eastAsia="en-IN"/>
+          <w14:ligatures w14:val="none"/>
+        </w:rPr>
+        <w:t>INSERT</w:t>
+      </w:r>
+    </w:p>
+    <w:p>
+      <w:pPr>
+        <w:pStyle w:val="ListParagraph"/>
+        <w:numPr>
+          <w:ilvl w:val="0"/>
+          <w:numId w:val="5"/>
+        </w:numPr>
+        <w:spacing w:after="0" w:line="240" w:lineRule="auto"/>
+        <w:rPr>
+          <w:rFonts w:ascii="Calibri" w:eastAsia="Times New Roman" w:hAnsi="Calibri" w:cs="Calibri"/>
+          <w:color w:val="000000"/>
+          <w:kern w:val="0"/>
+          <w:sz w:val="28"/>
+          <w:szCs w:val="28"/>
+          <w:lang w:eastAsia="en-IN"/>
+          <w14:ligatures w14:val="none"/>
+        </w:rPr>
+      </w:pPr>
+      <w:r>
+        <w:rPr>
+          <w:rFonts w:ascii="Calibri" w:eastAsia="Times New Roman" w:hAnsi="Calibri" w:cs="Calibri"/>
+          <w:color w:val="000000"/>
+          <w:kern w:val="0"/>
+          <w:sz w:val="28"/>
+          <w:szCs w:val="28"/>
+          <w:lang w:eastAsia="en-IN"/>
+          <w14:ligatures w14:val="none"/>
+        </w:rPr>
+        <w:t>UPDATE</w:t>
+      </w:r>
+    </w:p>
+    <w:p>
+      <w:pPr>
+        <w:pStyle w:val="ListParagraph"/>
+        <w:numPr>
+          <w:ilvl w:val="0"/>
+          <w:numId w:val="5"/>
+        </w:numPr>
+        <w:spacing w:after="0" w:line="240" w:lineRule="auto"/>
+        <w:rPr>
+          <w:rFonts w:ascii="Calibri" w:eastAsia="Times New Roman" w:hAnsi="Calibri" w:cs="Calibri"/>
+          <w:color w:val="000000"/>
+          <w:kern w:val="0"/>
+          <w:sz w:val="28"/>
+          <w:szCs w:val="28"/>
+          <w:lang w:eastAsia="en-IN"/>
+          <w14:ligatures w14:val="none"/>
+        </w:rPr>
+      </w:pPr>
+      <w:r>
+        <w:rPr>
+          <w:rFonts w:ascii="Calibri" w:eastAsia="Times New Roman" w:hAnsi="Calibri" w:cs="Calibri"/>
+          <w:color w:val="000000"/>
+          <w:kern w:val="0"/>
+          <w:sz w:val="28"/>
+          <w:szCs w:val="28"/>
+          <w:lang w:eastAsia="en-IN"/>
+          <w14:ligatures w14:val="none"/>
+        </w:rPr>
+        <w:t>DELETE</w:t>
+      </w:r>
+    </w:p>
+    <w:p>
+      <w:pPr>
+        <w:pStyle w:val="ListParagraph"/>
+        <w:numPr>
+          <w:ilvl w:val="0"/>
+          <w:numId w:val="5"/>
+        </w:numPr>
+        <w:spacing w:after="0" w:line="240" w:lineRule="auto"/>
+        <w:rPr>
+          <w:rFonts w:ascii="Calibri" w:eastAsia="Times New Roman" w:hAnsi="Calibri" w:cs="Calibri"/>
+          <w:color w:val="000000"/>
+          <w:kern w:val="0"/>
+          <w:sz w:val="28"/>
+          <w:szCs w:val="28"/>
+          <w:lang w:eastAsia="en-IN"/>
+          <w14:ligatures w14:val="none"/>
+        </w:rPr>
+      </w:pPr>
+      <w:r>
+        <w:rPr>
+          <w:rFonts w:ascii="Calibri" w:eastAsia="Times New Roman" w:hAnsi="Calibri" w:cs="Calibri"/>
+          <w:color w:val="000000"/>
+          <w:kern w:val="0"/>
+          <w:sz w:val="28"/>
+          <w:szCs w:val="28"/>
+          <w:lang w:eastAsia="en-IN"/>
+          <w14:ligatures w14:val="none"/>
+        </w:rPr>
+        <w:t xml:space="preserve">      ↓</w:t>
+      </w:r>
+    </w:p>
+    <w:p>
+      <w:pPr>
+        <w:pStyle w:val="ListParagraph"/>
+        <w:numPr>
+          <w:ilvl w:val="0"/>
+          <w:numId w:val="5"/>
+        </w:numPr>
+        <w:spacing w:after="0" w:line="240" w:lineRule="auto"/>
+        <w:rPr>
+          <w:rFonts w:ascii="Calibri" w:eastAsia="Times New Roman" w:hAnsi="Calibri" w:cs="Calibri"/>
+          <w:color w:val="000000"/>
+          <w:kern w:val="0"/>
+          <w:sz w:val="28"/>
+          <w:szCs w:val="28"/>
+          <w:lang w:eastAsia="en-IN"/>
+          <w14:ligatures w14:val="none"/>
+        </w:rPr>
+      </w:pPr>
+      <w:r>
+        <w:rPr>
+          <w:rFonts w:ascii="Calibri" w:eastAsia="Times New Roman" w:hAnsi="Calibri" w:cs="Calibri"/>
+          <w:color w:val="000000"/>
+          <w:kern w:val="0"/>
+          <w:sz w:val="28"/>
+          <w:szCs w:val="28"/>
+          <w:lang w:eastAsia="en-IN"/>
+          <w14:ligatures w14:val="none"/>
+        </w:rPr>
+        <w:t>COMMIT WORK</w:t>
+      </w:r>
+    </w:p>
+    <w:p>
+      <w:pPr>
+        <w:pStyle w:val="ListParagraph"/>
+        <w:numPr>
+          <w:ilvl w:val="0"/>
+          <w:numId w:val="5"/>
+        </w:numPr>
+        <w:spacing w:after="0" w:line="240" w:lineRule="auto"/>
+        <w:rPr>
+          <w:rFonts w:ascii="Calibri" w:eastAsia="Times New Roman" w:hAnsi="Calibri" w:cs="Calibri"/>
+          <w:color w:val="000000"/>
+          <w:kern w:val="0"/>
+          <w:sz w:val="28"/>
+          <w:szCs w:val="28"/>
+          <w:lang w:eastAsia="en-IN"/>
+          <w14:ligatures w14:val="none"/>
+        </w:rPr>
+      </w:pPr>
+      <w:r>
+        <w:rPr>
+          <w:rFonts w:ascii="Calibri" w:eastAsia="Times New Roman" w:hAnsi="Calibri" w:cs="Calibri"/>
+          <w:color w:val="000000"/>
+          <w:kern w:val="0"/>
+          <w:sz w:val="28"/>
+          <w:szCs w:val="28"/>
+          <w:lang w:eastAsia="en-IN"/>
+          <w14:ligatures w14:val="none"/>
+        </w:rPr>
+        <w:t xml:space="preserve">      OR</w:t>
+      </w:r>
+    </w:p>
+    <w:p>
+      <w:pPr>
+        <w:pStyle w:val="ListParagraph"/>
+        <w:numPr>
+          <w:ilvl w:val="0"/>
+          <w:numId w:val="5"/>
+        </w:numPr>
+        <w:spacing w:after="0" w:line="240" w:lineRule="auto"/>
+        <w:rPr>
+          <w:rFonts w:ascii="Calibri" w:eastAsia="Times New Roman" w:hAnsi="Calibri" w:cs="Calibri"/>
+          <w:color w:val="000000"/>
+          <w:kern w:val="0"/>
+          <w:sz w:val="28"/>
+          <w:szCs w:val="28"/>
+          <w:lang w:eastAsia="en-IN"/>
+          <w14:ligatures w14:val="none"/>
+        </w:rPr>
+      </w:pPr>
+      <w:r>
+        <w:rPr>
+          <w:rFonts w:ascii="Calibri" w:eastAsia="Times New Roman" w:hAnsi="Calibri" w:cs="Calibri"/>
+          <w:color w:val="000000"/>
+          <w:kern w:val="0"/>
+          <w:sz w:val="28"/>
+          <w:szCs w:val="28"/>
+          <w:lang w:eastAsia="en-IN"/>
+          <w14:ligatures w14:val="none"/>
+        </w:rPr>
+        <w:t>ROLLBACK WORK</w:t>
+      </w:r>
+    </w:p>
+    <w:p>
+      <w:pPr>
+        <w:pStyle w:val="ListParagraph"/>
+        <w:numPr>
+          <w:ilvl w:val="0"/>
+          <w:numId w:val="5"/>
+        </w:numPr>
+        <w:spacing w:after="0" w:line="240" w:lineRule="auto"/>
+        <w:rPr>
+          <w:rFonts w:ascii="Calibri" w:eastAsia="Times New Roman" w:hAnsi="Calibri" w:cs="Calibri"/>
+          <w:color w:val="000000"/>
+          <w:kern w:val="0"/>
+          <w:sz w:val="28"/>
+          <w:szCs w:val="28"/>
+          <w:lang w:eastAsia="en-IN"/>
+          <w14:ligatures w14:val="none"/>
+        </w:rPr>
+      </w:pPr>
+      <w:r>
+        <w:rPr>
+          <w:rFonts w:ascii="Calibri" w:eastAsia="Times New Roman" w:hAnsi="Calibri" w:cs="Calibri"/>
+          <w:color w:val="000000"/>
+          <w:kern w:val="0"/>
+          <w:sz w:val="28"/>
+          <w:szCs w:val="28"/>
+          <w:lang w:eastAsia="en-IN"/>
+          <w14:ligatures w14:val="none"/>
+        </w:rPr>
+        <w:t>END</w:t>
+      </w:r>
+      <w:r>
+        <w:rPr>
+          <w:rFonts w:ascii="Calibri" w:eastAsia="Times New Roman" w:hAnsi="Calibri" w:cs="Calibri"/>
+          <w:color w:val="000000"/>
+          <w:kern w:val="0"/>
+          <w:sz w:val="28"/>
+          <w:szCs w:val="28"/>
+          <w:lang w:eastAsia="en-IN"/>
+          <w14:ligatures w14:val="none"/>
+        </w:rPr>
+        <w:br/>
+      </w:r>
+    </w:p>
+    <w:p>
+      <w:pPr>
+        <w:pStyle w:val="ListParagraph"/>
+        <w:numPr>
+          <w:ilvl w:val="0"/>
+          <w:numId w:val="2"/>
+        </w:numPr>
+        <w:spacing w:after="0" w:line="240" w:lineRule="auto"/>
         <w:rPr>
           <w:rFonts w:ascii="Calibri" w:eastAsia="Times New Roman" w:hAnsi="Calibri" w:cs="Calibri"/>
           <w:b/>
@@ -1164,38 +1198,51 @@
           <w:lang w:eastAsia="en-IN"/>
           <w14:ligatures w14:val="none"/>
         </w:rPr>
+      </w:pPr>
+      <w:r>
+        <w:rPr>
+          <w:rFonts w:ascii="Calibri" w:eastAsia="Times New Roman" w:hAnsi="Calibri" w:cs="Calibri"/>
+          <w:b/>
+          <w:bCs/>
+          <w:color w:val="000000"/>
+          <w:kern w:val="0"/>
+          <w:sz w:val="28"/>
+          <w:szCs w:val="28"/>
+          <w:lang w:eastAsia="en-IN"/>
+          <w14:ligatures w14:val="none"/>
+        </w:rPr>
+        <w:t>COMMIT WORK:</w:t>
+      </w:r>
+    </w:p>
+    <w:p>
+      <w:pPr>
+        <w:pStyle w:val="ListParagraph"/>
+        <w:numPr>
+          <w:ilvl w:val="0"/>
+          <w:numId w:val="2"/>
+        </w:numPr>
+        <w:spacing w:after="0" w:line="240" w:lineRule="auto"/>
+        <w:rPr>
+          <w:rFonts w:ascii="Calibri" w:eastAsia="Times New Roman" w:hAnsi="Calibri" w:cs="Calibri"/>
+          <w:color w:val="000000"/>
+          <w:kern w:val="0"/>
+          <w:sz w:val="28"/>
+          <w:szCs w:val="28"/>
+          <w:lang w:eastAsia="en-IN"/>
+          <w14:ligatures w14:val="none"/>
+        </w:rPr>
+      </w:pPr>
+      <w:r>
+        <w:rPr>
+          <w:rFonts w:ascii="Calibri" w:eastAsia="Times New Roman" w:hAnsi="Calibri" w:cs="Calibri"/>
+          <w:color w:val="000000"/>
+          <w:kern w:val="0"/>
+          <w:sz w:val="28"/>
+          <w:szCs w:val="28"/>
+          <w:lang w:eastAsia="en-IN"/>
+          <w14:ligatures w14:val="none"/>
+        </w:rPr>
         <w:lastRenderedPageBreak/>
-        <w:t>COMMIT WORK:</w:t>
-      </w:r>
-    </w:p>
-    <w:p>
-      <w:pPr>
-        <w:pStyle w:val="ListParagraph"/>
-        <w:numPr>
-          <w:ilvl w:val="0"/>
-          <w:numId w:val="2"/>
-        </w:numPr>
-        <w:spacing w:after="0" w:line="240" w:lineRule="auto"/>
-        <w:rPr>
-          <w:rFonts w:ascii="Calibri" w:eastAsia="Times New Roman" w:hAnsi="Calibri" w:cs="Calibri"/>
-          <w:color w:val="000000"/>
-          <w:kern w:val="0"/>
-          <w:sz w:val="28"/>
-          <w:szCs w:val="28"/>
-          <w:lang w:eastAsia="en-IN"/>
-          <w14:ligatures w14:val="none"/>
-        </w:rPr>
-      </w:pPr>
-      <w:r>
-        <w:rPr>
-          <w:rFonts w:ascii="Calibri" w:eastAsia="Times New Roman" w:hAnsi="Calibri" w:cs="Calibri"/>
-          <w:color w:val="000000"/>
-          <w:kern w:val="0"/>
-          <w:sz w:val="28"/>
-          <w:szCs w:val="28"/>
-          <w:lang w:eastAsia="en-IN"/>
-          <w14:ligatures w14:val="none"/>
-        </w:rPr>
         <w:t>Used to permanently save all database changes.</w:t>
       </w:r>
     </w:p>
@@ -2464,406 +2511,6 @@
       <w:r>
         <w:rPr>
           <w:rFonts w:ascii="Calibri" w:eastAsia="Times New Roman" w:hAnsi="Calibri" w:cs="Calibri"/>
-          <w:color w:val="000000"/>
-          <w:kern w:val="0"/>
-          <w:sz w:val="28"/>
-          <w:szCs w:val="28"/>
-          <w:lang w:eastAsia="en-IN"/>
-          <w14:ligatures w14:val="none"/>
-        </w:rPr>
-        <w:t>SAP LUW (Logical Unit of Work) is a logical business transaction managed by the SAP application server. It can contain multiple database transactions and ends with COMMIT WORK or ROLLBACK WORK.</w:t>
-      </w:r>
-    </w:p>
-    <w:p>
-      <w:pPr>
-        <w:spacing w:after="0" w:line="240" w:lineRule="auto"/>
-        <w:rPr>
-          <w:rFonts w:ascii="Calibri" w:eastAsia="Times New Roman" w:hAnsi="Calibri" w:cs="Calibri"/>
-          <w:color w:val="000000"/>
-          <w:kern w:val="0"/>
-          <w:sz w:val="28"/>
-          <w:szCs w:val="28"/>
-          <w:lang w:eastAsia="en-IN"/>
-          <w14:ligatures w14:val="none"/>
-        </w:rPr>
-      </w:pPr>
-    </w:p>
-    <w:p>
-      <w:pPr>
-        <w:pStyle w:val="ListParagraph"/>
-        <w:numPr>
-          <w:ilvl w:val="0"/>
-          <w:numId w:val="2"/>
-        </w:numPr>
-        <w:spacing w:after="0" w:line="240" w:lineRule="auto"/>
-        <w:rPr>
-          <w:rFonts w:ascii="Calibri" w:eastAsia="Times New Roman" w:hAnsi="Calibri" w:cs="Calibri"/>
-          <w:color w:val="000000"/>
-          <w:kern w:val="0"/>
-          <w:sz w:val="28"/>
-          <w:szCs w:val="28"/>
-          <w:lang w:eastAsia="en-IN"/>
-          <w14:ligatures w14:val="none"/>
-        </w:rPr>
-      </w:pPr>
-      <w:r>
-        <w:rPr>
-          <w:rFonts w:ascii="Calibri" w:eastAsia="Times New Roman" w:hAnsi="Calibri" w:cs="Calibri"/>
-          <w:color w:val="000000"/>
-          <w:kern w:val="0"/>
-          <w:sz w:val="28"/>
-          <w:szCs w:val="28"/>
-          <w:lang w:eastAsia="en-IN"/>
-          <w14:ligatures w14:val="none"/>
-        </w:rPr>
-        <w:t>Database LUW is a single database transaction managed by the database system. It begins with the first database operation and ends when the database performs a commit or rollback.</w:t>
-      </w:r>
-    </w:p>
-    <w:p>
-      <w:pPr>
-        <w:pStyle w:val="ListParagraph"/>
-        <w:rPr>
-          <w:rFonts w:ascii="Calibri" w:eastAsia="Times New Roman" w:hAnsi="Calibri" w:cs="Calibri"/>
-          <w:color w:val="000000"/>
-          <w:kern w:val="0"/>
-          <w:sz w:val="28"/>
-          <w:szCs w:val="28"/>
-          <w:lang w:eastAsia="en-IN"/>
-          <w14:ligatures w14:val="none"/>
-        </w:rPr>
-      </w:pPr>
-    </w:p>
-    <w:p>
-      <w:pPr>
-        <w:pStyle w:val="ListParagraph"/>
-        <w:numPr>
-          <w:ilvl w:val="0"/>
-          <w:numId w:val="1"/>
-        </w:numPr>
-        <w:spacing w:after="0" w:line="240" w:lineRule="auto"/>
-        <w:rPr>
-          <w:rFonts w:ascii="Calibri" w:eastAsia="Times New Roman" w:hAnsi="Calibri" w:cs="Calibri"/>
-          <w:color w:val="000000"/>
-          <w:kern w:val="0"/>
-          <w:sz w:val="28"/>
-          <w:szCs w:val="28"/>
-          <w:lang w:eastAsia="en-IN"/>
-          <w14:ligatures w14:val="none"/>
-        </w:rPr>
-      </w:pPr>
-      <w:r>
-        <w:rPr>
-          <w:rFonts w:ascii="Calibri" w:eastAsia="Times New Roman" w:hAnsi="Calibri" w:cs="Calibri"/>
-          <w:color w:val="000000"/>
-          <w:kern w:val="0"/>
-          <w:sz w:val="28"/>
-          <w:szCs w:val="28"/>
-          <w:lang w:eastAsia="en-IN"/>
-          <w14:ligatures w14:val="none"/>
-        </w:rPr>
-        <w:t>W</w:t>
-      </w:r>
-      <w:r>
-        <w:rPr>
-          <w:rFonts w:ascii="Calibri" w:eastAsia="Times New Roman" w:hAnsi="Calibri" w:cs="Calibri"/>
-          <w:color w:val="000000"/>
-          <w:kern w:val="0"/>
-          <w:sz w:val="28"/>
-          <w:szCs w:val="28"/>
-          <w:lang w:eastAsia="en-IN"/>
-          <w14:ligatures w14:val="none"/>
-        </w:rPr>
-        <w:t>hat is update FM ? why we go for update function module?</w:t>
-      </w:r>
-    </w:p>
-    <w:p>
-      <w:pPr>
-        <w:pStyle w:val="ListParagraph"/>
-        <w:numPr>
-          <w:ilvl w:val="0"/>
-          <w:numId w:val="2"/>
-        </w:numPr>
-        <w:spacing w:after="0" w:line="240" w:lineRule="auto"/>
-        <w:rPr>
-          <w:rFonts w:ascii="Calibri" w:eastAsia="Times New Roman" w:hAnsi="Calibri" w:cs="Calibri"/>
-          <w:color w:val="000000"/>
-          <w:kern w:val="0"/>
-          <w:sz w:val="28"/>
-          <w:szCs w:val="28"/>
-          <w:lang w:eastAsia="en-IN"/>
-          <w14:ligatures w14:val="none"/>
-        </w:rPr>
-      </w:pPr>
-      <w:r>
-        <w:rPr>
-          <w:rFonts w:ascii="Calibri" w:eastAsia="Times New Roman" w:hAnsi="Calibri" w:cs="Calibri"/>
-          <w:color w:val="000000"/>
-          <w:kern w:val="0"/>
-          <w:sz w:val="28"/>
-          <w:szCs w:val="28"/>
-          <w:lang w:eastAsia="en-IN"/>
-          <w14:ligatures w14:val="none"/>
-        </w:rPr>
-        <w:t>An Update Function Module (Update FM) is a special type of Function Module that executes asynchronously during the update task.</w:t>
-      </w:r>
-    </w:p>
-    <w:p>
-      <w:pPr>
-        <w:pStyle w:val="ListParagraph"/>
-        <w:numPr>
-          <w:ilvl w:val="0"/>
-          <w:numId w:val="2"/>
-        </w:numPr>
-        <w:spacing w:after="0" w:line="240" w:lineRule="auto"/>
-        <w:rPr>
-          <w:rFonts w:ascii="Calibri" w:eastAsia="Times New Roman" w:hAnsi="Calibri" w:cs="Calibri"/>
-          <w:color w:val="000000"/>
-          <w:kern w:val="0"/>
-          <w:sz w:val="28"/>
-          <w:szCs w:val="28"/>
-          <w:lang w:eastAsia="en-IN"/>
-          <w14:ligatures w14:val="none"/>
-        </w:rPr>
-      </w:pPr>
-      <w:r>
-        <w:rPr>
-          <w:rFonts w:ascii="Calibri" w:eastAsia="Times New Roman" w:hAnsi="Calibri" w:cs="Calibri"/>
-          <w:color w:val="000000"/>
-          <w:kern w:val="0"/>
-          <w:sz w:val="28"/>
-          <w:szCs w:val="28"/>
-          <w:lang w:eastAsia="en-IN"/>
-          <w14:ligatures w14:val="none"/>
-        </w:rPr>
-        <w:lastRenderedPageBreak/>
-        <w:t>Used to update database tables.</w:t>
-      </w:r>
-    </w:p>
-    <w:p>
-      <w:pPr>
-        <w:pStyle w:val="ListParagraph"/>
-        <w:numPr>
-          <w:ilvl w:val="0"/>
-          <w:numId w:val="2"/>
-        </w:numPr>
-        <w:spacing w:after="0" w:line="240" w:lineRule="auto"/>
-        <w:rPr>
-          <w:rFonts w:ascii="Calibri" w:eastAsia="Times New Roman" w:hAnsi="Calibri" w:cs="Calibri"/>
-          <w:color w:val="000000"/>
-          <w:kern w:val="0"/>
-          <w:sz w:val="28"/>
-          <w:szCs w:val="28"/>
-          <w:lang w:eastAsia="en-IN"/>
-          <w14:ligatures w14:val="none"/>
-        </w:rPr>
-      </w:pPr>
-      <w:r>
-        <w:rPr>
-          <w:rFonts w:ascii="Calibri" w:eastAsia="Times New Roman" w:hAnsi="Calibri" w:cs="Calibri"/>
-          <w:color w:val="000000"/>
-          <w:kern w:val="0"/>
-          <w:sz w:val="28"/>
-          <w:szCs w:val="28"/>
-          <w:lang w:eastAsia="en-IN"/>
-          <w14:ligatures w14:val="none"/>
-        </w:rPr>
-        <w:t>It does not execute immediately. Instead, it is registered using:</w:t>
-      </w:r>
-    </w:p>
-    <w:p>
-      <w:pPr>
-        <w:pStyle w:val="ListParagraph"/>
-        <w:numPr>
-          <w:ilvl w:val="0"/>
-          <w:numId w:val="2"/>
-        </w:numPr>
-        <w:spacing w:after="0" w:line="240" w:lineRule="auto"/>
-        <w:rPr>
-          <w:rFonts w:ascii="Calibri" w:eastAsia="Times New Roman" w:hAnsi="Calibri" w:cs="Calibri"/>
-          <w:color w:val="000000"/>
-          <w:kern w:val="0"/>
-          <w:sz w:val="28"/>
-          <w:szCs w:val="28"/>
-          <w:lang w:eastAsia="en-IN"/>
-          <w14:ligatures w14:val="none"/>
-        </w:rPr>
-      </w:pPr>
-      <w:r>
-        <w:rPr>
-          <w:rFonts w:ascii="Calibri" w:eastAsia="Times New Roman" w:hAnsi="Calibri" w:cs="Calibri"/>
-          <w:color w:val="000000"/>
-          <w:kern w:val="0"/>
-          <w:sz w:val="28"/>
-          <w:szCs w:val="28"/>
-          <w:lang w:eastAsia="en-IN"/>
-          <w14:ligatures w14:val="none"/>
-        </w:rPr>
-        <w:t>CALL FUNCTION 'Z_UPDATE_EMP'</w:t>
-      </w:r>
-    </w:p>
-    <w:p>
-      <w:pPr>
-        <w:pStyle w:val="ListParagraph"/>
-        <w:spacing w:after="0" w:line="240" w:lineRule="auto"/>
-        <w:ind w:left="360"/>
-        <w:rPr>
-          <w:rFonts w:ascii="Calibri" w:eastAsia="Times New Roman" w:hAnsi="Calibri" w:cs="Calibri"/>
-          <w:color w:val="000000"/>
-          <w:kern w:val="0"/>
-          <w:sz w:val="28"/>
-          <w:szCs w:val="28"/>
-          <w:lang w:eastAsia="en-IN"/>
-          <w14:ligatures w14:val="none"/>
-        </w:rPr>
-      </w:pPr>
-      <w:r>
-        <w:rPr>
-          <w:rFonts w:ascii="Calibri" w:eastAsia="Times New Roman" w:hAnsi="Calibri" w:cs="Calibri"/>
-          <w:color w:val="000000"/>
-          <w:kern w:val="0"/>
-          <w:sz w:val="28"/>
-          <w:szCs w:val="28"/>
-          <w:lang w:eastAsia="en-IN"/>
-          <w14:ligatures w14:val="none"/>
-        </w:rPr>
-        <w:t>IN UPDATE TASK.</w:t>
-      </w:r>
-    </w:p>
-    <w:p>
-      <w:pPr>
-        <w:pStyle w:val="ListParagraph"/>
-        <w:numPr>
-          <w:ilvl w:val="0"/>
-          <w:numId w:val="2"/>
-        </w:numPr>
-        <w:spacing w:after="0" w:line="240" w:lineRule="auto"/>
-        <w:rPr>
-          <w:rFonts w:ascii="Calibri" w:eastAsia="Times New Roman" w:hAnsi="Calibri" w:cs="Calibri"/>
-          <w:color w:val="000000"/>
-          <w:kern w:val="0"/>
-          <w:sz w:val="28"/>
-          <w:szCs w:val="28"/>
-          <w:lang w:eastAsia="en-IN"/>
-          <w14:ligatures w14:val="none"/>
-        </w:rPr>
-      </w:pPr>
-      <w:r>
-        <w:rPr>
-          <w:rFonts w:ascii="Calibri" w:eastAsia="Times New Roman" w:hAnsi="Calibri" w:cs="Calibri"/>
-          <w:color w:val="000000"/>
-          <w:kern w:val="0"/>
-          <w:sz w:val="28"/>
-          <w:szCs w:val="28"/>
-          <w:lang w:eastAsia="en-IN"/>
-          <w14:ligatures w14:val="none"/>
-        </w:rPr>
-        <w:t>And executed only when:</w:t>
-      </w:r>
-    </w:p>
-    <w:p>
-      <w:pPr>
-        <w:pStyle w:val="ListParagraph"/>
-        <w:spacing w:after="0" w:line="240" w:lineRule="auto"/>
-        <w:ind w:left="360"/>
-        <w:rPr>
-          <w:rFonts w:ascii="Calibri" w:eastAsia="Times New Roman" w:hAnsi="Calibri" w:cs="Calibri"/>
-          <w:color w:val="000000"/>
-          <w:kern w:val="0"/>
-          <w:sz w:val="28"/>
-          <w:szCs w:val="28"/>
-          <w:lang w:eastAsia="en-IN"/>
-          <w14:ligatures w14:val="none"/>
-        </w:rPr>
-      </w:pPr>
-      <w:r>
-        <w:rPr>
-          <w:rFonts w:ascii="Calibri" w:eastAsia="Times New Roman" w:hAnsi="Calibri" w:cs="Calibri"/>
-          <w:color w:val="000000"/>
-          <w:kern w:val="0"/>
-          <w:sz w:val="28"/>
-          <w:szCs w:val="28"/>
-          <w:lang w:eastAsia="en-IN"/>
-          <w14:ligatures w14:val="none"/>
-        </w:rPr>
-        <w:t>COMMIT WORK.</w:t>
-      </w:r>
-      <w:r>
-        <w:rPr>
-          <w:rFonts w:ascii="Calibri" w:eastAsia="Times New Roman" w:hAnsi="Calibri" w:cs="Calibri"/>
-          <w:color w:val="000000"/>
-          <w:kern w:val="0"/>
-          <w:sz w:val="28"/>
-          <w:szCs w:val="28"/>
-          <w:lang w:eastAsia="en-IN"/>
-          <w14:ligatures w14:val="none"/>
-        </w:rPr>
-        <w:br/>
-      </w:r>
-    </w:p>
-    <w:p>
-      <w:pPr>
-        <w:pStyle w:val="ListParagraph"/>
-        <w:numPr>
-          <w:ilvl w:val="0"/>
-          <w:numId w:val="2"/>
-        </w:numPr>
-        <w:spacing w:after="0"/>
-        <w:rPr>
-          <w:rFonts w:ascii="Calibri" w:eastAsia="Times New Roman" w:hAnsi="Calibri" w:cs="Calibri"/>
-          <w:color w:val="000000"/>
-          <w:kern w:val="0"/>
-          <w:sz w:val="28"/>
-          <w:szCs w:val="28"/>
-          <w:lang w:eastAsia="en-IN"/>
-          <w14:ligatures w14:val="none"/>
-        </w:rPr>
-      </w:pPr>
-      <w:r>
-        <w:rPr>
-          <w:rFonts w:ascii="Calibri" w:eastAsia="Times New Roman" w:hAnsi="Calibri" w:cs="Calibri"/>
-          <w:color w:val="000000"/>
-          <w:kern w:val="0"/>
-          <w:sz w:val="28"/>
-          <w:szCs w:val="28"/>
-          <w:lang w:eastAsia="en-IN"/>
-          <w14:ligatures w14:val="none"/>
-        </w:rPr>
-        <w:t>We use Update FMs to:</w:t>
-      </w:r>
-    </w:p>
-    <w:p>
-      <w:pPr>
-        <w:pStyle w:val="ListParagraph"/>
-        <w:numPr>
-          <w:ilvl w:val="0"/>
-          <w:numId w:val="7"/>
-        </w:numPr>
-        <w:spacing w:after="0"/>
-        <w:rPr>
-          <w:rFonts w:ascii="Calibri" w:eastAsia="Times New Roman" w:hAnsi="Calibri" w:cs="Calibri"/>
-          <w:color w:val="000000"/>
-          <w:kern w:val="0"/>
-          <w:sz w:val="28"/>
-          <w:szCs w:val="28"/>
-          <w:lang w:eastAsia="en-IN"/>
-          <w14:ligatures w14:val="none"/>
-        </w:rPr>
-      </w:pPr>
-      <w:r>
-        <w:rPr>
-          <w:rFonts w:ascii="Calibri" w:eastAsia="Times New Roman" w:hAnsi="Calibri" w:cs="Calibri"/>
-          <w:color w:val="000000"/>
-          <w:kern w:val="0"/>
-          <w:sz w:val="28"/>
-          <w:szCs w:val="28"/>
-          <w:lang w:eastAsia="en-IN"/>
-          <w14:ligatures w14:val="none"/>
-        </w:rPr>
-        <w:t xml:space="preserve">Perform </w:t>
-      </w:r>
-      <w:r>
-        <w:rPr>
-          <w:rFonts w:ascii="Calibri" w:eastAsia="Times New Roman" w:hAnsi="Calibri" w:cs="Calibri"/>
           <w:b/>
           <w:bCs/>
           <w:color w:val="000000"/>
@@ -2873,6 +2520,475 @@
           <w:lang w:eastAsia="en-IN"/>
           <w14:ligatures w14:val="none"/>
         </w:rPr>
+        <w:t>SAP LUW</w:t>
+      </w:r>
+      <w:r>
+        <w:rPr>
+          <w:rFonts w:ascii="Calibri" w:eastAsia="Times New Roman" w:hAnsi="Calibri" w:cs="Calibri"/>
+          <w:color w:val="000000"/>
+          <w:kern w:val="0"/>
+          <w:sz w:val="28"/>
+          <w:szCs w:val="28"/>
+          <w:lang w:eastAsia="en-IN"/>
+          <w14:ligatures w14:val="none"/>
+        </w:rPr>
+        <w:t xml:space="preserve"> (Logical Unit of Work) is a logical business transaction managed by the SAP application server. It can contain multiple database transactions and ends with COMMIT WORK or ROLLBACK WORK.</w:t>
+      </w:r>
+    </w:p>
+    <w:p>
+      <w:pPr>
+        <w:spacing w:after="0" w:line="240" w:lineRule="auto"/>
+        <w:rPr>
+          <w:rFonts w:ascii="Calibri" w:eastAsia="Times New Roman" w:hAnsi="Calibri" w:cs="Calibri"/>
+          <w:color w:val="000000"/>
+          <w:kern w:val="0"/>
+          <w:sz w:val="28"/>
+          <w:szCs w:val="28"/>
+          <w:lang w:eastAsia="en-IN"/>
+          <w14:ligatures w14:val="none"/>
+        </w:rPr>
+      </w:pPr>
+    </w:p>
+    <w:p>
+      <w:pPr>
+        <w:pStyle w:val="ListParagraph"/>
+        <w:numPr>
+          <w:ilvl w:val="0"/>
+          <w:numId w:val="2"/>
+        </w:numPr>
+        <w:spacing w:after="0" w:line="240" w:lineRule="auto"/>
+        <w:rPr>
+          <w:rFonts w:ascii="Calibri" w:eastAsia="Times New Roman" w:hAnsi="Calibri" w:cs="Calibri"/>
+          <w:color w:val="000000"/>
+          <w:kern w:val="0"/>
+          <w:sz w:val="28"/>
+          <w:szCs w:val="28"/>
+          <w:lang w:eastAsia="en-IN"/>
+          <w14:ligatures w14:val="none"/>
+        </w:rPr>
+      </w:pPr>
+      <w:r>
+        <w:rPr>
+          <w:rFonts w:ascii="Calibri" w:eastAsia="Times New Roman" w:hAnsi="Calibri" w:cs="Calibri"/>
+          <w:b/>
+          <w:bCs/>
+          <w:color w:val="000000"/>
+          <w:kern w:val="0"/>
+          <w:sz w:val="28"/>
+          <w:szCs w:val="28"/>
+          <w:lang w:eastAsia="en-IN"/>
+          <w14:ligatures w14:val="none"/>
+        </w:rPr>
+        <w:t>Database LUW</w:t>
+      </w:r>
+      <w:r>
+        <w:rPr>
+          <w:rFonts w:ascii="Calibri" w:eastAsia="Times New Roman" w:hAnsi="Calibri" w:cs="Calibri"/>
+          <w:color w:val="000000"/>
+          <w:kern w:val="0"/>
+          <w:sz w:val="28"/>
+          <w:szCs w:val="28"/>
+          <w:lang w:eastAsia="en-IN"/>
+          <w14:ligatures w14:val="none"/>
+        </w:rPr>
+        <w:t xml:space="preserve"> is a single database transaction managed by the database system. It begins with the first database operation and ends when the database performs a commit or rollback.</w:t>
+      </w:r>
+    </w:p>
+    <w:p>
+      <w:pPr>
+        <w:pStyle w:val="ListParagraph"/>
+        <w:tabs>
+          <w:tab w:val="left" w:pos="1212"/>
+        </w:tabs>
+        <w:rPr>
+          <w:rFonts w:ascii="Calibri" w:eastAsia="Times New Roman" w:hAnsi="Calibri" w:cs="Calibri"/>
+          <w:color w:val="000000"/>
+          <w:kern w:val="0"/>
+          <w:sz w:val="28"/>
+          <w:szCs w:val="28"/>
+          <w:lang w:eastAsia="en-IN"/>
+          <w14:ligatures w14:val="none"/>
+        </w:rPr>
+      </w:pPr>
+      <w:r>
+        <w:rPr>
+          <w:rFonts w:ascii="Calibri" w:eastAsia="Times New Roman" w:hAnsi="Calibri" w:cs="Calibri"/>
+          <w:color w:val="000000"/>
+          <w:kern w:val="0"/>
+          <w:sz w:val="28"/>
+          <w:szCs w:val="28"/>
+          <w:lang w:eastAsia="en-IN"/>
+          <w14:ligatures w14:val="none"/>
+        </w:rPr>
+        <w:tab/>
+      </w:r>
+    </w:p>
+    <w:p>
+      <w:pPr>
+        <w:pStyle w:val="ListParagraph"/>
+        <w:numPr>
+          <w:ilvl w:val="0"/>
+          <w:numId w:val="1"/>
+        </w:numPr>
+        <w:spacing w:after="0" w:line="240" w:lineRule="auto"/>
+        <w:rPr>
+          <w:rFonts w:ascii="Calibri" w:eastAsia="Times New Roman" w:hAnsi="Calibri" w:cs="Calibri"/>
+          <w:color w:val="000000"/>
+          <w:kern w:val="0"/>
+          <w:sz w:val="28"/>
+          <w:szCs w:val="28"/>
+          <w:lang w:eastAsia="en-IN"/>
+          <w14:ligatures w14:val="none"/>
+        </w:rPr>
+      </w:pPr>
+      <w:r>
+        <w:rPr>
+          <w:rFonts w:ascii="Calibri" w:eastAsia="Times New Roman" w:hAnsi="Calibri" w:cs="Calibri"/>
+          <w:color w:val="000000"/>
+          <w:kern w:val="0"/>
+          <w:sz w:val="28"/>
+          <w:szCs w:val="28"/>
+          <w:lang w:eastAsia="en-IN"/>
+          <w14:ligatures w14:val="none"/>
+        </w:rPr>
+        <w:t>W</w:t>
+      </w:r>
+      <w:r>
+        <w:rPr>
+          <w:rFonts w:ascii="Calibri" w:eastAsia="Times New Roman" w:hAnsi="Calibri" w:cs="Calibri"/>
+          <w:color w:val="000000"/>
+          <w:kern w:val="0"/>
+          <w:sz w:val="28"/>
+          <w:szCs w:val="28"/>
+          <w:lang w:eastAsia="en-IN"/>
+          <w14:ligatures w14:val="none"/>
+        </w:rPr>
+        <w:t xml:space="preserve">hat is update </w:t>
+      </w:r>
+      <w:proofErr w:type="gramStart"/>
+      <w:r>
+        <w:rPr>
+          <w:rFonts w:ascii="Calibri" w:eastAsia="Times New Roman" w:hAnsi="Calibri" w:cs="Calibri"/>
+          <w:color w:val="000000"/>
+          <w:kern w:val="0"/>
+          <w:sz w:val="28"/>
+          <w:szCs w:val="28"/>
+          <w:lang w:eastAsia="en-IN"/>
+          <w14:ligatures w14:val="none"/>
+        </w:rPr>
+        <w:t>FM ?</w:t>
+      </w:r>
+      <w:proofErr w:type="gramEnd"/>
+      <w:r>
+        <w:rPr>
+          <w:rFonts w:ascii="Calibri" w:eastAsia="Times New Roman" w:hAnsi="Calibri" w:cs="Calibri"/>
+          <w:color w:val="000000"/>
+          <w:kern w:val="0"/>
+          <w:sz w:val="28"/>
+          <w:szCs w:val="28"/>
+          <w:lang w:eastAsia="en-IN"/>
+          <w14:ligatures w14:val="none"/>
+        </w:rPr>
+        <w:t xml:space="preserve"> why we go for update function module?</w:t>
+      </w:r>
+    </w:p>
+    <w:p>
+      <w:pPr>
+        <w:pStyle w:val="ListParagraph"/>
+        <w:numPr>
+          <w:ilvl w:val="0"/>
+          <w:numId w:val="2"/>
+        </w:numPr>
+        <w:spacing w:after="0" w:line="240" w:lineRule="auto"/>
+        <w:rPr>
+          <w:rFonts w:ascii="Calibri" w:eastAsia="Times New Roman" w:hAnsi="Calibri" w:cs="Calibri"/>
+          <w:color w:val="000000"/>
+          <w:kern w:val="0"/>
+          <w:sz w:val="28"/>
+          <w:szCs w:val="28"/>
+          <w:lang w:eastAsia="en-IN"/>
+          <w14:ligatures w14:val="none"/>
+        </w:rPr>
+      </w:pPr>
+      <w:r>
+        <w:rPr>
+          <w:rFonts w:ascii="Calibri" w:eastAsia="Times New Roman" w:hAnsi="Calibri" w:cs="Calibri"/>
+          <w:color w:val="000000"/>
+          <w:kern w:val="0"/>
+          <w:sz w:val="28"/>
+          <w:szCs w:val="28"/>
+          <w:lang w:eastAsia="en-IN"/>
+          <w14:ligatures w14:val="none"/>
+        </w:rPr>
+        <w:t>An Update Function Module (Update FM) is a special type of Function Module that executes asynchronously during the update task.</w:t>
+      </w:r>
+    </w:p>
+    <w:p>
+      <w:pPr>
+        <w:pStyle w:val="ListParagraph"/>
+        <w:numPr>
+          <w:ilvl w:val="0"/>
+          <w:numId w:val="2"/>
+        </w:numPr>
+        <w:spacing w:after="0" w:line="240" w:lineRule="auto"/>
+        <w:rPr>
+          <w:rFonts w:ascii="Calibri" w:eastAsia="Times New Roman" w:hAnsi="Calibri" w:cs="Calibri"/>
+          <w:color w:val="000000"/>
+          <w:kern w:val="0"/>
+          <w:sz w:val="28"/>
+          <w:szCs w:val="28"/>
+          <w:lang w:eastAsia="en-IN"/>
+          <w14:ligatures w14:val="none"/>
+        </w:rPr>
+      </w:pPr>
+      <w:r>
+        <w:rPr>
+          <w:rFonts w:ascii="Calibri" w:eastAsia="Times New Roman" w:hAnsi="Calibri" w:cs="Calibri"/>
+          <w:color w:val="000000"/>
+          <w:kern w:val="0"/>
+          <w:sz w:val="28"/>
+          <w:szCs w:val="28"/>
+          <w:lang w:eastAsia="en-IN"/>
+          <w14:ligatures w14:val="none"/>
+        </w:rPr>
+        <w:t>Used to update database tables.</w:t>
+      </w:r>
+    </w:p>
+    <w:p>
+      <w:pPr>
+        <w:pStyle w:val="ListParagraph"/>
+        <w:numPr>
+          <w:ilvl w:val="0"/>
+          <w:numId w:val="2"/>
+        </w:numPr>
+        <w:spacing w:after="0" w:line="240" w:lineRule="auto"/>
+        <w:rPr>
+          <w:rFonts w:ascii="Calibri" w:eastAsia="Times New Roman" w:hAnsi="Calibri" w:cs="Calibri"/>
+          <w:color w:val="000000"/>
+          <w:kern w:val="0"/>
+          <w:sz w:val="28"/>
+          <w:szCs w:val="28"/>
+          <w:lang w:eastAsia="en-IN"/>
+          <w14:ligatures w14:val="none"/>
+        </w:rPr>
+      </w:pPr>
+      <w:r>
+        <w:rPr>
+          <w:rFonts w:ascii="Calibri" w:eastAsia="Times New Roman" w:hAnsi="Calibri" w:cs="Calibri"/>
+          <w:color w:val="000000"/>
+          <w:kern w:val="0"/>
+          <w:sz w:val="28"/>
+          <w:szCs w:val="28"/>
+          <w:lang w:eastAsia="en-IN"/>
+          <w14:ligatures w14:val="none"/>
+        </w:rPr>
+        <w:lastRenderedPageBreak/>
+        <w:t>It does not execute immediately. Instead, it is registered using:</w:t>
+      </w:r>
+    </w:p>
+    <w:p>
+      <w:pPr>
+        <w:pStyle w:val="ListParagraph"/>
+        <w:numPr>
+          <w:ilvl w:val="0"/>
+          <w:numId w:val="2"/>
+        </w:numPr>
+        <w:spacing w:after="0" w:line="240" w:lineRule="auto"/>
+        <w:rPr>
+          <w:rFonts w:ascii="Calibri" w:eastAsia="Times New Roman" w:hAnsi="Calibri" w:cs="Calibri"/>
+          <w:color w:val="000000"/>
+          <w:kern w:val="0"/>
+          <w:sz w:val="28"/>
+          <w:szCs w:val="28"/>
+          <w:lang w:eastAsia="en-IN"/>
+          <w14:ligatures w14:val="none"/>
+        </w:rPr>
+      </w:pPr>
+      <w:r>
+        <w:rPr>
+          <w:rFonts w:ascii="Calibri" w:eastAsia="Times New Roman" w:hAnsi="Calibri" w:cs="Calibri"/>
+          <w:color w:val="000000"/>
+          <w:kern w:val="0"/>
+          <w:sz w:val="28"/>
+          <w:szCs w:val="28"/>
+          <w:lang w:eastAsia="en-IN"/>
+          <w14:ligatures w14:val="none"/>
+        </w:rPr>
+        <w:t>CALL FUNCTION 'Z_UPDATE_EMP'</w:t>
+      </w:r>
+    </w:p>
+    <w:p>
+      <w:pPr>
+        <w:pStyle w:val="ListParagraph"/>
+        <w:spacing w:after="0" w:line="240" w:lineRule="auto"/>
+        <w:ind w:left="360"/>
+        <w:rPr>
+          <w:rFonts w:ascii="Calibri" w:eastAsia="Times New Roman" w:hAnsi="Calibri" w:cs="Calibri"/>
+          <w:color w:val="000000"/>
+          <w:kern w:val="0"/>
+          <w:sz w:val="28"/>
+          <w:szCs w:val="28"/>
+          <w:lang w:eastAsia="en-IN"/>
+          <w14:ligatures w14:val="none"/>
+        </w:rPr>
+      </w:pPr>
+      <w:r>
+        <w:rPr>
+          <w:rFonts w:ascii="Calibri" w:eastAsia="Times New Roman" w:hAnsi="Calibri" w:cs="Calibri"/>
+          <w:color w:val="000000"/>
+          <w:kern w:val="0"/>
+          <w:sz w:val="28"/>
+          <w:szCs w:val="28"/>
+          <w:lang w:eastAsia="en-IN"/>
+          <w14:ligatures w14:val="none"/>
+        </w:rPr>
+        <w:t>IN UPDATE TASK.</w:t>
+      </w:r>
+    </w:p>
+    <w:p>
+      <w:pPr>
+        <w:pStyle w:val="ListParagraph"/>
+        <w:numPr>
+          <w:ilvl w:val="0"/>
+          <w:numId w:val="2"/>
+        </w:numPr>
+        <w:spacing w:after="0" w:line="240" w:lineRule="auto"/>
+        <w:rPr>
+          <w:rFonts w:ascii="Calibri" w:eastAsia="Times New Roman" w:hAnsi="Calibri" w:cs="Calibri"/>
+          <w:color w:val="000000"/>
+          <w:kern w:val="0"/>
+          <w:sz w:val="28"/>
+          <w:szCs w:val="28"/>
+          <w:lang w:eastAsia="en-IN"/>
+          <w14:ligatures w14:val="none"/>
+        </w:rPr>
+      </w:pPr>
+      <w:r>
+        <w:rPr>
+          <w:rFonts w:ascii="Calibri" w:eastAsia="Times New Roman" w:hAnsi="Calibri" w:cs="Calibri"/>
+          <w:color w:val="000000"/>
+          <w:kern w:val="0"/>
+          <w:sz w:val="28"/>
+          <w:szCs w:val="28"/>
+          <w:lang w:eastAsia="en-IN"/>
+          <w14:ligatures w14:val="none"/>
+        </w:rPr>
+        <w:t>And executed only when:</w:t>
+      </w:r>
+    </w:p>
+    <w:p>
+      <w:pPr>
+        <w:pStyle w:val="ListParagraph"/>
+        <w:spacing w:after="0" w:line="240" w:lineRule="auto"/>
+        <w:ind w:left="360"/>
+        <w:rPr>
+          <w:rFonts w:ascii="Calibri" w:eastAsia="Times New Roman" w:hAnsi="Calibri" w:cs="Calibri"/>
+          <w:color w:val="000000"/>
+          <w:kern w:val="0"/>
+          <w:sz w:val="28"/>
+          <w:szCs w:val="28"/>
+          <w:lang w:eastAsia="en-IN"/>
+          <w14:ligatures w14:val="none"/>
+        </w:rPr>
+      </w:pPr>
+      <w:r>
+        <w:rPr>
+          <w:rFonts w:ascii="Calibri" w:eastAsia="Times New Roman" w:hAnsi="Calibri" w:cs="Calibri"/>
+          <w:color w:val="000000"/>
+          <w:kern w:val="0"/>
+          <w:sz w:val="28"/>
+          <w:szCs w:val="28"/>
+          <w:lang w:eastAsia="en-IN"/>
+          <w14:ligatures w14:val="none"/>
+        </w:rPr>
+        <w:t>COMMIT WORK.</w:t>
+      </w:r>
+      <w:r>
+        <w:rPr>
+          <w:rFonts w:ascii="Calibri" w:eastAsia="Times New Roman" w:hAnsi="Calibri" w:cs="Calibri"/>
+          <w:color w:val="000000"/>
+          <w:kern w:val="0"/>
+          <w:sz w:val="28"/>
+          <w:szCs w:val="28"/>
+          <w:lang w:eastAsia="en-IN"/>
+          <w14:ligatures w14:val="none"/>
+        </w:rPr>
+        <w:br/>
+      </w:r>
+    </w:p>
+    <w:p>
+      <w:pPr>
+        <w:pStyle w:val="ListParagraph"/>
+        <w:numPr>
+          <w:ilvl w:val="0"/>
+          <w:numId w:val="2"/>
+        </w:numPr>
+        <w:spacing w:after="0"/>
+        <w:rPr>
+          <w:rFonts w:ascii="Calibri" w:eastAsia="Times New Roman" w:hAnsi="Calibri" w:cs="Calibri"/>
+          <w:color w:val="000000"/>
+          <w:kern w:val="0"/>
+          <w:sz w:val="28"/>
+          <w:szCs w:val="28"/>
+          <w:lang w:eastAsia="en-IN"/>
+          <w14:ligatures w14:val="none"/>
+        </w:rPr>
+      </w:pPr>
+      <w:r>
+        <w:rPr>
+          <w:rFonts w:ascii="Calibri" w:eastAsia="Times New Roman" w:hAnsi="Calibri" w:cs="Calibri"/>
+          <w:color w:val="000000"/>
+          <w:kern w:val="0"/>
+          <w:sz w:val="28"/>
+          <w:szCs w:val="28"/>
+          <w:lang w:eastAsia="en-IN"/>
+          <w14:ligatures w14:val="none"/>
+        </w:rPr>
+        <w:t>We use Update FMs to:</w:t>
+      </w:r>
+    </w:p>
+    <w:p>
+      <w:pPr>
+        <w:pStyle w:val="ListParagraph"/>
+        <w:numPr>
+          <w:ilvl w:val="0"/>
+          <w:numId w:val="7"/>
+        </w:numPr>
+        <w:spacing w:after="0"/>
+        <w:rPr>
+          <w:rFonts w:ascii="Calibri" w:eastAsia="Times New Roman" w:hAnsi="Calibri" w:cs="Calibri"/>
+          <w:color w:val="000000"/>
+          <w:kern w:val="0"/>
+          <w:sz w:val="28"/>
+          <w:szCs w:val="28"/>
+          <w:lang w:eastAsia="en-IN"/>
+          <w14:ligatures w14:val="none"/>
+        </w:rPr>
+      </w:pPr>
+      <w:r>
+        <w:rPr>
+          <w:rFonts w:ascii="Calibri" w:eastAsia="Times New Roman" w:hAnsi="Calibri" w:cs="Calibri"/>
+          <w:color w:val="000000"/>
+          <w:kern w:val="0"/>
+          <w:sz w:val="28"/>
+          <w:szCs w:val="28"/>
+          <w:lang w:eastAsia="en-IN"/>
+          <w14:ligatures w14:val="none"/>
+        </w:rPr>
+        <w:t xml:space="preserve">Perform </w:t>
+      </w:r>
+      <w:r>
+        <w:rPr>
+          <w:rFonts w:ascii="Calibri" w:eastAsia="Times New Roman" w:hAnsi="Calibri" w:cs="Calibri"/>
+          <w:b/>
+          <w:bCs/>
+          <w:color w:val="000000"/>
+          <w:kern w:val="0"/>
+          <w:sz w:val="28"/>
+          <w:szCs w:val="28"/>
+          <w:lang w:eastAsia="en-IN"/>
+          <w14:ligatures w14:val="none"/>
+        </w:rPr>
         <w:t>database updates</w:t>
       </w:r>
       <w:r>
@@ -3040,7 +3156,20 @@
           <w:lang w:eastAsia="en-IN"/>
           <w14:ligatures w14:val="none"/>
         </w:rPr>
-        <w:t>How does it work</w:t>
+        <w:t xml:space="preserve">How does it </w:t>
+      </w:r>
+      <w:proofErr w:type="gramStart"/>
+      <w:r>
+        <w:rPr>
+          <w:rFonts w:ascii="Calibri" w:eastAsia="Times New Roman" w:hAnsi="Calibri" w:cs="Calibri"/>
+          <w:color w:val="000000"/>
+          <w:kern w:val="0"/>
+          <w:sz w:val="28"/>
+          <w:szCs w:val="28"/>
+          <w:lang w:eastAsia="en-IN"/>
+          <w14:ligatures w14:val="none"/>
+        </w:rPr>
+        <w:t>work</w:t>
       </w:r>
       <w:r>
         <w:rPr>
@@ -3054,6 +3183,7 @@
         </w:rPr>
         <w:t>:-</w:t>
       </w:r>
+      <w:proofErr w:type="gramEnd"/>
     </w:p>
     <w:p>
       <w:pPr>
@@ -4104,7 +4234,33 @@
           <w:lang w:eastAsia="en-IN"/>
           <w14:ligatures w14:val="none"/>
         </w:rPr>
-        <w:t>. We use Update Function Modules to perform database updates asynchronously, improve system performance, maintain data consistency, and ensure that database changes are committed only after the successful completion of a SAP LUW.</w:t>
+        <w:t xml:space="preserve">. We use Update Function Modules to perform database updates asynchronously, improve system performance, maintain data consistency, and ensure that database changes are committed only after the successful completion of </w:t>
+      </w:r>
+      <w:proofErr w:type="gramStart"/>
+      <w:r>
+        <w:rPr>
+          <w:rFonts w:ascii="Calibri" w:eastAsia="Times New Roman" w:hAnsi="Calibri" w:cs="Calibri"/>
+          <w:color w:val="000000"/>
+          <w:kern w:val="0"/>
+          <w:sz w:val="28"/>
+          <w:szCs w:val="28"/>
+          <w:lang w:eastAsia="en-IN"/>
+          <w14:ligatures w14:val="none"/>
+        </w:rPr>
+        <w:t>a</w:t>
+      </w:r>
+      <w:proofErr w:type="gramEnd"/>
+      <w:r>
+        <w:rPr>
+          <w:rFonts w:ascii="Calibri" w:eastAsia="Times New Roman" w:hAnsi="Calibri" w:cs="Calibri"/>
+          <w:color w:val="000000"/>
+          <w:kern w:val="0"/>
+          <w:sz w:val="28"/>
+          <w:szCs w:val="28"/>
+          <w:lang w:eastAsia="en-IN"/>
+          <w14:ligatures w14:val="none"/>
+        </w:rPr>
+        <w:t xml:space="preserve"> SAP LUW.</w:t>
       </w:r>
     </w:p>
     <w:p>
@@ -4299,17 +4455,31 @@
           <w14:ligatures w14:val="none"/>
         </w:rPr>
       </w:pPr>
-      <w:r>
-        <w:rPr>
-          <w:rFonts w:ascii="Calibri" w:eastAsia="Times New Roman" w:hAnsi="Calibri" w:cs="Calibri"/>
-          <w:color w:val="000000"/>
-          <w:kern w:val="0"/>
-          <w:sz w:val="28"/>
-          <w:szCs w:val="28"/>
-          <w:lang w:eastAsia="en-IN"/>
-          <w14:ligatures w14:val="none"/>
-        </w:rPr>
-        <w:t>EXCEPTIONS  → to handle errors explicitly</w:t>
+      <w:proofErr w:type="gramStart"/>
+      <w:r>
+        <w:rPr>
+          <w:rFonts w:ascii="Calibri" w:eastAsia="Times New Roman" w:hAnsi="Calibri" w:cs="Calibri"/>
+          <w:color w:val="000000"/>
+          <w:kern w:val="0"/>
+          <w:sz w:val="28"/>
+          <w:szCs w:val="28"/>
+          <w:lang w:eastAsia="en-IN"/>
+          <w14:ligatures w14:val="none"/>
+        </w:rPr>
+        <w:t>EXCEPTIONS  →</w:t>
+      </w:r>
+      <w:proofErr w:type="gramEnd"/>
+      <w:r>
+        <w:rPr>
+          <w:rFonts w:ascii="Calibri" w:eastAsia="Times New Roman" w:hAnsi="Calibri" w:cs="Calibri"/>
+          <w:color w:val="000000"/>
+          <w:kern w:val="0"/>
+          <w:sz w:val="28"/>
+          <w:szCs w:val="28"/>
+          <w:lang w:eastAsia="en-IN"/>
+          <w14:ligatures w14:val="none"/>
+        </w:rPr>
+        <w:t xml:space="preserve"> to handle errors explicitly</w:t>
       </w:r>
       <w:r>
         <w:rPr>
@@ -4524,8 +4694,22 @@
                 <w:lang w:eastAsia="en-IN"/>
                 <w14:ligatures w14:val="none"/>
               </w:rPr>
-              <w:t>*"  IMPORTING</w:t>
-            </w:r>
+              <w:t>*</w:t>
+            </w:r>
+            <w:proofErr w:type="gramStart"/>
+            <w:r>
+              <w:rPr>
+                <w:rFonts w:ascii="Calibri" w:eastAsia="Times New Roman" w:hAnsi="Calibri" w:cs="Calibri"/>
+                <w:color w:val="000000"/>
+                <w:kern w:val="0"/>
+                <w:sz w:val="28"/>
+                <w:szCs w:val="28"/>
+                <w:lang w:eastAsia="en-IN"/>
+                <w14:ligatures w14:val="none"/>
+              </w:rPr>
+              <w:t>"  IMPORTING</w:t>
+            </w:r>
+            <w:proofErr w:type="gramEnd"/>
           </w:p>
           <w:p>
             <w:pPr>
@@ -4550,7 +4734,33 @@
                 <w:lang w:eastAsia="en-IN"/>
                 <w14:ligatures w14:val="none"/>
               </w:rPr>
-              <w:t>*"     VALUE(IMPORT_STD) TYPE  ZKR_DT_UFM</w:t>
+              <w:t xml:space="preserve">*"     VALUE(IMPORT_STD) </w:t>
+            </w:r>
+            <w:proofErr w:type="gramStart"/>
+            <w:r>
+              <w:rPr>
+                <w:rFonts w:ascii="Calibri" w:eastAsia="Times New Roman" w:hAnsi="Calibri" w:cs="Calibri"/>
+                <w:color w:val="000000"/>
+                <w:kern w:val="0"/>
+                <w:sz w:val="28"/>
+                <w:szCs w:val="28"/>
+                <w:lang w:eastAsia="en-IN"/>
+                <w14:ligatures w14:val="none"/>
+              </w:rPr>
+              <w:t>TYPE  ZKR</w:t>
+            </w:r>
+            <w:proofErr w:type="gramEnd"/>
+            <w:r>
+              <w:rPr>
+                <w:rFonts w:ascii="Calibri" w:eastAsia="Times New Roman" w:hAnsi="Calibri" w:cs="Calibri"/>
+                <w:color w:val="000000"/>
+                <w:kern w:val="0"/>
+                <w:sz w:val="28"/>
+                <w:szCs w:val="28"/>
+                <w:lang w:eastAsia="en-IN"/>
+                <w14:ligatures w14:val="none"/>
+              </w:rPr>
+              <w:t>_DT_UFM</w:t>
             </w:r>
           </w:p>
           <w:p>
@@ -4970,8 +5180,22 @@
                 <w:lang w:eastAsia="en-IN"/>
                 <w14:ligatures w14:val="none"/>
               </w:rPr>
-              <w:t>*"  IMPORTING</w:t>
-            </w:r>
+              <w:t>*</w:t>
+            </w:r>
+            <w:proofErr w:type="gramStart"/>
+            <w:r>
+              <w:rPr>
+                <w:rFonts w:ascii="Calibri" w:eastAsia="Times New Roman" w:hAnsi="Calibri" w:cs="Calibri"/>
+                <w:color w:val="000000"/>
+                <w:kern w:val="0"/>
+                <w:sz w:val="28"/>
+                <w:szCs w:val="28"/>
+                <w:lang w:eastAsia="en-IN"/>
+                <w14:ligatures w14:val="none"/>
+              </w:rPr>
+              <w:t>"  IMPORTING</w:t>
+            </w:r>
+            <w:proofErr w:type="gramEnd"/>
           </w:p>
           <w:p>
             <w:pPr>
@@ -4996,7 +5220,33 @@
                 <w:lang w:eastAsia="en-IN"/>
                 <w14:ligatures w14:val="none"/>
               </w:rPr>
-              <w:t>*"     VALUE(IMPORT_STD) TYPE  ZKR_DT_UFM</w:t>
+              <w:t xml:space="preserve">*"     VALUE(IMPORT_STD) </w:t>
+            </w:r>
+            <w:proofErr w:type="gramStart"/>
+            <w:r>
+              <w:rPr>
+                <w:rFonts w:ascii="Calibri" w:eastAsia="Times New Roman" w:hAnsi="Calibri" w:cs="Calibri"/>
+                <w:color w:val="000000"/>
+                <w:kern w:val="0"/>
+                <w:sz w:val="28"/>
+                <w:szCs w:val="28"/>
+                <w:lang w:eastAsia="en-IN"/>
+                <w14:ligatures w14:val="none"/>
+              </w:rPr>
+              <w:t>TYPE  ZKR</w:t>
+            </w:r>
+            <w:proofErr w:type="gramEnd"/>
+            <w:r>
+              <w:rPr>
+                <w:rFonts w:ascii="Calibri" w:eastAsia="Times New Roman" w:hAnsi="Calibri" w:cs="Calibri"/>
+                <w:color w:val="000000"/>
+                <w:kern w:val="0"/>
+                <w:sz w:val="28"/>
+                <w:szCs w:val="28"/>
+                <w:lang w:eastAsia="en-IN"/>
+                <w14:ligatures w14:val="none"/>
+              </w:rPr>
+              <w:t>_DT_UFM</w:t>
             </w:r>
           </w:p>
           <w:p>
@@ -5022,8 +5272,22 @@
                 <w:lang w:eastAsia="en-IN"/>
                 <w14:ligatures w14:val="none"/>
               </w:rPr>
-              <w:t>*"  EXPORTING</w:t>
-            </w:r>
+              <w:t>*</w:t>
+            </w:r>
+            <w:proofErr w:type="gramStart"/>
+            <w:r>
+              <w:rPr>
+                <w:rFonts w:ascii="Calibri" w:eastAsia="Times New Roman" w:hAnsi="Calibri" w:cs="Calibri"/>
+                <w:color w:val="000000"/>
+                <w:kern w:val="0"/>
+                <w:sz w:val="28"/>
+                <w:szCs w:val="28"/>
+                <w:lang w:eastAsia="en-IN"/>
+                <w14:ligatures w14:val="none"/>
+              </w:rPr>
+              <w:t>"  EXPORTING</w:t>
+            </w:r>
+            <w:proofErr w:type="gramEnd"/>
           </w:p>
           <w:p>
             <w:pPr>
@@ -5048,7 +5312,33 @@
                 <w:lang w:eastAsia="en-IN"/>
                 <w14:ligatures w14:val="none"/>
               </w:rPr>
-              <w:t>*"     VALUE(EV_SUBRC) TYPE  SY-SUBRC</w:t>
+              <w:t xml:space="preserve">*"     VALUE(EV_SUBRC) </w:t>
+            </w:r>
+            <w:proofErr w:type="gramStart"/>
+            <w:r>
+              <w:rPr>
+                <w:rFonts w:ascii="Calibri" w:eastAsia="Times New Roman" w:hAnsi="Calibri" w:cs="Calibri"/>
+                <w:color w:val="000000"/>
+                <w:kern w:val="0"/>
+                <w:sz w:val="28"/>
+                <w:szCs w:val="28"/>
+                <w:lang w:eastAsia="en-IN"/>
+                <w14:ligatures w14:val="none"/>
+              </w:rPr>
+              <w:t>TYPE  SY</w:t>
+            </w:r>
+            <w:proofErr w:type="gramEnd"/>
+            <w:r>
+              <w:rPr>
+                <w:rFonts w:ascii="Calibri" w:eastAsia="Times New Roman" w:hAnsi="Calibri" w:cs="Calibri"/>
+                <w:color w:val="000000"/>
+                <w:kern w:val="0"/>
+                <w:sz w:val="28"/>
+                <w:szCs w:val="28"/>
+                <w:lang w:eastAsia="en-IN"/>
+                <w14:ligatures w14:val="none"/>
+              </w:rPr>
+              <w:t>-SUBRC</w:t>
             </w:r>
           </w:p>
           <w:p>
@@ -5296,7 +5586,33 @@
           <w:lang w:eastAsia="en-IN"/>
           <w14:ligatures w14:val="none"/>
         </w:rPr>
-        <w:t xml:space="preserve">SY-SUBRC = 0  → Record existed, updated successfully </w:t>
+        <w:t xml:space="preserve">SY-SUBRC = </w:t>
+      </w:r>
+      <w:proofErr w:type="gramStart"/>
+      <w:r>
+        <w:rPr>
+          <w:rFonts w:ascii="Calibri" w:eastAsia="Times New Roman" w:hAnsi="Calibri" w:cs="Calibri"/>
+          <w:color w:val="000000"/>
+          <w:kern w:val="0"/>
+          <w:sz w:val="28"/>
+          <w:szCs w:val="28"/>
+          <w:lang w:eastAsia="en-IN"/>
+          <w14:ligatures w14:val="none"/>
+        </w:rPr>
+        <w:t>0  →</w:t>
+      </w:r>
+      <w:proofErr w:type="gramEnd"/>
+      <w:r>
+        <w:rPr>
+          <w:rFonts w:ascii="Calibri" w:eastAsia="Times New Roman" w:hAnsi="Calibri" w:cs="Calibri"/>
+          <w:color w:val="000000"/>
+          <w:kern w:val="0"/>
+          <w:sz w:val="28"/>
+          <w:szCs w:val="28"/>
+          <w:lang w:eastAsia="en-IN"/>
+          <w14:ligatures w14:val="none"/>
+        </w:rPr>
+        <w:t xml:space="preserve"> Record existed, updated successfully </w:t>
       </w:r>
     </w:p>
     <w:p>
@@ -5327,7 +5643,33 @@
           <w:lang w:eastAsia="en-IN"/>
           <w14:ligatures w14:val="none"/>
         </w:rPr>
-        <w:t xml:space="preserve">SY-SUBRC = 4  → Record did NOT exist, nothing updated </w:t>
+        <w:t xml:space="preserve">SY-SUBRC = </w:t>
+      </w:r>
+      <w:proofErr w:type="gramStart"/>
+      <w:r>
+        <w:rPr>
+          <w:rFonts w:ascii="Calibri" w:eastAsia="Times New Roman" w:hAnsi="Calibri" w:cs="Calibri"/>
+          <w:color w:val="000000"/>
+          <w:kern w:val="0"/>
+          <w:sz w:val="28"/>
+          <w:szCs w:val="28"/>
+          <w:lang w:eastAsia="en-IN"/>
+          <w14:ligatures w14:val="none"/>
+        </w:rPr>
+        <w:t>4  →</w:t>
+      </w:r>
+      <w:proofErr w:type="gramEnd"/>
+      <w:r>
+        <w:rPr>
+          <w:rFonts w:ascii="Calibri" w:eastAsia="Times New Roman" w:hAnsi="Calibri" w:cs="Calibri"/>
+          <w:color w:val="000000"/>
+          <w:kern w:val="0"/>
+          <w:sz w:val="28"/>
+          <w:szCs w:val="28"/>
+          <w:lang w:eastAsia="en-IN"/>
+          <w14:ligatures w14:val="none"/>
+        </w:rPr>
+        <w:t xml:space="preserve"> Record did NOT exist, nothing updated </w:t>
       </w:r>
     </w:p>
     <w:p>
@@ -5583,8 +5925,24 @@
                 <w:lang w:eastAsia="en-IN"/>
                 <w14:ligatures w14:val="none"/>
               </w:rPr>
-              <w:t>*"  CHANGING</w:t>
-            </w:r>
+              <w:t>*</w:t>
+            </w:r>
+            <w:proofErr w:type="gramStart"/>
+            <w:r>
+              <w:rPr>
+                <w:rFonts w:ascii="Calibri" w:eastAsia="Times New Roman" w:hAnsi="Calibri" w:cs="Calibri"/>
+                <w:b/>
+                <w:bCs/>
+                <w:color w:val="000000"/>
+                <w:kern w:val="0"/>
+                <w:sz w:val="28"/>
+                <w:szCs w:val="28"/>
+                <w:lang w:eastAsia="en-IN"/>
+                <w14:ligatures w14:val="none"/>
+              </w:rPr>
+              <w:t>"  CHANGING</w:t>
+            </w:r>
+            <w:proofErr w:type="gramEnd"/>
           </w:p>
           <w:p>
             <w:pPr>
@@ -5613,7 +5971,37 @@
                 <w:lang w:eastAsia="en-IN"/>
                 <w14:ligatures w14:val="none"/>
               </w:rPr>
-              <w:t>*"     VALUE(CS_STD) TYPE  ZKR_DT_UFM</w:t>
+              <w:t xml:space="preserve">*"     VALUE(CS_STD) </w:t>
+            </w:r>
+            <w:proofErr w:type="gramStart"/>
+            <w:r>
+              <w:rPr>
+                <w:rFonts w:ascii="Calibri" w:eastAsia="Times New Roman" w:hAnsi="Calibri" w:cs="Calibri"/>
+                <w:b/>
+                <w:bCs/>
+                <w:color w:val="000000"/>
+                <w:kern w:val="0"/>
+                <w:sz w:val="28"/>
+                <w:szCs w:val="28"/>
+                <w:lang w:eastAsia="en-IN"/>
+                <w14:ligatures w14:val="none"/>
+              </w:rPr>
+              <w:t>TYPE  ZKR</w:t>
+            </w:r>
+            <w:proofErr w:type="gramEnd"/>
+            <w:r>
+              <w:rPr>
+                <w:rFonts w:ascii="Calibri" w:eastAsia="Times New Roman" w:hAnsi="Calibri" w:cs="Calibri"/>
+                <w:b/>
+                <w:bCs/>
+                <w:color w:val="000000"/>
+                <w:kern w:val="0"/>
+                <w:sz w:val="28"/>
+                <w:szCs w:val="28"/>
+                <w:lang w:eastAsia="en-IN"/>
+                <w14:ligatures w14:val="none"/>
+              </w:rPr>
+              <w:t>_DT_UFM</w:t>
             </w:r>
           </w:p>
           <w:p>
@@ -6129,8 +6517,22 @@
                 <w:lang w:eastAsia="en-IN"/>
                 <w14:ligatures w14:val="none"/>
               </w:rPr>
-              <w:t>*"  IMPORTING</w:t>
-            </w:r>
+              <w:t>*</w:t>
+            </w:r>
+            <w:proofErr w:type="gramStart"/>
+            <w:r>
+              <w:rPr>
+                <w:rFonts w:ascii="Calibri" w:eastAsia="Times New Roman" w:hAnsi="Calibri" w:cs="Calibri"/>
+                <w:color w:val="000000"/>
+                <w:kern w:val="0"/>
+                <w:sz w:val="28"/>
+                <w:szCs w:val="28"/>
+                <w:lang w:eastAsia="en-IN"/>
+                <w14:ligatures w14:val="none"/>
+              </w:rPr>
+              <w:t>"  IMPORTING</w:t>
+            </w:r>
+            <w:proofErr w:type="gramEnd"/>
           </w:p>
           <w:p>
             <w:pPr>
@@ -6155,7 +6557,33 @@
                 <w:lang w:eastAsia="en-IN"/>
                 <w14:ligatures w14:val="none"/>
               </w:rPr>
-              <w:t>*"     VALUE(IMPORT_STD) TYPE  ZKR_DT_UFM</w:t>
+              <w:t xml:space="preserve">*"     VALUE(IMPORT_STD) </w:t>
+            </w:r>
+            <w:proofErr w:type="gramStart"/>
+            <w:r>
+              <w:rPr>
+                <w:rFonts w:ascii="Calibri" w:eastAsia="Times New Roman" w:hAnsi="Calibri" w:cs="Calibri"/>
+                <w:color w:val="000000"/>
+                <w:kern w:val="0"/>
+                <w:sz w:val="28"/>
+                <w:szCs w:val="28"/>
+                <w:lang w:eastAsia="en-IN"/>
+                <w14:ligatures w14:val="none"/>
+              </w:rPr>
+              <w:t>TYPE  ZKR</w:t>
+            </w:r>
+            <w:proofErr w:type="gramEnd"/>
+            <w:r>
+              <w:rPr>
+                <w:rFonts w:ascii="Calibri" w:eastAsia="Times New Roman" w:hAnsi="Calibri" w:cs="Calibri"/>
+                <w:color w:val="000000"/>
+                <w:kern w:val="0"/>
+                <w:sz w:val="28"/>
+                <w:szCs w:val="28"/>
+                <w:lang w:eastAsia="en-IN"/>
+                <w14:ligatures w14:val="none"/>
+              </w:rPr>
+              <w:t>_DT_UFM</w:t>
             </w:r>
           </w:p>
           <w:p>
@@ -6181,8 +6609,22 @@
                 <w:lang w:eastAsia="en-IN"/>
                 <w14:ligatures w14:val="none"/>
               </w:rPr>
-              <w:t>*"  EXCEPTIONS</w:t>
-            </w:r>
+              <w:t>*</w:t>
+            </w:r>
+            <w:proofErr w:type="gramStart"/>
+            <w:r>
+              <w:rPr>
+                <w:rFonts w:ascii="Calibri" w:eastAsia="Times New Roman" w:hAnsi="Calibri" w:cs="Calibri"/>
+                <w:color w:val="000000"/>
+                <w:kern w:val="0"/>
+                <w:sz w:val="28"/>
+                <w:szCs w:val="28"/>
+                <w:lang w:eastAsia="en-IN"/>
+                <w14:ligatures w14:val="none"/>
+              </w:rPr>
+              <w:t>"  EXCEPTIONS</w:t>
+            </w:r>
+            <w:proofErr w:type="gramEnd"/>
           </w:p>
           <w:p>
             <w:pPr>
@@ -6351,7 +6793,33 @@
                 <w:lang w:eastAsia="en-IN"/>
                 <w14:ligatures w14:val="none"/>
               </w:rPr>
-              <w:t xml:space="preserve">    INTO @DATA(lv_check)</w:t>
+              <w:t xml:space="preserve">    INTO @</w:t>
+            </w:r>
+            <w:proofErr w:type="gramStart"/>
+            <w:r>
+              <w:rPr>
+                <w:rFonts w:ascii="Calibri" w:eastAsia="Times New Roman" w:hAnsi="Calibri" w:cs="Calibri"/>
+                <w:color w:val="000000"/>
+                <w:kern w:val="0"/>
+                <w:sz w:val="28"/>
+                <w:szCs w:val="28"/>
+                <w:lang w:eastAsia="en-IN"/>
+                <w14:ligatures w14:val="none"/>
+              </w:rPr>
+              <w:t>DATA(</w:t>
+            </w:r>
+            <w:proofErr w:type="gramEnd"/>
+            <w:r>
+              <w:rPr>
+                <w:rFonts w:ascii="Calibri" w:eastAsia="Times New Roman" w:hAnsi="Calibri" w:cs="Calibri"/>
+                <w:color w:val="000000"/>
+                <w:kern w:val="0"/>
+                <w:sz w:val="28"/>
+                <w:szCs w:val="28"/>
+                <w:lang w:eastAsia="en-IN"/>
+                <w14:ligatures w14:val="none"/>
+              </w:rPr>
+              <w:t>lv_check)</w:t>
             </w:r>
           </w:p>
           <w:p>
@@ -9008,9 +9476,9 @@
           <w:lang w:eastAsia="en-IN"/>
           <w14:ligatures w14:val="none"/>
         </w:rPr>
-        <w:t>Create update function module with CRUD(create ,</w:t>
-      </w:r>
-      <w:proofErr w:type="spellStart"/>
+        <w:t xml:space="preserve">Create update function module with </w:t>
+      </w:r>
+      <w:proofErr w:type="gramStart"/>
       <w:r>
         <w:rPr>
           <w:rFonts w:ascii="Calibri" w:eastAsia="Times New Roman" w:hAnsi="Calibri" w:cs="Calibri"/>
@@ -9023,9 +9491,9 @@
           <w:lang w:eastAsia="en-IN"/>
           <w14:ligatures w14:val="none"/>
         </w:rPr>
-        <w:t>read,update</w:t>
-      </w:r>
-      <w:proofErr w:type="spellEnd"/>
+        <w:t>CRUD(create ,</w:t>
+      </w:r>
+      <w:proofErr w:type="spellStart"/>
       <w:r>
         <w:rPr>
           <w:rFonts w:ascii="Calibri" w:eastAsia="Times New Roman" w:hAnsi="Calibri" w:cs="Calibri"/>
@@ -9038,397 +9506,9 @@
           <w:lang w:eastAsia="en-IN"/>
           <w14:ligatures w14:val="none"/>
         </w:rPr>
-        <w:t xml:space="preserve"> and delete) operations?</w:t>
-      </w:r>
-    </w:p>
-    <w:p>
-      <w:pPr>
-        <w:pStyle w:val="ListParagraph"/>
-        <w:numPr>
-          <w:ilvl w:val="0"/>
-          <w:numId w:val="2"/>
-        </w:numPr>
-        <w:spacing w:after="0" w:line="240" w:lineRule="auto"/>
-        <w:rPr>
-          <w:rFonts w:ascii="Calibri" w:eastAsia="Times New Roman" w:hAnsi="Calibri" w:cs="Calibri"/>
-          <w:color w:val="000000"/>
-          <w:kern w:val="0"/>
-          <w:sz w:val="28"/>
-          <w:szCs w:val="28"/>
-          <w:lang w:eastAsia="en-IN"/>
-          <w14:ligatures w14:val="none"/>
-        </w:rPr>
-      </w:pPr>
-      <w:r>
-        <w:rPr>
-          <w:rFonts w:ascii="Calibri" w:eastAsia="Times New Roman" w:hAnsi="Calibri" w:cs="Calibri"/>
-          <w:color w:val="000000"/>
-          <w:kern w:val="0"/>
-          <w:sz w:val="28"/>
-          <w:szCs w:val="28"/>
-          <w:lang w:eastAsia="en-IN"/>
-          <w14:ligatures w14:val="none"/>
-        </w:rPr>
-        <w:t>Step 1 — Create Function Group (if not already done):</w:t>
-      </w:r>
-    </w:p>
-    <w:p>
-      <w:pPr>
-        <w:pStyle w:val="ListParagraph"/>
-        <w:numPr>
-          <w:ilvl w:val="0"/>
-          <w:numId w:val="11"/>
-        </w:numPr>
-        <w:spacing w:after="0" w:line="240" w:lineRule="auto"/>
-        <w:rPr>
-          <w:rFonts w:ascii="Calibri" w:eastAsia="Times New Roman" w:hAnsi="Calibri" w:cs="Calibri"/>
-          <w:color w:val="000000"/>
-          <w:kern w:val="0"/>
-          <w:sz w:val="28"/>
-          <w:szCs w:val="28"/>
-          <w:lang w:eastAsia="en-IN"/>
-          <w14:ligatures w14:val="none"/>
-        </w:rPr>
-      </w:pPr>
-      <w:r>
-        <w:rPr>
-          <w:rFonts w:ascii="Calibri" w:eastAsia="Times New Roman" w:hAnsi="Calibri" w:cs="Calibri"/>
-          <w:color w:val="000000"/>
-          <w:kern w:val="0"/>
-          <w:sz w:val="28"/>
-          <w:szCs w:val="28"/>
-          <w:lang w:eastAsia="en-IN"/>
-          <w14:ligatures w14:val="none"/>
-        </w:rPr>
-        <w:t>SE37 → Goto → Function Groups → Create Group</w:t>
-      </w:r>
-    </w:p>
-    <w:p>
-      <w:pPr>
-        <w:pStyle w:val="ListParagraph"/>
-        <w:numPr>
-          <w:ilvl w:val="0"/>
-          <w:numId w:val="11"/>
-        </w:numPr>
-        <w:spacing w:after="0" w:line="240" w:lineRule="auto"/>
-        <w:rPr>
-          <w:rFonts w:ascii="Calibri" w:eastAsia="Times New Roman" w:hAnsi="Calibri" w:cs="Calibri"/>
-          <w:color w:val="000000"/>
-          <w:kern w:val="0"/>
-          <w:sz w:val="28"/>
-          <w:szCs w:val="28"/>
-          <w:lang w:eastAsia="en-IN"/>
-          <w14:ligatures w14:val="none"/>
-        </w:rPr>
-      </w:pPr>
-      <w:r>
-        <w:rPr>
-          <w:rFonts w:ascii="Calibri" w:eastAsia="Times New Roman" w:hAnsi="Calibri" w:cs="Calibri"/>
-          <w:color w:val="000000"/>
-          <w:kern w:val="0"/>
-          <w:sz w:val="28"/>
-          <w:szCs w:val="28"/>
-          <w:lang w:eastAsia="en-IN"/>
-          <w14:ligatures w14:val="none"/>
-        </w:rPr>
-        <w:t>Function Group : ZKR_FG_CRUD</w:t>
-      </w:r>
-    </w:p>
-    <w:p>
-      <w:pPr>
-        <w:pStyle w:val="ListParagraph"/>
-        <w:numPr>
-          <w:ilvl w:val="0"/>
-          <w:numId w:val="11"/>
-        </w:numPr>
-        <w:spacing w:after="0" w:line="240" w:lineRule="auto"/>
-        <w:rPr>
-          <w:rFonts w:ascii="Calibri" w:eastAsia="Times New Roman" w:hAnsi="Calibri" w:cs="Calibri"/>
-          <w:color w:val="000000"/>
-          <w:kern w:val="0"/>
-          <w:sz w:val="28"/>
-          <w:szCs w:val="28"/>
-          <w:lang w:eastAsia="en-IN"/>
-          <w14:ligatures w14:val="none"/>
-        </w:rPr>
-      </w:pPr>
-      <w:r>
-        <w:rPr>
-          <w:rFonts w:ascii="Calibri" w:eastAsia="Times New Roman" w:hAnsi="Calibri" w:cs="Calibri"/>
-          <w:color w:val="000000"/>
-          <w:kern w:val="0"/>
-          <w:sz w:val="28"/>
-          <w:szCs w:val="28"/>
-          <w:lang w:eastAsia="en-IN"/>
-          <w14:ligatures w14:val="none"/>
-        </w:rPr>
-        <w:t>Short text     : Student CRUD operations</w:t>
-      </w:r>
-    </w:p>
-    <w:p>
-      <w:pPr>
-        <w:pStyle w:val="ListParagraph"/>
-        <w:numPr>
-          <w:ilvl w:val="0"/>
-          <w:numId w:val="11"/>
-        </w:numPr>
-        <w:spacing w:after="0" w:line="240" w:lineRule="auto"/>
-        <w:rPr>
-          <w:rFonts w:ascii="Calibri" w:eastAsia="Times New Roman" w:hAnsi="Calibri" w:cs="Calibri"/>
-          <w:color w:val="000000"/>
-          <w:kern w:val="0"/>
-          <w:sz w:val="28"/>
-          <w:szCs w:val="28"/>
-          <w:lang w:eastAsia="en-IN"/>
-          <w14:ligatures w14:val="none"/>
-        </w:rPr>
-      </w:pPr>
-      <w:r>
-        <w:rPr>
-          <w:rFonts w:ascii="Calibri" w:eastAsia="Times New Roman" w:hAnsi="Calibri" w:cs="Calibri"/>
-          <w:color w:val="000000"/>
-          <w:kern w:val="0"/>
-          <w:sz w:val="28"/>
-          <w:szCs w:val="28"/>
-          <w:lang w:eastAsia="en-IN"/>
-          <w14:ligatures w14:val="none"/>
-        </w:rPr>
-        <w:t xml:space="preserve">Save </w:t>
-      </w:r>
-      <w:r>
-        <w:rPr>
-          <w:rFonts w:ascii="Calibri" w:eastAsia="Times New Roman" w:hAnsi="Calibri" w:cs="Calibri"/>
-          <w:color w:val="000000"/>
-          <w:kern w:val="0"/>
-          <w:sz w:val="28"/>
-          <w:szCs w:val="28"/>
-          <w:lang w:eastAsia="en-IN"/>
-          <w14:ligatures w14:val="none"/>
-        </w:rPr>
-        <w:br/>
-      </w:r>
-    </w:p>
-    <w:p>
-      <w:pPr>
-        <w:pStyle w:val="ListParagraph"/>
-        <w:numPr>
-          <w:ilvl w:val="0"/>
-          <w:numId w:val="2"/>
-        </w:numPr>
-        <w:spacing w:after="0" w:line="240" w:lineRule="auto"/>
-        <w:rPr>
-          <w:rFonts w:ascii="Calibri" w:eastAsia="Times New Roman" w:hAnsi="Calibri" w:cs="Calibri"/>
-          <w:color w:val="000000"/>
-          <w:kern w:val="0"/>
-          <w:sz w:val="28"/>
-          <w:szCs w:val="28"/>
-          <w:lang w:eastAsia="en-IN"/>
-          <w14:ligatures w14:val="none"/>
-        </w:rPr>
-      </w:pPr>
-      <w:r>
-        <w:rPr>
-          <w:rFonts w:ascii="Calibri" w:eastAsia="Times New Roman" w:hAnsi="Calibri" w:cs="Calibri"/>
-          <w:color w:val="000000"/>
-          <w:kern w:val="0"/>
-          <w:sz w:val="28"/>
-          <w:szCs w:val="28"/>
-          <w:lang w:eastAsia="en-IN"/>
-          <w14:ligatures w14:val="none"/>
-        </w:rPr>
-        <w:t>Step 2 — Create the Function Module:</w:t>
-      </w:r>
-    </w:p>
-    <w:p>
-      <w:pPr>
-        <w:pStyle w:val="ListParagraph"/>
-        <w:numPr>
-          <w:ilvl w:val="0"/>
-          <w:numId w:val="12"/>
-        </w:numPr>
-        <w:spacing w:after="0" w:line="240" w:lineRule="auto"/>
-        <w:rPr>
-          <w:rFonts w:ascii="Calibri" w:eastAsia="Times New Roman" w:hAnsi="Calibri" w:cs="Calibri"/>
-          <w:color w:val="000000"/>
-          <w:kern w:val="0"/>
-          <w:sz w:val="28"/>
-          <w:szCs w:val="28"/>
-          <w:lang w:eastAsia="en-IN"/>
-          <w14:ligatures w14:val="none"/>
-        </w:rPr>
-      </w:pPr>
-      <w:r>
-        <w:rPr>
-          <w:rFonts w:ascii="Calibri" w:eastAsia="Times New Roman" w:hAnsi="Calibri" w:cs="Calibri"/>
-          <w:color w:val="000000"/>
-          <w:kern w:val="0"/>
-          <w:sz w:val="28"/>
-          <w:szCs w:val="28"/>
-          <w:lang w:eastAsia="en-IN"/>
-          <w14:ligatures w14:val="none"/>
-        </w:rPr>
-        <w:t xml:space="preserve">SE37 → Function Module: </w:t>
-      </w:r>
-      <w:r>
-        <w:rPr>
-          <w:rFonts w:ascii="Calibri" w:eastAsia="Times New Roman" w:hAnsi="Calibri" w:cs="Calibri"/>
-          <w:color w:val="000000"/>
-          <w:kern w:val="0"/>
-          <w:sz w:val="28"/>
-          <w:szCs w:val="28"/>
-          <w:lang w:eastAsia="en-IN"/>
-          <w14:ligatures w14:val="none"/>
-        </w:rPr>
-        <w:t>(</w:t>
-      </w:r>
-      <w:r>
-        <w:rPr>
-          <w:rFonts w:ascii="Calibri" w:eastAsia="Times New Roman" w:hAnsi="Calibri" w:cs="Calibri"/>
-          <w:color w:val="000000"/>
-          <w:kern w:val="0"/>
-          <w:sz w:val="28"/>
-          <w:szCs w:val="28"/>
-          <w:lang w:eastAsia="en-IN"/>
-          <w14:ligatures w14:val="none"/>
-        </w:rPr>
-        <w:t>ZKR_FM_STD</w:t>
-      </w:r>
-      <w:r>
-        <w:rPr>
-          <w:rFonts w:ascii="Calibri" w:eastAsia="Times New Roman" w:hAnsi="Calibri" w:cs="Calibri"/>
-          <w:color w:val="000000"/>
-          <w:kern w:val="0"/>
-          <w:sz w:val="28"/>
-          <w:szCs w:val="28"/>
-          <w:lang w:eastAsia="en-IN"/>
-          <w14:ligatures w14:val="none"/>
-        </w:rPr>
-        <w:t>)</w:t>
-      </w:r>
-    </w:p>
-    <w:p>
-      <w:pPr>
-        <w:pStyle w:val="ListParagraph"/>
-        <w:numPr>
-          <w:ilvl w:val="0"/>
-          <w:numId w:val="12"/>
-        </w:numPr>
-        <w:spacing w:after="0" w:line="240" w:lineRule="auto"/>
-        <w:rPr>
-          <w:rFonts w:ascii="Calibri" w:eastAsia="Times New Roman" w:hAnsi="Calibri" w:cs="Calibri"/>
-          <w:color w:val="000000"/>
-          <w:kern w:val="0"/>
-          <w:sz w:val="28"/>
-          <w:szCs w:val="28"/>
-          <w:lang w:eastAsia="en-IN"/>
-          <w14:ligatures w14:val="none"/>
-        </w:rPr>
-      </w:pPr>
-      <w:r>
-        <w:rPr>
-          <w:rFonts w:ascii="Calibri" w:eastAsia="Times New Roman" w:hAnsi="Calibri" w:cs="Calibri"/>
-          <w:color w:val="000000"/>
-          <w:kern w:val="0"/>
-          <w:sz w:val="28"/>
-          <w:szCs w:val="28"/>
-          <w:lang w:eastAsia="en-IN"/>
-          <w14:ligatures w14:val="none"/>
-        </w:rPr>
-        <w:t>Function Group: ZKR_FG_CRUD</w:t>
-      </w:r>
-    </w:p>
-    <w:p>
-      <w:pPr>
-        <w:pStyle w:val="ListParagraph"/>
-        <w:numPr>
-          <w:ilvl w:val="0"/>
-          <w:numId w:val="12"/>
-        </w:numPr>
-        <w:spacing w:after="0" w:line="240" w:lineRule="auto"/>
-        <w:rPr>
-          <w:rFonts w:ascii="Calibri" w:eastAsia="Times New Roman" w:hAnsi="Calibri" w:cs="Calibri"/>
-          <w:color w:val="000000"/>
-          <w:kern w:val="0"/>
-          <w:sz w:val="28"/>
-          <w:szCs w:val="28"/>
-          <w:lang w:eastAsia="en-IN"/>
-          <w14:ligatures w14:val="none"/>
-        </w:rPr>
-      </w:pPr>
-      <w:r>
-        <w:rPr>
-          <w:rFonts w:ascii="Calibri" w:eastAsia="Times New Roman" w:hAnsi="Calibri" w:cs="Calibri"/>
-          <w:color w:val="000000"/>
-          <w:kern w:val="0"/>
-          <w:sz w:val="28"/>
-          <w:szCs w:val="28"/>
-          <w:lang w:eastAsia="en-IN"/>
-          <w14:ligatures w14:val="none"/>
-        </w:rPr>
-        <w:t>Click Create</w:t>
-      </w:r>
-      <w:r>
-        <w:rPr>
-          <w:rFonts w:ascii="Calibri" w:eastAsia="Times New Roman" w:hAnsi="Calibri" w:cs="Calibri"/>
-          <w:color w:val="000000"/>
-          <w:kern w:val="0"/>
-          <w:sz w:val="28"/>
-          <w:szCs w:val="28"/>
-          <w:lang w:eastAsia="en-IN"/>
-          <w14:ligatures w14:val="none"/>
-        </w:rPr>
-        <w:br/>
-      </w:r>
-    </w:p>
-    <w:p>
-      <w:pPr>
-        <w:pStyle w:val="ListParagraph"/>
-        <w:numPr>
-          <w:ilvl w:val="0"/>
-          <w:numId w:val="2"/>
-        </w:numPr>
-        <w:spacing w:after="0" w:line="240" w:lineRule="auto"/>
-        <w:rPr>
-          <w:rFonts w:ascii="Calibri" w:eastAsia="Times New Roman" w:hAnsi="Calibri" w:cs="Calibri"/>
-          <w:color w:val="000000"/>
-          <w:kern w:val="0"/>
-          <w:sz w:val="28"/>
-          <w:szCs w:val="28"/>
-          <w:lang w:eastAsia="en-IN"/>
-          <w14:ligatures w14:val="none"/>
-        </w:rPr>
-      </w:pPr>
-      <w:r>
-        <w:rPr>
-          <w:rFonts w:ascii="Calibri" w:eastAsia="Times New Roman" w:hAnsi="Calibri" w:cs="Calibri"/>
-          <w:color w:val="000000"/>
-          <w:kern w:val="0"/>
-          <w:sz w:val="28"/>
-          <w:szCs w:val="28"/>
-          <w:lang w:eastAsia="en-IN"/>
-          <w14:ligatures w14:val="none"/>
-        </w:rPr>
-        <w:t>Step 3 — Define the Interface (Import/Export/Exceptions tabs):</w:t>
-      </w:r>
-    </w:p>
-    <w:p>
-      <w:pPr>
-        <w:pStyle w:val="ListParagraph"/>
-        <w:numPr>
-          <w:ilvl w:val="0"/>
-          <w:numId w:val="13"/>
-        </w:numPr>
-        <w:spacing w:after="0" w:line="240" w:lineRule="auto"/>
-        <w:rPr>
-          <w:rFonts w:ascii="Calibri" w:eastAsia="Times New Roman" w:hAnsi="Calibri" w:cs="Calibri"/>
-          <w:color w:val="000000"/>
-          <w:kern w:val="0"/>
-          <w:sz w:val="28"/>
-          <w:szCs w:val="28"/>
-          <w:lang w:eastAsia="en-IN"/>
-          <w14:ligatures w14:val="none"/>
-        </w:rPr>
-      </w:pPr>
+        <w:t>read</w:t>
+      </w:r>
+      <w:proofErr w:type="gramEnd"/>
       <w:r>
         <w:rPr>
           <w:rFonts w:ascii="Calibri" w:eastAsia="Times New Roman" w:hAnsi="Calibri" w:cs="Calibri"/>
@@ -9441,101 +9521,9 @@
           <w:lang w:eastAsia="en-IN"/>
           <w14:ligatures w14:val="none"/>
         </w:rPr>
-        <w:t>IMPORTING</w:t>
-      </w:r>
-      <w:r>
-        <w:rPr>
-          <w:rFonts w:ascii="Calibri" w:eastAsia="Times New Roman" w:hAnsi="Calibri" w:cs="Calibri"/>
-          <w:color w:val="000000"/>
-          <w:kern w:val="0"/>
-          <w:sz w:val="28"/>
-          <w:szCs w:val="28"/>
-          <w:lang w:eastAsia="en-IN"/>
-          <w14:ligatures w14:val="none"/>
-        </w:rPr>
-        <w:t>:</w:t>
-      </w:r>
-    </w:p>
-    <w:p>
-      <w:pPr>
-        <w:pStyle w:val="ListParagraph"/>
-        <w:numPr>
-          <w:ilvl w:val="0"/>
-          <w:numId w:val="13"/>
-        </w:numPr>
-        <w:spacing w:after="0" w:line="240" w:lineRule="auto"/>
-        <w:rPr>
-          <w:rFonts w:ascii="Calibri" w:eastAsia="Times New Roman" w:hAnsi="Calibri" w:cs="Calibri"/>
-          <w:color w:val="000000"/>
-          <w:kern w:val="0"/>
-          <w:sz w:val="28"/>
-          <w:szCs w:val="28"/>
-          <w:lang w:eastAsia="en-IN"/>
-          <w14:ligatures w14:val="none"/>
-        </w:rPr>
-      </w:pPr>
-      <w:r>
-        <w:rPr>
-          <w:rFonts w:ascii="Calibri" w:eastAsia="Times New Roman" w:hAnsi="Calibri" w:cs="Calibri"/>
-          <w:color w:val="000000"/>
-          <w:kern w:val="0"/>
-          <w:sz w:val="28"/>
-          <w:szCs w:val="28"/>
-          <w:lang w:eastAsia="en-IN"/>
-          <w14:ligatures w14:val="none"/>
-        </w:rPr>
-        <w:t xml:space="preserve">  IV_ACTION    TYPE  CHAR1        " C/R/U/D</w:t>
-      </w:r>
-    </w:p>
-    <w:p>
-      <w:pPr>
-        <w:pStyle w:val="ListParagraph"/>
-        <w:numPr>
-          <w:ilvl w:val="0"/>
-          <w:numId w:val="13"/>
-        </w:numPr>
-        <w:spacing w:after="0" w:line="240" w:lineRule="auto"/>
-        <w:rPr>
-          <w:rFonts w:ascii="Calibri" w:eastAsia="Times New Roman" w:hAnsi="Calibri" w:cs="Calibri"/>
-          <w:color w:val="000000"/>
-          <w:kern w:val="0"/>
-          <w:sz w:val="28"/>
-          <w:szCs w:val="28"/>
-          <w:lang w:eastAsia="en-IN"/>
-          <w14:ligatures w14:val="none"/>
-        </w:rPr>
-      </w:pPr>
-      <w:r>
-        <w:rPr>
-          <w:rFonts w:ascii="Calibri" w:eastAsia="Times New Roman" w:hAnsi="Calibri" w:cs="Calibri"/>
-          <w:color w:val="000000"/>
-          <w:kern w:val="0"/>
-          <w:sz w:val="28"/>
-          <w:szCs w:val="28"/>
-          <w:lang w:eastAsia="en-IN"/>
-          <w14:ligatures w14:val="none"/>
-        </w:rPr>
-        <w:t xml:space="preserve">  IS_STD       TYPE  ZKR_DT_UFM   " for Create/Update/Delete</w:t>
-      </w:r>
-    </w:p>
-    <w:p>
-      <w:pPr>
-        <w:pStyle w:val="ListParagraph"/>
-        <w:numPr>
-          <w:ilvl w:val="0"/>
-          <w:numId w:val="13"/>
-        </w:numPr>
-        <w:spacing w:after="0" w:line="240" w:lineRule="auto"/>
-        <w:rPr>
-          <w:rFonts w:ascii="Calibri" w:eastAsia="Times New Roman" w:hAnsi="Calibri" w:cs="Calibri"/>
-          <w:color w:val="000000"/>
-          <w:kern w:val="0"/>
-          <w:sz w:val="28"/>
-          <w:szCs w:val="28"/>
-          <w:lang w:eastAsia="en-IN"/>
-          <w14:ligatures w14:val="none"/>
-        </w:rPr>
-      </w:pPr>
+        <w:t>,update</w:t>
+      </w:r>
+      <w:proofErr w:type="spellEnd"/>
       <w:r>
         <w:rPr>
           <w:rFonts w:ascii="Calibri" w:eastAsia="Times New Roman" w:hAnsi="Calibri" w:cs="Calibri"/>
@@ -9548,81 +9536,429 @@
           <w:lang w:eastAsia="en-IN"/>
           <w14:ligatures w14:val="none"/>
         </w:rPr>
-        <w:t>EXPORTING</w:t>
-      </w:r>
-      <w:r>
-        <w:rPr>
-          <w:rFonts w:ascii="Calibri" w:eastAsia="Times New Roman" w:hAnsi="Calibri" w:cs="Calibri"/>
-          <w:color w:val="000000"/>
-          <w:kern w:val="0"/>
-          <w:sz w:val="28"/>
-          <w:szCs w:val="28"/>
-          <w:lang w:eastAsia="en-IN"/>
-          <w14:ligatures w14:val="none"/>
-        </w:rPr>
-        <w:t>:</w:t>
-      </w:r>
-    </w:p>
-    <w:p>
-      <w:pPr>
-        <w:pStyle w:val="ListParagraph"/>
-        <w:numPr>
-          <w:ilvl w:val="0"/>
-          <w:numId w:val="13"/>
-        </w:numPr>
-        <w:spacing w:after="0" w:line="240" w:lineRule="auto"/>
-        <w:rPr>
-          <w:rFonts w:ascii="Calibri" w:eastAsia="Times New Roman" w:hAnsi="Calibri" w:cs="Calibri"/>
-          <w:color w:val="000000"/>
-          <w:kern w:val="0"/>
-          <w:sz w:val="28"/>
-          <w:szCs w:val="28"/>
-          <w:lang w:eastAsia="en-IN"/>
-          <w14:ligatures w14:val="none"/>
-        </w:rPr>
-      </w:pPr>
-      <w:r>
-        <w:rPr>
-          <w:rFonts w:ascii="Calibri" w:eastAsia="Times New Roman" w:hAnsi="Calibri" w:cs="Calibri"/>
-          <w:color w:val="000000"/>
-          <w:kern w:val="0"/>
-          <w:sz w:val="28"/>
-          <w:szCs w:val="28"/>
-          <w:lang w:eastAsia="en-IN"/>
-          <w14:ligatures w14:val="none"/>
-        </w:rPr>
-        <w:t xml:space="preserve">  EV_SUBRC     TYPE  SY-SUBRC</w:t>
-      </w:r>
-    </w:p>
-    <w:p>
-      <w:pPr>
-        <w:pStyle w:val="ListParagraph"/>
-        <w:numPr>
-          <w:ilvl w:val="0"/>
-          <w:numId w:val="13"/>
-        </w:numPr>
-        <w:spacing w:after="0" w:line="240" w:lineRule="auto"/>
-        <w:rPr>
-          <w:rFonts w:ascii="Calibri" w:eastAsia="Times New Roman" w:hAnsi="Calibri" w:cs="Calibri"/>
-          <w:color w:val="000000"/>
-          <w:kern w:val="0"/>
-          <w:sz w:val="28"/>
-          <w:szCs w:val="28"/>
-          <w:lang w:eastAsia="en-IN"/>
-          <w14:ligatures w14:val="none"/>
-        </w:rPr>
-      </w:pPr>
-      <w:r>
-        <w:rPr>
-          <w:rFonts w:ascii="Calibri" w:eastAsia="Times New Roman" w:hAnsi="Calibri" w:cs="Calibri"/>
-          <w:color w:val="000000"/>
-          <w:kern w:val="0"/>
-          <w:sz w:val="28"/>
-          <w:szCs w:val="28"/>
-          <w:lang w:eastAsia="en-IN"/>
-          <w14:ligatures w14:val="none"/>
-        </w:rPr>
-        <w:t xml:space="preserve">  ET_STD       TYPE  ZKR_TT_UFM   " table type, for Read (multiple rows)</w:t>
+        <w:t xml:space="preserve"> and delete) operations?</w:t>
+      </w:r>
+    </w:p>
+    <w:p>
+      <w:pPr>
+        <w:pStyle w:val="ListParagraph"/>
+        <w:numPr>
+          <w:ilvl w:val="0"/>
+          <w:numId w:val="2"/>
+        </w:numPr>
+        <w:spacing w:after="0" w:line="240" w:lineRule="auto"/>
+        <w:rPr>
+          <w:rFonts w:ascii="Calibri" w:eastAsia="Times New Roman" w:hAnsi="Calibri" w:cs="Calibri"/>
+          <w:color w:val="000000"/>
+          <w:kern w:val="0"/>
+          <w:sz w:val="28"/>
+          <w:szCs w:val="28"/>
+          <w:lang w:eastAsia="en-IN"/>
+          <w14:ligatures w14:val="none"/>
+        </w:rPr>
+      </w:pPr>
+      <w:r>
+        <w:rPr>
+          <w:rFonts w:ascii="Calibri" w:eastAsia="Times New Roman" w:hAnsi="Calibri" w:cs="Calibri"/>
+          <w:color w:val="000000"/>
+          <w:kern w:val="0"/>
+          <w:sz w:val="28"/>
+          <w:szCs w:val="28"/>
+          <w:lang w:eastAsia="en-IN"/>
+          <w14:ligatures w14:val="none"/>
+        </w:rPr>
+        <w:t>Step 1 — Create Function Group (if not already done):</w:t>
+      </w:r>
+    </w:p>
+    <w:p>
+      <w:pPr>
+        <w:pStyle w:val="ListParagraph"/>
+        <w:numPr>
+          <w:ilvl w:val="0"/>
+          <w:numId w:val="11"/>
+        </w:numPr>
+        <w:spacing w:after="0" w:line="240" w:lineRule="auto"/>
+        <w:rPr>
+          <w:rFonts w:ascii="Calibri" w:eastAsia="Times New Roman" w:hAnsi="Calibri" w:cs="Calibri"/>
+          <w:color w:val="000000"/>
+          <w:kern w:val="0"/>
+          <w:sz w:val="28"/>
+          <w:szCs w:val="28"/>
+          <w:lang w:eastAsia="en-IN"/>
+          <w14:ligatures w14:val="none"/>
+        </w:rPr>
+      </w:pPr>
+      <w:r>
+        <w:rPr>
+          <w:rFonts w:ascii="Calibri" w:eastAsia="Times New Roman" w:hAnsi="Calibri" w:cs="Calibri"/>
+          <w:color w:val="000000"/>
+          <w:kern w:val="0"/>
+          <w:sz w:val="28"/>
+          <w:szCs w:val="28"/>
+          <w:lang w:eastAsia="en-IN"/>
+          <w14:ligatures w14:val="none"/>
+        </w:rPr>
+        <w:t>SE37 → Goto → Function Groups → Create Group</w:t>
+      </w:r>
+    </w:p>
+    <w:p>
+      <w:pPr>
+        <w:pStyle w:val="ListParagraph"/>
+        <w:numPr>
+          <w:ilvl w:val="0"/>
+          <w:numId w:val="11"/>
+        </w:numPr>
+        <w:spacing w:after="0" w:line="240" w:lineRule="auto"/>
+        <w:rPr>
+          <w:rFonts w:ascii="Calibri" w:eastAsia="Times New Roman" w:hAnsi="Calibri" w:cs="Calibri"/>
+          <w:color w:val="000000"/>
+          <w:kern w:val="0"/>
+          <w:sz w:val="28"/>
+          <w:szCs w:val="28"/>
+          <w:lang w:eastAsia="en-IN"/>
+          <w14:ligatures w14:val="none"/>
+        </w:rPr>
+      </w:pPr>
+      <w:r>
+        <w:rPr>
+          <w:rFonts w:ascii="Calibri" w:eastAsia="Times New Roman" w:hAnsi="Calibri" w:cs="Calibri"/>
+          <w:color w:val="000000"/>
+          <w:kern w:val="0"/>
+          <w:sz w:val="28"/>
+          <w:szCs w:val="28"/>
+          <w:lang w:eastAsia="en-IN"/>
+          <w14:ligatures w14:val="none"/>
+        </w:rPr>
+        <w:t xml:space="preserve">Function </w:t>
+      </w:r>
+      <w:proofErr w:type="gramStart"/>
+      <w:r>
+        <w:rPr>
+          <w:rFonts w:ascii="Calibri" w:eastAsia="Times New Roman" w:hAnsi="Calibri" w:cs="Calibri"/>
+          <w:color w:val="000000"/>
+          <w:kern w:val="0"/>
+          <w:sz w:val="28"/>
+          <w:szCs w:val="28"/>
+          <w:lang w:eastAsia="en-IN"/>
+          <w14:ligatures w14:val="none"/>
+        </w:rPr>
+        <w:t>Group :</w:t>
+      </w:r>
+      <w:proofErr w:type="gramEnd"/>
+      <w:r>
+        <w:rPr>
+          <w:rFonts w:ascii="Calibri" w:eastAsia="Times New Roman" w:hAnsi="Calibri" w:cs="Calibri"/>
+          <w:color w:val="000000"/>
+          <w:kern w:val="0"/>
+          <w:sz w:val="28"/>
+          <w:szCs w:val="28"/>
+          <w:lang w:eastAsia="en-IN"/>
+          <w14:ligatures w14:val="none"/>
+        </w:rPr>
+        <w:t xml:space="preserve"> ZKR_FG_CRUD</w:t>
+      </w:r>
+    </w:p>
+    <w:p>
+      <w:pPr>
+        <w:pStyle w:val="ListParagraph"/>
+        <w:numPr>
+          <w:ilvl w:val="0"/>
+          <w:numId w:val="11"/>
+        </w:numPr>
+        <w:spacing w:after="0" w:line="240" w:lineRule="auto"/>
+        <w:rPr>
+          <w:rFonts w:ascii="Calibri" w:eastAsia="Times New Roman" w:hAnsi="Calibri" w:cs="Calibri"/>
+          <w:color w:val="000000"/>
+          <w:kern w:val="0"/>
+          <w:sz w:val="28"/>
+          <w:szCs w:val="28"/>
+          <w:lang w:eastAsia="en-IN"/>
+          <w14:ligatures w14:val="none"/>
+        </w:rPr>
+      </w:pPr>
+      <w:r>
+        <w:rPr>
+          <w:rFonts w:ascii="Calibri" w:eastAsia="Times New Roman" w:hAnsi="Calibri" w:cs="Calibri"/>
+          <w:color w:val="000000"/>
+          <w:kern w:val="0"/>
+          <w:sz w:val="28"/>
+          <w:szCs w:val="28"/>
+          <w:lang w:eastAsia="en-IN"/>
+          <w14:ligatures w14:val="none"/>
+        </w:rPr>
+        <w:t xml:space="preserve">Short text   </w:t>
+      </w:r>
+      <w:proofErr w:type="gramStart"/>
+      <w:r>
+        <w:rPr>
+          <w:rFonts w:ascii="Calibri" w:eastAsia="Times New Roman" w:hAnsi="Calibri" w:cs="Calibri"/>
+          <w:color w:val="000000"/>
+          <w:kern w:val="0"/>
+          <w:sz w:val="28"/>
+          <w:szCs w:val="28"/>
+          <w:lang w:eastAsia="en-IN"/>
+          <w14:ligatures w14:val="none"/>
+        </w:rPr>
+        <w:t xml:space="preserve">  :</w:t>
+      </w:r>
+      <w:proofErr w:type="gramEnd"/>
+      <w:r>
+        <w:rPr>
+          <w:rFonts w:ascii="Calibri" w:eastAsia="Times New Roman" w:hAnsi="Calibri" w:cs="Calibri"/>
+          <w:color w:val="000000"/>
+          <w:kern w:val="0"/>
+          <w:sz w:val="28"/>
+          <w:szCs w:val="28"/>
+          <w:lang w:eastAsia="en-IN"/>
+          <w14:ligatures w14:val="none"/>
+        </w:rPr>
+        <w:t xml:space="preserve"> Student CRUD operations</w:t>
+      </w:r>
+    </w:p>
+    <w:p>
+      <w:pPr>
+        <w:pStyle w:val="ListParagraph"/>
+        <w:numPr>
+          <w:ilvl w:val="0"/>
+          <w:numId w:val="11"/>
+        </w:numPr>
+        <w:spacing w:after="0" w:line="240" w:lineRule="auto"/>
+        <w:rPr>
+          <w:rFonts w:ascii="Calibri" w:eastAsia="Times New Roman" w:hAnsi="Calibri" w:cs="Calibri"/>
+          <w:color w:val="000000"/>
+          <w:kern w:val="0"/>
+          <w:sz w:val="28"/>
+          <w:szCs w:val="28"/>
+          <w:lang w:eastAsia="en-IN"/>
+          <w14:ligatures w14:val="none"/>
+        </w:rPr>
+      </w:pPr>
+      <w:r>
+        <w:rPr>
+          <w:rFonts w:ascii="Calibri" w:eastAsia="Times New Roman" w:hAnsi="Calibri" w:cs="Calibri"/>
+          <w:color w:val="000000"/>
+          <w:kern w:val="0"/>
+          <w:sz w:val="28"/>
+          <w:szCs w:val="28"/>
+          <w:lang w:eastAsia="en-IN"/>
+          <w14:ligatures w14:val="none"/>
+        </w:rPr>
+        <w:t xml:space="preserve">Save </w:t>
+      </w:r>
+      <w:r>
+        <w:rPr>
+          <w:rFonts w:ascii="Calibri" w:eastAsia="Times New Roman" w:hAnsi="Calibri" w:cs="Calibri"/>
+          <w:color w:val="000000"/>
+          <w:kern w:val="0"/>
+          <w:sz w:val="28"/>
+          <w:szCs w:val="28"/>
+          <w:lang w:eastAsia="en-IN"/>
+          <w14:ligatures w14:val="none"/>
+        </w:rPr>
+        <w:br/>
+      </w:r>
+    </w:p>
+    <w:p>
+      <w:pPr>
+        <w:pStyle w:val="ListParagraph"/>
+        <w:numPr>
+          <w:ilvl w:val="0"/>
+          <w:numId w:val="2"/>
+        </w:numPr>
+        <w:spacing w:after="0" w:line="240" w:lineRule="auto"/>
+        <w:rPr>
+          <w:rFonts w:ascii="Calibri" w:eastAsia="Times New Roman" w:hAnsi="Calibri" w:cs="Calibri"/>
+          <w:color w:val="000000"/>
+          <w:kern w:val="0"/>
+          <w:sz w:val="28"/>
+          <w:szCs w:val="28"/>
+          <w:lang w:eastAsia="en-IN"/>
+          <w14:ligatures w14:val="none"/>
+        </w:rPr>
+      </w:pPr>
+      <w:r>
+        <w:rPr>
+          <w:rFonts w:ascii="Calibri" w:eastAsia="Times New Roman" w:hAnsi="Calibri" w:cs="Calibri"/>
+          <w:color w:val="000000"/>
+          <w:kern w:val="0"/>
+          <w:sz w:val="28"/>
+          <w:szCs w:val="28"/>
+          <w:lang w:eastAsia="en-IN"/>
+          <w14:ligatures w14:val="none"/>
+        </w:rPr>
+        <w:t>Step 2 — Create the Function Module:</w:t>
+      </w:r>
+    </w:p>
+    <w:p>
+      <w:pPr>
+        <w:pStyle w:val="ListParagraph"/>
+        <w:numPr>
+          <w:ilvl w:val="0"/>
+          <w:numId w:val="12"/>
+        </w:numPr>
+        <w:spacing w:after="0" w:line="240" w:lineRule="auto"/>
+        <w:rPr>
+          <w:rFonts w:ascii="Calibri" w:eastAsia="Times New Roman" w:hAnsi="Calibri" w:cs="Calibri"/>
+          <w:color w:val="000000"/>
+          <w:kern w:val="0"/>
+          <w:sz w:val="28"/>
+          <w:szCs w:val="28"/>
+          <w:lang w:eastAsia="en-IN"/>
+          <w14:ligatures w14:val="none"/>
+        </w:rPr>
+      </w:pPr>
+      <w:r>
+        <w:rPr>
+          <w:rFonts w:ascii="Calibri" w:eastAsia="Times New Roman" w:hAnsi="Calibri" w:cs="Calibri"/>
+          <w:color w:val="000000"/>
+          <w:kern w:val="0"/>
+          <w:sz w:val="28"/>
+          <w:szCs w:val="28"/>
+          <w:lang w:eastAsia="en-IN"/>
+          <w14:ligatures w14:val="none"/>
+        </w:rPr>
+        <w:t xml:space="preserve">SE37 → Function Module: </w:t>
+      </w:r>
+      <w:r>
+        <w:rPr>
+          <w:rFonts w:ascii="Calibri" w:eastAsia="Times New Roman" w:hAnsi="Calibri" w:cs="Calibri"/>
+          <w:color w:val="000000"/>
+          <w:kern w:val="0"/>
+          <w:sz w:val="28"/>
+          <w:szCs w:val="28"/>
+          <w:lang w:eastAsia="en-IN"/>
+          <w14:ligatures w14:val="none"/>
+        </w:rPr>
+        <w:t>(</w:t>
+      </w:r>
+      <w:r>
+        <w:rPr>
+          <w:rFonts w:ascii="Calibri" w:eastAsia="Times New Roman" w:hAnsi="Calibri" w:cs="Calibri"/>
+          <w:color w:val="000000"/>
+          <w:kern w:val="0"/>
+          <w:sz w:val="28"/>
+          <w:szCs w:val="28"/>
+          <w:lang w:eastAsia="en-IN"/>
+          <w14:ligatures w14:val="none"/>
+        </w:rPr>
+        <w:t>ZKR_FM_STD</w:t>
+      </w:r>
+      <w:r>
+        <w:rPr>
+          <w:rFonts w:ascii="Calibri" w:eastAsia="Times New Roman" w:hAnsi="Calibri" w:cs="Calibri"/>
+          <w:color w:val="000000"/>
+          <w:kern w:val="0"/>
+          <w:sz w:val="28"/>
+          <w:szCs w:val="28"/>
+          <w:lang w:eastAsia="en-IN"/>
+          <w14:ligatures w14:val="none"/>
+        </w:rPr>
+        <w:t>)</w:t>
+      </w:r>
+    </w:p>
+    <w:p>
+      <w:pPr>
+        <w:pStyle w:val="ListParagraph"/>
+        <w:numPr>
+          <w:ilvl w:val="0"/>
+          <w:numId w:val="12"/>
+        </w:numPr>
+        <w:spacing w:after="0" w:line="240" w:lineRule="auto"/>
+        <w:rPr>
+          <w:rFonts w:ascii="Calibri" w:eastAsia="Times New Roman" w:hAnsi="Calibri" w:cs="Calibri"/>
+          <w:color w:val="000000"/>
+          <w:kern w:val="0"/>
+          <w:sz w:val="28"/>
+          <w:szCs w:val="28"/>
+          <w:lang w:eastAsia="en-IN"/>
+          <w14:ligatures w14:val="none"/>
+        </w:rPr>
+      </w:pPr>
+      <w:r>
+        <w:rPr>
+          <w:rFonts w:ascii="Calibri" w:eastAsia="Times New Roman" w:hAnsi="Calibri" w:cs="Calibri"/>
+          <w:color w:val="000000"/>
+          <w:kern w:val="0"/>
+          <w:sz w:val="28"/>
+          <w:szCs w:val="28"/>
+          <w:lang w:eastAsia="en-IN"/>
+          <w14:ligatures w14:val="none"/>
+        </w:rPr>
+        <w:t>Function Group: ZKR_FG_CRUD</w:t>
+      </w:r>
+    </w:p>
+    <w:p>
+      <w:pPr>
+        <w:pStyle w:val="ListParagraph"/>
+        <w:numPr>
+          <w:ilvl w:val="0"/>
+          <w:numId w:val="12"/>
+        </w:numPr>
+        <w:spacing w:after="0" w:line="240" w:lineRule="auto"/>
+        <w:rPr>
+          <w:rFonts w:ascii="Calibri" w:eastAsia="Times New Roman" w:hAnsi="Calibri" w:cs="Calibri"/>
+          <w:color w:val="000000"/>
+          <w:kern w:val="0"/>
+          <w:sz w:val="28"/>
+          <w:szCs w:val="28"/>
+          <w:lang w:eastAsia="en-IN"/>
+          <w14:ligatures w14:val="none"/>
+        </w:rPr>
+      </w:pPr>
+      <w:r>
+        <w:rPr>
+          <w:rFonts w:ascii="Calibri" w:eastAsia="Times New Roman" w:hAnsi="Calibri" w:cs="Calibri"/>
+          <w:color w:val="000000"/>
+          <w:kern w:val="0"/>
+          <w:sz w:val="28"/>
+          <w:szCs w:val="28"/>
+          <w:lang w:eastAsia="en-IN"/>
+          <w14:ligatures w14:val="none"/>
+        </w:rPr>
+        <w:t>Click Create</w:t>
+      </w:r>
+      <w:r>
+        <w:rPr>
+          <w:rFonts w:ascii="Calibri" w:eastAsia="Times New Roman" w:hAnsi="Calibri" w:cs="Calibri"/>
+          <w:color w:val="000000"/>
+          <w:kern w:val="0"/>
+          <w:sz w:val="28"/>
+          <w:szCs w:val="28"/>
+          <w:lang w:eastAsia="en-IN"/>
+          <w14:ligatures w14:val="none"/>
+        </w:rPr>
+        <w:br/>
+      </w:r>
+    </w:p>
+    <w:p>
+      <w:pPr>
+        <w:pStyle w:val="ListParagraph"/>
+        <w:numPr>
+          <w:ilvl w:val="0"/>
+          <w:numId w:val="2"/>
+        </w:numPr>
+        <w:spacing w:after="0" w:line="240" w:lineRule="auto"/>
+        <w:rPr>
+          <w:rFonts w:ascii="Calibri" w:eastAsia="Times New Roman" w:hAnsi="Calibri" w:cs="Calibri"/>
+          <w:color w:val="000000"/>
+          <w:kern w:val="0"/>
+          <w:sz w:val="28"/>
+          <w:szCs w:val="28"/>
+          <w:lang w:eastAsia="en-IN"/>
+          <w14:ligatures w14:val="none"/>
+        </w:rPr>
+      </w:pPr>
+      <w:r>
+        <w:rPr>
+          <w:rFonts w:ascii="Calibri" w:eastAsia="Times New Roman" w:hAnsi="Calibri" w:cs="Calibri"/>
+          <w:color w:val="000000"/>
+          <w:kern w:val="0"/>
+          <w:sz w:val="28"/>
+          <w:szCs w:val="28"/>
+          <w:lang w:eastAsia="en-IN"/>
+          <w14:ligatures w14:val="none"/>
+        </w:rPr>
+        <w:t>Step 3 — Define the Interface (Import/Export/Exceptions tabs):</w:t>
       </w:r>
     </w:p>
     <w:p>
@@ -9655,7 +9991,7 @@
           <w:lang w:eastAsia="en-IN"/>
           <w14:ligatures w14:val="none"/>
         </w:rPr>
-        <w:t>EXCEPTIONS</w:t>
+        <w:t>IMPORTING</w:t>
       </w:r>
       <w:r>
         <w:rPr>
@@ -9698,7 +10034,33 @@
           <w:lang w:eastAsia="en-IN"/>
           <w14:ligatures w14:val="none"/>
         </w:rPr>
-        <w:t xml:space="preserve">  INVALID_ACTION</w:t>
+        <w:t xml:space="preserve">  IV_ACTION    </w:t>
+      </w:r>
+      <w:proofErr w:type="gramStart"/>
+      <w:r>
+        <w:rPr>
+          <w:rFonts w:ascii="Calibri" w:eastAsia="Times New Roman" w:hAnsi="Calibri" w:cs="Calibri"/>
+          <w:color w:val="000000"/>
+          <w:kern w:val="0"/>
+          <w:sz w:val="28"/>
+          <w:szCs w:val="28"/>
+          <w:lang w:eastAsia="en-IN"/>
+          <w14:ligatures w14:val="none"/>
+        </w:rPr>
+        <w:t>TYPE  CHAR</w:t>
+      </w:r>
+      <w:proofErr w:type="gramEnd"/>
+      <w:r>
+        <w:rPr>
+          <w:rFonts w:ascii="Calibri" w:eastAsia="Times New Roman" w:hAnsi="Calibri" w:cs="Calibri"/>
+          <w:color w:val="000000"/>
+          <w:kern w:val="0"/>
+          <w:sz w:val="28"/>
+          <w:szCs w:val="28"/>
+          <w:lang w:eastAsia="en-IN"/>
+          <w14:ligatures w14:val="none"/>
+        </w:rPr>
+        <w:t>1        " C/R/U/D</w:t>
       </w:r>
     </w:p>
     <w:p>
@@ -9729,7 +10091,33 @@
           <w:lang w:eastAsia="en-IN"/>
           <w14:ligatures w14:val="none"/>
         </w:rPr>
-        <w:t xml:space="preserve">  RECORD_NOT_FOUND</w:t>
+        <w:t xml:space="preserve">  IS_STD       </w:t>
+      </w:r>
+      <w:proofErr w:type="gramStart"/>
+      <w:r>
+        <w:rPr>
+          <w:rFonts w:ascii="Calibri" w:eastAsia="Times New Roman" w:hAnsi="Calibri" w:cs="Calibri"/>
+          <w:color w:val="000000"/>
+          <w:kern w:val="0"/>
+          <w:sz w:val="28"/>
+          <w:szCs w:val="28"/>
+          <w:lang w:eastAsia="en-IN"/>
+          <w14:ligatures w14:val="none"/>
+        </w:rPr>
+        <w:t>TYPE  ZKR</w:t>
+      </w:r>
+      <w:proofErr w:type="gramEnd"/>
+      <w:r>
+        <w:rPr>
+          <w:rFonts w:ascii="Calibri" w:eastAsia="Times New Roman" w:hAnsi="Calibri" w:cs="Calibri"/>
+          <w:color w:val="000000"/>
+          <w:kern w:val="0"/>
+          <w:sz w:val="28"/>
+          <w:szCs w:val="28"/>
+          <w:lang w:eastAsia="en-IN"/>
+          <w14:ligatures w14:val="none"/>
+        </w:rPr>
+        <w:t>_DT_UFM   " for Create/Update/Delete</w:t>
       </w:r>
     </w:p>
     <w:p>
@@ -9751,109 +10139,6 @@
         </w:rPr>
       </w:pPr>
       <w:r>
-        <w:rPr>
-          <w:rFonts w:ascii="Calibri" w:eastAsia="Times New Roman" w:hAnsi="Calibri" w:cs="Calibri"/>
-          <w:color w:val="000000"/>
-          <w:kern w:val="0"/>
-          <w:sz w:val="28"/>
-          <w:szCs w:val="28"/>
-          <w:lang w:eastAsia="en-IN"/>
-          <w14:ligatures w14:val="none"/>
-        </w:rPr>
-        <w:t xml:space="preserve">  RECORD_ALREADY_EXISTS</w:t>
-      </w:r>
-      <w:r>
-        <w:rPr>
-          <w:rFonts w:ascii="Calibri" w:eastAsia="Times New Roman" w:hAnsi="Calibri" w:cs="Calibri"/>
-          <w:color w:val="000000"/>
-          <w:kern w:val="0"/>
-          <w:sz w:val="28"/>
-          <w:szCs w:val="28"/>
-          <w:lang w:eastAsia="en-IN"/>
-          <w14:ligatures w14:val="none"/>
-        </w:rPr>
-        <w:br/>
-      </w:r>
-    </w:p>
-    <w:p>
-      <w:pPr>
-        <w:pStyle w:val="ListParagraph"/>
-        <w:numPr>
-          <w:ilvl w:val="0"/>
-          <w:numId w:val="2"/>
-        </w:numPr>
-        <w:spacing w:after="0" w:line="240" w:lineRule="auto"/>
-        <w:rPr>
-          <w:rFonts w:ascii="Calibri" w:eastAsia="Times New Roman" w:hAnsi="Calibri" w:cs="Calibri"/>
-          <w:color w:val="000000"/>
-          <w:kern w:val="0"/>
-          <w:sz w:val="28"/>
-          <w:szCs w:val="28"/>
-          <w:lang w:eastAsia="en-IN"/>
-          <w14:ligatures w14:val="none"/>
-        </w:rPr>
-      </w:pPr>
-      <w:r>
-        <w:rPr>
-          <w:rFonts w:ascii="Calibri" w:eastAsia="Times New Roman" w:hAnsi="Calibri" w:cs="Calibri"/>
-          <w:color w:val="000000"/>
-          <w:kern w:val="0"/>
-          <w:sz w:val="28"/>
-          <w:szCs w:val="28"/>
-          <w:lang w:eastAsia="en-IN"/>
-          <w14:ligatures w14:val="none"/>
-        </w:rPr>
-        <w:t>We need a DATABASE table(</w:t>
-      </w:r>
-      <w:proofErr w:type="spellStart"/>
-      <w:r>
-        <w:rPr>
-          <w:rFonts w:ascii="Calibri" w:eastAsia="Times New Roman" w:hAnsi="Calibri" w:cs="Calibri"/>
-          <w:color w:val="000000"/>
-          <w:kern w:val="0"/>
-          <w:sz w:val="28"/>
-          <w:szCs w:val="28"/>
-          <w:lang w:eastAsia="en-IN"/>
-          <w14:ligatures w14:val="none"/>
-        </w:rPr>
-        <w:t>zkr_dt_ufm</w:t>
-      </w:r>
-      <w:proofErr w:type="spellEnd"/>
-      <w:r>
-        <w:rPr>
-          <w:rFonts w:ascii="Calibri" w:eastAsia="Times New Roman" w:hAnsi="Calibri" w:cs="Calibri"/>
-          <w:color w:val="000000"/>
-          <w:kern w:val="0"/>
-          <w:sz w:val="28"/>
-          <w:szCs w:val="28"/>
-          <w:lang w:eastAsia="en-IN"/>
-          <w14:ligatures w14:val="none"/>
-        </w:rPr>
-        <w:t>).</w:t>
-      </w:r>
-    </w:p>
-    <w:p>
-      <w:pPr>
-        <w:spacing w:after="0" w:line="240" w:lineRule="auto"/>
-        <w:rPr>
-          <w:rFonts w:ascii="Calibri" w:eastAsia="Times New Roman" w:hAnsi="Calibri" w:cs="Calibri"/>
-          <w:color w:val="000000"/>
-          <w:kern w:val="0"/>
-          <w:sz w:val="28"/>
-          <w:szCs w:val="28"/>
-          <w:lang w:eastAsia="en-IN"/>
-          <w14:ligatures w14:val="none"/>
-        </w:rPr>
-      </w:pPr>
-    </w:p>
-    <w:p>
-      <w:pPr>
-        <w:pStyle w:val="ListParagraph"/>
-        <w:numPr>
-          <w:ilvl w:val="0"/>
-          <w:numId w:val="8"/>
-        </w:numPr>
-        <w:spacing w:after="0" w:line="240" w:lineRule="auto"/>
         <w:rPr>
           <w:rFonts w:ascii="Calibri" w:eastAsia="Times New Roman" w:hAnsi="Calibri" w:cs="Calibri"/>
           <w:b/>
@@ -9865,6 +10150,152 @@
           <w:lang w:eastAsia="en-IN"/>
           <w14:ligatures w14:val="none"/>
         </w:rPr>
+        <w:t>EXPORTING</w:t>
+      </w:r>
+      <w:r>
+        <w:rPr>
+          <w:rFonts w:ascii="Calibri" w:eastAsia="Times New Roman" w:hAnsi="Calibri" w:cs="Calibri"/>
+          <w:color w:val="000000"/>
+          <w:kern w:val="0"/>
+          <w:sz w:val="28"/>
+          <w:szCs w:val="28"/>
+          <w:lang w:eastAsia="en-IN"/>
+          <w14:ligatures w14:val="none"/>
+        </w:rPr>
+        <w:t>:</w:t>
+      </w:r>
+    </w:p>
+    <w:p>
+      <w:pPr>
+        <w:pStyle w:val="ListParagraph"/>
+        <w:numPr>
+          <w:ilvl w:val="0"/>
+          <w:numId w:val="13"/>
+        </w:numPr>
+        <w:spacing w:after="0" w:line="240" w:lineRule="auto"/>
+        <w:rPr>
+          <w:rFonts w:ascii="Calibri" w:eastAsia="Times New Roman" w:hAnsi="Calibri" w:cs="Calibri"/>
+          <w:color w:val="000000"/>
+          <w:kern w:val="0"/>
+          <w:sz w:val="28"/>
+          <w:szCs w:val="28"/>
+          <w:lang w:eastAsia="en-IN"/>
+          <w14:ligatures w14:val="none"/>
+        </w:rPr>
+      </w:pPr>
+      <w:r>
+        <w:rPr>
+          <w:rFonts w:ascii="Calibri" w:eastAsia="Times New Roman" w:hAnsi="Calibri" w:cs="Calibri"/>
+          <w:color w:val="000000"/>
+          <w:kern w:val="0"/>
+          <w:sz w:val="28"/>
+          <w:szCs w:val="28"/>
+          <w:lang w:eastAsia="en-IN"/>
+          <w14:ligatures w14:val="none"/>
+        </w:rPr>
+        <w:t xml:space="preserve">  EV_SUBRC     </w:t>
+      </w:r>
+      <w:proofErr w:type="gramStart"/>
+      <w:r>
+        <w:rPr>
+          <w:rFonts w:ascii="Calibri" w:eastAsia="Times New Roman" w:hAnsi="Calibri" w:cs="Calibri"/>
+          <w:color w:val="000000"/>
+          <w:kern w:val="0"/>
+          <w:sz w:val="28"/>
+          <w:szCs w:val="28"/>
+          <w:lang w:eastAsia="en-IN"/>
+          <w14:ligatures w14:val="none"/>
+        </w:rPr>
+        <w:t>TYPE  SY</w:t>
+      </w:r>
+      <w:proofErr w:type="gramEnd"/>
+      <w:r>
+        <w:rPr>
+          <w:rFonts w:ascii="Calibri" w:eastAsia="Times New Roman" w:hAnsi="Calibri" w:cs="Calibri"/>
+          <w:color w:val="000000"/>
+          <w:kern w:val="0"/>
+          <w:sz w:val="28"/>
+          <w:szCs w:val="28"/>
+          <w:lang w:eastAsia="en-IN"/>
+          <w14:ligatures w14:val="none"/>
+        </w:rPr>
+        <w:t>-SUBRC</w:t>
+      </w:r>
+    </w:p>
+    <w:p>
+      <w:pPr>
+        <w:pStyle w:val="ListParagraph"/>
+        <w:numPr>
+          <w:ilvl w:val="0"/>
+          <w:numId w:val="13"/>
+        </w:numPr>
+        <w:spacing w:after="0" w:line="240" w:lineRule="auto"/>
+        <w:rPr>
+          <w:rFonts w:ascii="Calibri" w:eastAsia="Times New Roman" w:hAnsi="Calibri" w:cs="Calibri"/>
+          <w:color w:val="000000"/>
+          <w:kern w:val="0"/>
+          <w:sz w:val="28"/>
+          <w:szCs w:val="28"/>
+          <w:lang w:eastAsia="en-IN"/>
+          <w14:ligatures w14:val="none"/>
+        </w:rPr>
+      </w:pPr>
+      <w:r>
+        <w:rPr>
+          <w:rFonts w:ascii="Calibri" w:eastAsia="Times New Roman" w:hAnsi="Calibri" w:cs="Calibri"/>
+          <w:color w:val="000000"/>
+          <w:kern w:val="0"/>
+          <w:sz w:val="28"/>
+          <w:szCs w:val="28"/>
+          <w:lang w:eastAsia="en-IN"/>
+          <w14:ligatures w14:val="none"/>
+        </w:rPr>
+        <w:t xml:space="preserve">  ET_STD       </w:t>
+      </w:r>
+      <w:proofErr w:type="gramStart"/>
+      <w:r>
+        <w:rPr>
+          <w:rFonts w:ascii="Calibri" w:eastAsia="Times New Roman" w:hAnsi="Calibri" w:cs="Calibri"/>
+          <w:color w:val="000000"/>
+          <w:kern w:val="0"/>
+          <w:sz w:val="28"/>
+          <w:szCs w:val="28"/>
+          <w:lang w:eastAsia="en-IN"/>
+          <w14:ligatures w14:val="none"/>
+        </w:rPr>
+        <w:t>TYPE  ZKR</w:t>
+      </w:r>
+      <w:proofErr w:type="gramEnd"/>
+      <w:r>
+        <w:rPr>
+          <w:rFonts w:ascii="Calibri" w:eastAsia="Times New Roman" w:hAnsi="Calibri" w:cs="Calibri"/>
+          <w:color w:val="000000"/>
+          <w:kern w:val="0"/>
+          <w:sz w:val="28"/>
+          <w:szCs w:val="28"/>
+          <w:lang w:eastAsia="en-IN"/>
+          <w14:ligatures w14:val="none"/>
+        </w:rPr>
+        <w:t>_TT_UFM   " table type, for Read (multiple rows)</w:t>
+      </w:r>
+    </w:p>
+    <w:p>
+      <w:pPr>
+        <w:pStyle w:val="ListParagraph"/>
+        <w:numPr>
+          <w:ilvl w:val="0"/>
+          <w:numId w:val="13"/>
+        </w:numPr>
+        <w:spacing w:after="0" w:line="240" w:lineRule="auto"/>
+        <w:rPr>
+          <w:rFonts w:ascii="Calibri" w:eastAsia="Times New Roman" w:hAnsi="Calibri" w:cs="Calibri"/>
+          <w:color w:val="000000"/>
+          <w:kern w:val="0"/>
+          <w:sz w:val="28"/>
+          <w:szCs w:val="28"/>
+          <w:lang w:eastAsia="en-IN"/>
+          <w14:ligatures w14:val="none"/>
+        </w:rPr>
       </w:pPr>
       <w:r>
         <w:rPr>
@@ -9878,9 +10309,205 @@
           <w:lang w:eastAsia="en-IN"/>
           <w14:ligatures w14:val="none"/>
         </w:rPr>
-        <w:t>W</w:t>
-      </w:r>
-      <w:r>
+        <w:t>EXCEPTIONS</w:t>
+      </w:r>
+      <w:r>
+        <w:rPr>
+          <w:rFonts w:ascii="Calibri" w:eastAsia="Times New Roman" w:hAnsi="Calibri" w:cs="Calibri"/>
+          <w:color w:val="000000"/>
+          <w:kern w:val="0"/>
+          <w:sz w:val="28"/>
+          <w:szCs w:val="28"/>
+          <w:lang w:eastAsia="en-IN"/>
+          <w14:ligatures w14:val="none"/>
+        </w:rPr>
+        <w:t>:</w:t>
+      </w:r>
+    </w:p>
+    <w:p>
+      <w:pPr>
+        <w:pStyle w:val="ListParagraph"/>
+        <w:numPr>
+          <w:ilvl w:val="0"/>
+          <w:numId w:val="13"/>
+        </w:numPr>
+        <w:spacing w:after="0" w:line="240" w:lineRule="auto"/>
+        <w:rPr>
+          <w:rFonts w:ascii="Calibri" w:eastAsia="Times New Roman" w:hAnsi="Calibri" w:cs="Calibri"/>
+          <w:color w:val="000000"/>
+          <w:kern w:val="0"/>
+          <w:sz w:val="28"/>
+          <w:szCs w:val="28"/>
+          <w:lang w:eastAsia="en-IN"/>
+          <w14:ligatures w14:val="none"/>
+        </w:rPr>
+      </w:pPr>
+      <w:r>
+        <w:rPr>
+          <w:rFonts w:ascii="Calibri" w:eastAsia="Times New Roman" w:hAnsi="Calibri" w:cs="Calibri"/>
+          <w:color w:val="000000"/>
+          <w:kern w:val="0"/>
+          <w:sz w:val="28"/>
+          <w:szCs w:val="28"/>
+          <w:lang w:eastAsia="en-IN"/>
+          <w14:ligatures w14:val="none"/>
+        </w:rPr>
+        <w:t xml:space="preserve">  INVALID_ACTION</w:t>
+      </w:r>
+    </w:p>
+    <w:p>
+      <w:pPr>
+        <w:pStyle w:val="ListParagraph"/>
+        <w:numPr>
+          <w:ilvl w:val="0"/>
+          <w:numId w:val="13"/>
+        </w:numPr>
+        <w:spacing w:after="0" w:line="240" w:lineRule="auto"/>
+        <w:rPr>
+          <w:rFonts w:ascii="Calibri" w:eastAsia="Times New Roman" w:hAnsi="Calibri" w:cs="Calibri"/>
+          <w:color w:val="000000"/>
+          <w:kern w:val="0"/>
+          <w:sz w:val="28"/>
+          <w:szCs w:val="28"/>
+          <w:lang w:eastAsia="en-IN"/>
+          <w14:ligatures w14:val="none"/>
+        </w:rPr>
+      </w:pPr>
+      <w:r>
+        <w:rPr>
+          <w:rFonts w:ascii="Calibri" w:eastAsia="Times New Roman" w:hAnsi="Calibri" w:cs="Calibri"/>
+          <w:color w:val="000000"/>
+          <w:kern w:val="0"/>
+          <w:sz w:val="28"/>
+          <w:szCs w:val="28"/>
+          <w:lang w:eastAsia="en-IN"/>
+          <w14:ligatures w14:val="none"/>
+        </w:rPr>
+        <w:t xml:space="preserve">  RECORD_NOT_FOUND</w:t>
+      </w:r>
+    </w:p>
+    <w:p>
+      <w:pPr>
+        <w:pStyle w:val="ListParagraph"/>
+        <w:numPr>
+          <w:ilvl w:val="0"/>
+          <w:numId w:val="13"/>
+        </w:numPr>
+        <w:spacing w:after="0" w:line="240" w:lineRule="auto"/>
+        <w:rPr>
+          <w:rFonts w:ascii="Calibri" w:eastAsia="Times New Roman" w:hAnsi="Calibri" w:cs="Calibri"/>
+          <w:color w:val="000000"/>
+          <w:kern w:val="0"/>
+          <w:sz w:val="28"/>
+          <w:szCs w:val="28"/>
+          <w:lang w:eastAsia="en-IN"/>
+          <w14:ligatures w14:val="none"/>
+        </w:rPr>
+      </w:pPr>
+      <w:r>
+        <w:rPr>
+          <w:rFonts w:ascii="Calibri" w:eastAsia="Times New Roman" w:hAnsi="Calibri" w:cs="Calibri"/>
+          <w:color w:val="000000"/>
+          <w:kern w:val="0"/>
+          <w:sz w:val="28"/>
+          <w:szCs w:val="28"/>
+          <w:lang w:eastAsia="en-IN"/>
+          <w14:ligatures w14:val="none"/>
+        </w:rPr>
+        <w:t xml:space="preserve">  RECORD_ALREADY_EXISTS</w:t>
+      </w:r>
+      <w:r>
+        <w:rPr>
+          <w:rFonts w:ascii="Calibri" w:eastAsia="Times New Roman" w:hAnsi="Calibri" w:cs="Calibri"/>
+          <w:color w:val="000000"/>
+          <w:kern w:val="0"/>
+          <w:sz w:val="28"/>
+          <w:szCs w:val="28"/>
+          <w:lang w:eastAsia="en-IN"/>
+          <w14:ligatures w14:val="none"/>
+        </w:rPr>
+        <w:br/>
+      </w:r>
+    </w:p>
+    <w:p>
+      <w:pPr>
+        <w:pStyle w:val="ListParagraph"/>
+        <w:numPr>
+          <w:ilvl w:val="0"/>
+          <w:numId w:val="2"/>
+        </w:numPr>
+        <w:spacing w:after="0" w:line="240" w:lineRule="auto"/>
+        <w:rPr>
+          <w:rFonts w:ascii="Calibri" w:eastAsia="Times New Roman" w:hAnsi="Calibri" w:cs="Calibri"/>
+          <w:color w:val="000000"/>
+          <w:kern w:val="0"/>
+          <w:sz w:val="28"/>
+          <w:szCs w:val="28"/>
+          <w:lang w:eastAsia="en-IN"/>
+          <w14:ligatures w14:val="none"/>
+        </w:rPr>
+      </w:pPr>
+      <w:r>
+        <w:rPr>
+          <w:rFonts w:ascii="Calibri" w:eastAsia="Times New Roman" w:hAnsi="Calibri" w:cs="Calibri"/>
+          <w:color w:val="000000"/>
+          <w:kern w:val="0"/>
+          <w:sz w:val="28"/>
+          <w:szCs w:val="28"/>
+          <w:lang w:eastAsia="en-IN"/>
+          <w14:ligatures w14:val="none"/>
+        </w:rPr>
+        <w:t>We need a DATABASE table(</w:t>
+      </w:r>
+      <w:proofErr w:type="spellStart"/>
+      <w:r>
+        <w:rPr>
+          <w:rFonts w:ascii="Calibri" w:eastAsia="Times New Roman" w:hAnsi="Calibri" w:cs="Calibri"/>
+          <w:color w:val="000000"/>
+          <w:kern w:val="0"/>
+          <w:sz w:val="28"/>
+          <w:szCs w:val="28"/>
+          <w:lang w:eastAsia="en-IN"/>
+          <w14:ligatures w14:val="none"/>
+        </w:rPr>
+        <w:t>zkr_dt_ufm</w:t>
+      </w:r>
+      <w:proofErr w:type="spellEnd"/>
+      <w:r>
+        <w:rPr>
+          <w:rFonts w:ascii="Calibri" w:eastAsia="Times New Roman" w:hAnsi="Calibri" w:cs="Calibri"/>
+          <w:color w:val="000000"/>
+          <w:kern w:val="0"/>
+          <w:sz w:val="28"/>
+          <w:szCs w:val="28"/>
+          <w:lang w:eastAsia="en-IN"/>
+          <w14:ligatures w14:val="none"/>
+        </w:rPr>
+        <w:t>).</w:t>
+      </w:r>
+    </w:p>
+    <w:p>
+      <w:pPr>
+        <w:spacing w:after="0" w:line="240" w:lineRule="auto"/>
+        <w:rPr>
+          <w:rFonts w:ascii="Calibri" w:eastAsia="Times New Roman" w:hAnsi="Calibri" w:cs="Calibri"/>
+          <w:color w:val="000000"/>
+          <w:kern w:val="0"/>
+          <w:sz w:val="28"/>
+          <w:szCs w:val="28"/>
+          <w:lang w:eastAsia="en-IN"/>
+          <w14:ligatures w14:val="none"/>
+        </w:rPr>
+      </w:pPr>
+    </w:p>
+    <w:p>
+      <w:pPr>
+        <w:pStyle w:val="ListParagraph"/>
+        <w:numPr>
+          <w:ilvl w:val="0"/>
+          <w:numId w:val="8"/>
+        </w:numPr>
+        <w:spacing w:after="0" w:line="240" w:lineRule="auto"/>
         <w:rPr>
           <w:rFonts w:ascii="Calibri" w:eastAsia="Times New Roman" w:hAnsi="Calibri" w:cs="Calibri"/>
           <w:b/>
@@ -9892,7 +10519,20 @@
           <w:lang w:eastAsia="en-IN"/>
           <w14:ligatures w14:val="none"/>
         </w:rPr>
-        <w:t>hat is commit work and commit work and wait.</w:t>
+      </w:pPr>
+      <w:r>
+        <w:rPr>
+          <w:rFonts w:ascii="Calibri" w:eastAsia="Times New Roman" w:hAnsi="Calibri" w:cs="Calibri"/>
+          <w:b/>
+          <w:bCs/>
+          <w:color w:val="000000"/>
+          <w:kern w:val="0"/>
+          <w:sz w:val="28"/>
+          <w:szCs w:val="28"/>
+          <w:lang w:eastAsia="en-IN"/>
+          <w14:ligatures w14:val="none"/>
+        </w:rPr>
+        <w:t>What is commit work and commit work and wait.</w:t>
       </w:r>
     </w:p>
     <w:p>
@@ -10145,7 +10785,20 @@
           <w:lang w:eastAsia="en-IN"/>
           <w14:ligatures w14:val="none"/>
         </w:rPr>
-        <w:t xml:space="preserve">→ All changes become PERMANENT in database </w:t>
+        <w:t xml:space="preserve">→ All changes become PERMANENT in </w:t>
+      </w:r>
+      <w:proofErr w:type="gramStart"/>
+      <w:r>
+        <w:rPr>
+          <w:rFonts w:ascii="Calibri" w:eastAsia="Times New Roman" w:hAnsi="Calibri" w:cs="Calibri"/>
+          <w:color w:val="000000"/>
+          <w:kern w:val="0"/>
+          <w:sz w:val="28"/>
+          <w:szCs w:val="28"/>
+          <w:lang w:eastAsia="en-IN"/>
+          <w14:ligatures w14:val="none"/>
+        </w:rPr>
+        <w:t xml:space="preserve">database </w:t>
       </w:r>
       <w:r>
         <w:rPr>
@@ -10159,6 +10812,7 @@
         </w:rPr>
         <w:t>.</w:t>
       </w:r>
+      <w:proofErr w:type="gramEnd"/>
     </w:p>
     <w:p>
       <w:pPr>
@@ -12110,6 +12764,7 @@
         <w:t xml:space="preserve"> between </w:t>
       </w:r>
       <w:proofErr w:type="spellStart"/>
+      <w:proofErr w:type="gramStart"/>
       <w:r>
         <w:rPr>
           <w:rFonts w:ascii="Calibri" w:eastAsia="Times New Roman" w:hAnsi="Calibri" w:cs="Calibri"/>
@@ -12123,6 +12778,7 @@
         <w:t>Normal,rfc</w:t>
       </w:r>
       <w:proofErr w:type="spellEnd"/>
+      <w:proofErr w:type="gramEnd"/>
       <w:r>
         <w:rPr>
           <w:rFonts w:ascii="Calibri" w:eastAsia="Times New Roman" w:hAnsi="Calibri" w:cs="Calibri"/>
@@ -13377,6 +14033,7 @@
           <w14:ligatures w14:val="none"/>
         </w:rPr>
       </w:pPr>
+      <w:proofErr w:type="gramStart"/>
       <w:r>
         <w:rPr>
           <w:rFonts w:ascii="Calibri" w:eastAsia="Times New Roman" w:hAnsi="Calibri" w:cs="Calibri"/>
@@ -13389,6 +14046,7 @@
         </w:rPr>
         <w:t>Flow :</w:t>
       </w:r>
+      <w:proofErr w:type="gramEnd"/>
     </w:p>
     <w:p>
       <w:pPr>
@@ -16023,6 +16681,7 @@
   <w:style w:type="character" w:default="1" w:styleId="DefaultParagraphFont">
     <w:name w:val="Default Paragraph Font"/>
     <w:uiPriority w:val="1"/>
+    <w:semiHidden/>
     <w:unhideWhenUsed/>
   </w:style>
   <w:style w:type="table" w:default="1" w:styleId="TableNormal">
